--- a/Portfolio Report.docx
+++ b/Portfolio Report.docx
@@ -132,6 +132,7 @@
             <w14:uncheckedState w14:val="2610" w14:font="MS Gothic"/>
           </w14:checkbox>
         </w:sdtPr>
+        <w:sdtEndPr/>
         <w:sdtContent>
           <w:r>
             <w:rPr>
@@ -160,6 +161,7 @@
             <w14:uncheckedState w14:val="2610" w14:font="MS Gothic"/>
           </w14:checkbox>
         </w:sdtPr>
+        <w:sdtEndPr/>
         <w:sdtContent>
           <w:r>
             <w:rPr>
@@ -291,6 +293,7 @@
                   <w14:uncheckedState w14:val="2610" w14:font="MS Gothic"/>
                 </w14:checkbox>
               </w:sdtPr>
+              <w:sdtEndPr/>
               <w:sdtContent>
                 <w:r>
                   <w:rPr>
@@ -352,6 +355,7 @@
                   <w14:uncheckedState w14:val="2610" w14:font="MS Gothic"/>
                 </w14:checkbox>
               </w:sdtPr>
+              <w:sdtEndPr/>
               <w:sdtContent>
                 <w:r>
                   <w:rPr>
@@ -436,7 +440,7 @@
                 <w:sz w:val="20"/>
                 <w:szCs w:val="20"/>
               </w:rPr>
-              <w:t>Section 3, especially Sections 3.1–3.3.</w:t>
+              <w:t>Section 3.6</w:t>
             </w:r>
           </w:p>
         </w:tc>
@@ -548,6 +552,7 @@
                   <w14:uncheckedState w14:val="2610" w14:font="MS Gothic"/>
                 </w14:checkbox>
               </w:sdtPr>
+              <w:sdtEndPr/>
               <w:sdtContent>
                 <w:r>
                   <w:rPr>
@@ -602,6 +607,7 @@
                   <w14:uncheckedState w14:val="2610" w14:font="MS Gothic"/>
                 </w14:checkbox>
               </w:sdtPr>
+              <w:sdtEndPr/>
               <w:sdtContent>
                 <w:r>
                   <w:rPr>
@@ -686,7 +692,7 @@
                 <w:sz w:val="20"/>
                 <w:szCs w:val="20"/>
               </w:rPr>
-              <w:t>Section 4, especially Sections 4.1–4.4.</w:t>
+              <w:t>Section 3.5</w:t>
             </w:r>
           </w:p>
         </w:tc>
@@ -791,6 +797,7 @@
                   <w14:uncheckedState w14:val="2610" w14:font="MS Gothic"/>
                 </w14:checkbox>
               </w:sdtPr>
+              <w:sdtEndPr/>
               <w:sdtContent>
                 <w:r>
                   <w:rPr>
@@ -845,6 +852,7 @@
                   <w14:uncheckedState w14:val="2610" w14:font="MS Gothic"/>
                 </w14:checkbox>
               </w:sdtPr>
+              <w:sdtEndPr/>
               <w:sdtContent>
                 <w:r>
                   <w:rPr>
@@ -1037,6 +1045,7 @@
                   <w14:uncheckedState w14:val="2610" w14:font="MS Gothic"/>
                 </w14:checkbox>
               </w:sdtPr>
+              <w:sdtEndPr/>
               <w:sdtContent>
                 <w:r>
                   <w:rPr>
@@ -1091,6 +1100,7 @@
                   <w14:uncheckedState w14:val="2610" w14:font="MS Gothic"/>
                 </w14:checkbox>
               </w:sdtPr>
+              <w:sdtEndPr/>
               <w:sdtContent>
                 <w:r>
                   <w:rPr>
@@ -1172,7 +1182,7 @@
               <w:rPr>
                 <w:rFonts w:ascii="Segoe UI" w:hAnsi="Segoe UI" w:cs="Segoe UI"/>
               </w:rPr>
-              <w:t>Section 5.2.</w:t>
+              <w:t>Section 3.2</w:t>
             </w:r>
           </w:p>
         </w:tc>
@@ -1299,6 +1309,7 @@
                   <w14:uncheckedState w14:val="2610" w14:font="MS Gothic"/>
                 </w14:checkbox>
               </w:sdtPr>
+              <w:sdtEndPr/>
               <w:sdtContent>
                 <w:r>
                   <w:rPr>
@@ -1353,6 +1364,7 @@
                   <w14:uncheckedState w14:val="2610" w14:font="MS Gothic"/>
                 </w14:checkbox>
               </w:sdtPr>
+              <w:sdtEndPr/>
               <w:sdtContent>
                 <w:r>
                   <w:rPr>
@@ -1430,7 +1442,7 @@
               <w:rPr>
                 <w:rFonts w:ascii="Segoe UI" w:hAnsi="Segoe UI" w:cs="Segoe UI"/>
               </w:rPr>
-              <w:t>Section 2, especially Sections 2.2–2.3.</w:t>
+              <w:t>Section 3.1</w:t>
             </w:r>
           </w:p>
         </w:tc>
@@ -1532,6 +1544,7 @@
                   <w14:uncheckedState w14:val="2610" w14:font="MS Gothic"/>
                 </w14:checkbox>
               </w:sdtPr>
+              <w:sdtEndPr/>
               <w:sdtContent>
                 <w:r>
                   <w:rPr>
@@ -1586,6 +1599,7 @@
                   <w14:uncheckedState w14:val="2610" w14:font="MS Gothic"/>
                 </w14:checkbox>
               </w:sdtPr>
+              <w:sdtEndPr/>
               <w:sdtContent>
                 <w:r>
                   <w:rPr>
@@ -1663,7 +1677,7 @@
               <w:rPr>
                 <w:rFonts w:ascii="Segoe UI" w:hAnsi="Segoe UI" w:cs="Segoe UI"/>
               </w:rPr>
-              <w:t>Section 4, especially Sections 4.2–4.5.</w:t>
+              <w:t>Section 3.5</w:t>
             </w:r>
           </w:p>
         </w:tc>
@@ -1774,6 +1788,7 @@
                   <w14:uncheckedState w14:val="2610" w14:font="MS Gothic"/>
                 </w14:checkbox>
               </w:sdtPr>
+              <w:sdtEndPr/>
               <w:sdtContent>
                 <w:r>
                   <w:rPr>
@@ -1828,6 +1843,7 @@
                   <w14:uncheckedState w14:val="2610" w14:font="MS Gothic"/>
                 </w14:checkbox>
               </w:sdtPr>
+              <w:sdtEndPr/>
               <w:sdtContent>
                 <w:r>
                   <w:rPr>
@@ -1905,7 +1921,7 @@
               <w:rPr>
                 <w:rFonts w:ascii="Segoe UI" w:hAnsi="Segoe UI" w:cs="Segoe UI"/>
               </w:rPr>
-              <w:t>Section 2, especially Sections 2.1–2.3.</w:t>
+              <w:t>Section 3.1</w:t>
             </w:r>
           </w:p>
         </w:tc>
@@ -2016,6 +2032,7 @@
                   <w14:uncheckedState w14:val="2610" w14:font="MS Gothic"/>
                 </w14:checkbox>
               </w:sdtPr>
+              <w:sdtEndPr/>
               <w:sdtContent>
                 <w:r>
                   <w:rPr>
@@ -2070,6 +2087,7 @@
                   <w14:uncheckedState w14:val="2610" w14:font="MS Gothic"/>
                 </w14:checkbox>
               </w:sdtPr>
+              <w:sdtEndPr/>
               <w:sdtContent>
                 <w:r>
                   <w:rPr>
@@ -2155,7 +2173,7 @@
               <w:rPr>
                 <w:rFonts w:ascii="Segoe UI" w:hAnsi="Segoe UI" w:cs="Segoe UI"/>
               </w:rPr>
-              <w:t>Sections 2.3 and 4.3–4.4.</w:t>
+              <w:t>Sections 3.4 and 3.6</w:t>
             </w:r>
           </w:p>
         </w:tc>
@@ -2297,6 +2315,7 @@
                   <w14:uncheckedState w14:val="2610" w14:font="MS Gothic"/>
                 </w14:checkbox>
               </w:sdtPr>
+              <w:sdtEndPr/>
               <w:sdtContent>
                 <w:r>
                   <w:rPr>
@@ -2351,6 +2370,7 @@
                   <w14:uncheckedState w14:val="2610" w14:font="MS Gothic"/>
                 </w14:checkbox>
               </w:sdtPr>
+              <w:sdtEndPr/>
               <w:sdtContent>
                 <w:r>
                   <w:rPr>
@@ -2429,7 +2449,7 @@
               <w:rPr>
                 <w:rFonts w:ascii="Segoe UI" w:hAnsi="Segoe UI" w:cs="Segoe UI"/>
               </w:rPr>
-              <w:t>Section 1 and Section 2, especially Sections 2.2–2.3.</w:t>
+              <w:t>Sections 1 and 3.7</w:t>
             </w:r>
           </w:p>
         </w:tc>
@@ -2531,6 +2551,7 @@
                   <w14:uncheckedState w14:val="2610" w14:font="MS Gothic"/>
                 </w14:checkbox>
               </w:sdtPr>
+              <w:sdtEndPr/>
               <w:sdtContent>
                 <w:r>
                   <w:rPr>
@@ -2585,6 +2606,7 @@
                   <w14:uncheckedState w14:val="2610" w14:font="MS Gothic"/>
                 </w14:checkbox>
               </w:sdtPr>
+              <w:sdtEndPr/>
               <w:sdtContent>
                 <w:r>
                   <w:rPr>
@@ -2662,7 +2684,7 @@
               <w:rPr>
                 <w:rFonts w:ascii="Segoe UI" w:hAnsi="Segoe UI" w:cs="Segoe UI"/>
               </w:rPr>
-              <w:t>Section 1 and Section 2.3, with financial results discussed in Section 5.</w:t>
+              <w:t>Section 3.3</w:t>
             </w:r>
           </w:p>
         </w:tc>
@@ -2764,6 +2786,7 @@
                   <w14:uncheckedState w14:val="2610" w14:font="MS Gothic"/>
                 </w14:checkbox>
               </w:sdtPr>
+              <w:sdtEndPr/>
               <w:sdtContent>
                 <w:r>
                   <w:rPr>
@@ -2818,6 +2841,7 @@
                   <w14:uncheckedState w14:val="2610" w14:font="MS Gothic"/>
                 </w14:checkbox>
               </w:sdtPr>
+              <w:sdtEndPr/>
               <w:sdtContent>
                 <w:r>
                   <w:rPr>
@@ -2895,7 +2919,7 @@
               <w:rPr>
                 <w:rFonts w:ascii="Segoe UI" w:hAnsi="Segoe UI" w:cs="Segoe UI"/>
               </w:rPr>
-              <w:t>Section 1 and Section 5.1.</w:t>
+              <w:t>Section 3.7</w:t>
             </w:r>
           </w:p>
         </w:tc>
@@ -2997,6 +3021,7 @@
                   <w14:uncheckedState w14:val="2610" w14:font="MS Gothic"/>
                 </w14:checkbox>
               </w:sdtPr>
+              <w:sdtEndPr/>
               <w:sdtContent>
                 <w:r>
                   <w:rPr>
@@ -3051,6 +3076,7 @@
                   <w14:uncheckedState w14:val="2610" w14:font="MS Gothic"/>
                 </w14:checkbox>
               </w:sdtPr>
+              <w:sdtEndPr/>
               <w:sdtContent>
                 <w:r>
                   <w:rPr>
@@ -3128,7 +3154,7 @@
               <w:rPr>
                 <w:rFonts w:ascii="Segoe UI" w:hAnsi="Segoe UI" w:cs="Segoe UI"/>
               </w:rPr>
-              <w:t>Section 5.3.</w:t>
+              <w:t>Sections 3.6 and 6</w:t>
             </w:r>
           </w:p>
         </w:tc>
@@ -3313,7 +3339,23 @@
           <w:rFonts w:ascii="Segoe UI" w:hAnsi="Segoe UI" w:cs="Segoe UI"/>
           <w:lang w:val="en-GB"/>
         </w:rPr>
-        <w:t>* please exclude any hours you spent on parts reused from other courses</w:t>
+        <w:t xml:space="preserve">* </w:t>
+      </w:r>
+      <w:proofErr w:type="gramStart"/>
+      <w:r>
+        <w:rPr>
+          <w:rFonts w:ascii="Segoe UI" w:hAnsi="Segoe UI" w:cs="Segoe UI"/>
+          <w:lang w:val="en-GB"/>
+        </w:rPr>
+        <w:t>please</w:t>
+      </w:r>
+      <w:proofErr w:type="gramEnd"/>
+      <w:r>
+        <w:rPr>
+          <w:rFonts w:ascii="Segoe UI" w:hAnsi="Segoe UI" w:cs="Segoe UI"/>
+          <w:lang w:val="en-GB"/>
+        </w:rPr>
+        <w:t xml:space="preserve"> exclude any hours you spent on parts reused from other courses</w:t>
       </w:r>
     </w:p>
     <w:p>
@@ -3561,6 +3603,7 @@
                   <w14:uncheckedState w14:val="2610" w14:font="MS Gothic"/>
                 </w14:checkbox>
               </w:sdtPr>
+              <w:sdtEndPr/>
               <w:sdtContent>
                 <w:r>
                   <w:rPr>
@@ -3687,6 +3730,7 @@
                   <w14:uncheckedState w14:val="2610" w14:font="MS Gothic"/>
                 </w14:checkbox>
               </w:sdtPr>
+              <w:sdtEndPr/>
               <w:sdtContent>
                 <w:r>
                   <w:rPr>
@@ -3881,6 +3925,7 @@
                   <w14:uncheckedState w14:val="2610" w14:font="MS Gothic"/>
                 </w14:checkbox>
               </w:sdtPr>
+              <w:sdtEndPr/>
               <w:sdtContent>
                 <w:r>
                   <w:rPr>
@@ -4108,7 +4153,7 @@
           <w:rFonts w:ascii="Times New Roman" w:hAnsi="Times New Roman" w:cs="Times New Roman"/>
           <w:lang w:val="en-IN"/>
         </w:rPr>
-        <w:t>The final pipeline completed successfully and produced a KG containing 442,401 nodes and 1,085,835 relationships, including 362,830 inferred relationships.</w:t>
+        <w:t>The final pipeline completed successfully and produced a Knowledge Graph containing 442,401 nodes and 1,087,297 relationships. Of these, 723,005 are explicit relationships and 364,292 are inferred or derived relationships, consisting of 362,830 logical relationships and 1,462 embedding-derived relationships.</w:t>
       </w:r>
     </w:p>
     <w:p>
@@ -4144,6 +4189,44 @@
         </w:rPr>
         <w:t>E-commerce data contains many interconnected entities. A customer places an order, an order contains products, products belong to categories and are offered by sellers, while orders are connected to payments and reviews. These relationships are difficult to explore through isolated tables, especially when several relationships have to be followed simultaneously.</w:t>
       </w:r>
+      <w:r>
+        <w:rPr>
+          <w:rFonts w:ascii="Times New Roman" w:hAnsi="Times New Roman" w:cs="Times New Roman"/>
+          <w:lang w:val="en-IN"/>
+        </w:rPr>
+        <w:t xml:space="preserve"> </w:t>
+      </w:r>
+      <w:r>
+        <w:rPr>
+          <w:rFonts w:ascii="Times New Roman" w:hAnsi="Times New Roman" w:cs="Times New Roman"/>
+          <w:lang w:val="en-IN"/>
+        </w:rPr>
+        <w:t>The dataset is directly imported in the code</w:t>
+      </w:r>
+      <w:r>
+        <w:rPr>
+          <w:rFonts w:ascii="Times New Roman" w:hAnsi="Times New Roman" w:cs="Times New Roman"/>
+          <w:lang w:val="en-IN"/>
+        </w:rPr>
+        <w:t>. Also, t</w:t>
+      </w:r>
+      <w:r>
+        <w:rPr>
+          <w:rFonts w:ascii="Times New Roman" w:hAnsi="Times New Roman" w:cs="Times New Roman"/>
+          <w:lang w:val="en-IN"/>
+        </w:rPr>
+        <w:t xml:space="preserve">he public link of the OLIST dataset is: </w:t>
+      </w:r>
+      <w:hyperlink r:id="rId7" w:history="1">
+        <w:r>
+          <w:rPr>
+            <w:rStyle w:val="Hyperlink"/>
+            <w:rFonts w:ascii="Times New Roman" w:hAnsi="Times New Roman" w:cs="Times New Roman"/>
+            <w:lang w:val="en-IN"/>
+          </w:rPr>
+          <w:t>https://www.kaggle.com/datasets/olistbr/brazilian-ecommerce?resource=download</w:t>
+        </w:r>
+      </w:hyperlink>
     </w:p>
     <w:p>
       <w:pPr>
@@ -4817,6 +4900,7 @@
                 <w:szCs w:val="20"/>
                 <w:lang w:val="en-IN"/>
               </w:rPr>
+              <w:lastRenderedPageBreak/>
               <w:t>Geolocation</w:t>
             </w:r>
           </w:p>
@@ -4936,7 +5020,6 @@
           <w:rFonts w:ascii="Times New Roman" w:hAnsi="Times New Roman" w:cs="Times New Roman"/>
           <w:lang w:val="en-IN"/>
         </w:rPr>
-        <w:lastRenderedPageBreak/>
         <w:t>The data-loading stage performs schema validation, duplicate checking, missing-value inspection, type conversion and category translation. Duplicate geolocation records were removed before graph construction.</w:t>
       </w:r>
     </w:p>
@@ -5188,22 +5271,42 @@
       <w:pPr>
         <w:rPr>
           <w:rFonts w:ascii="Times New Roman" w:hAnsi="Times New Roman" w:cs="Times New Roman"/>
-          <w:lang w:val="en-IN"/>
-        </w:rPr>
-      </w:pPr>
-      <w:r>
-        <w:rPr>
-          <w:rFonts w:ascii="Times New Roman" w:hAnsi="Times New Roman" w:cs="Times New Roman"/>
-          <w:lang w:val="en-IN"/>
-        </w:rPr>
-        <w:t>The final KG contained:</w:t>
-      </w:r>
-    </w:p>
-    <w:p>
-      <w:pPr>
+          <w:b/>
+          <w:bCs/>
+          <w:lang w:val="en-IN"/>
+        </w:rPr>
+      </w:pPr>
+      <w:r>
+        <w:rPr>
+          <w:rFonts w:ascii="Times New Roman" w:hAnsi="Times New Roman" w:cs="Times New Roman"/>
+          <w:b/>
+          <w:bCs/>
+          <w:lang w:val="en-IN"/>
+        </w:rPr>
+        <w:t>Concrete construction examples</w:t>
+      </w:r>
+    </w:p>
+    <w:p>
+      <w:pPr>
+        <w:rPr>
+          <w:rFonts w:ascii="Times New Roman" w:hAnsi="Times New Roman" w:cs="Times New Roman"/>
+          <w:lang w:val="en-IN"/>
+        </w:rPr>
+      </w:pPr>
+      <w:r>
+        <w:rPr>
+          <w:rFonts w:ascii="Times New Roman" w:hAnsi="Times New Roman" w:cs="Times New Roman"/>
+          <w:lang w:val="en-IN"/>
+        </w:rPr>
+        <w:t>Three examples illustrate how the source tables were transformed into graph knowledge:</w:t>
+      </w:r>
+    </w:p>
+    <w:p>
+      <w:pPr>
+        <w:pStyle w:val="ListParagraph"/>
         <w:numPr>
           <w:ilvl w:val="0"/>
-          <w:numId w:val="4"/>
+          <w:numId w:val="17"/>
         </w:numPr>
         <w:rPr>
           <w:rFonts w:ascii="Times New Roman" w:hAnsi="Times New Roman" w:cs="Times New Roman"/>
@@ -5217,14 +5320,38 @@
           <w:bCs/>
           <w:lang w:val="en-IN"/>
         </w:rPr>
-        <w:t>442,401 nodes</w:t>
-      </w:r>
-    </w:p>
-    <w:p>
-      <w:pPr>
+        <w:t>Customer and order construction:</w:t>
+      </w:r>
+      <w:r>
+        <w:rPr>
+          <w:rFonts w:ascii="Times New Roman" w:hAnsi="Times New Roman" w:cs="Times New Roman"/>
+          <w:lang w:val="en-IN"/>
+        </w:rPr>
+        <w:t xml:space="preserve"> Customer entities were created from the customer identifiers in the customer dataset, while order entities were created from </w:t>
+      </w:r>
+      <w:proofErr w:type="spellStart"/>
+      <w:r>
+        <w:rPr>
+          <w:rFonts w:ascii="Times New Roman" w:hAnsi="Times New Roman" w:cs="Times New Roman"/>
+          <w:lang w:val="en-IN"/>
+        </w:rPr>
+        <w:t>order_id</w:t>
+      </w:r>
+      <w:proofErr w:type="spellEnd"/>
+      <w:r>
+        <w:rPr>
+          <w:rFonts w:ascii="Times New Roman" w:hAnsi="Times New Roman" w:cs="Times New Roman"/>
+          <w:lang w:val="en-IN"/>
+        </w:rPr>
+        <w:t>. The order records were then used to create Customer -[PLACED]-&gt; Order relationships.</w:t>
+      </w:r>
+    </w:p>
+    <w:p>
+      <w:pPr>
+        <w:pStyle w:val="ListParagraph"/>
         <w:numPr>
           <w:ilvl w:val="0"/>
-          <w:numId w:val="4"/>
+          <w:numId w:val="17"/>
         </w:numPr>
         <w:rPr>
           <w:rFonts w:ascii="Times New Roman" w:hAnsi="Times New Roman" w:cs="Times New Roman"/>
@@ -5238,14 +5365,38 @@
           <w:bCs/>
           <w:lang w:val="en-IN"/>
         </w:rPr>
-        <w:t>1,085,835 relationships</w:t>
-      </w:r>
-    </w:p>
-    <w:p>
-      <w:pPr>
+        <w:t>Product and category construction:</w:t>
+      </w:r>
+      <w:r>
+        <w:rPr>
+          <w:rFonts w:ascii="Times New Roman" w:hAnsi="Times New Roman" w:cs="Times New Roman"/>
+          <w:lang w:val="en-IN"/>
+        </w:rPr>
+        <w:t xml:space="preserve"> Product entities were created from </w:t>
+      </w:r>
+      <w:proofErr w:type="spellStart"/>
+      <w:r>
+        <w:rPr>
+          <w:rFonts w:ascii="Times New Roman" w:hAnsi="Times New Roman" w:cs="Times New Roman"/>
+          <w:lang w:val="en-IN"/>
+        </w:rPr>
+        <w:t>product_id</w:t>
+      </w:r>
+      <w:proofErr w:type="spellEnd"/>
+      <w:r>
+        <w:rPr>
+          <w:rFonts w:ascii="Times New Roman" w:hAnsi="Times New Roman" w:cs="Times New Roman"/>
+          <w:lang w:val="en-IN"/>
+        </w:rPr>
+        <w:t>. Product-category information was used to create Product -[BELONGS_TO]-&gt; Category relationships, with the category translation data providing the English category representation.</w:t>
+      </w:r>
+    </w:p>
+    <w:p>
+      <w:pPr>
+        <w:pStyle w:val="ListParagraph"/>
         <w:numPr>
           <w:ilvl w:val="0"/>
-          <w:numId w:val="4"/>
+          <w:numId w:val="17"/>
         </w:numPr>
         <w:rPr>
           <w:rFonts w:ascii="Times New Roman" w:hAnsi="Times New Roman" w:cs="Times New Roman"/>
@@ -5259,28 +5410,128 @@
           <w:bCs/>
           <w:lang w:val="en-IN"/>
         </w:rPr>
-        <w:t>723,005 explicit relationships</w:t>
-      </w:r>
-    </w:p>
-    <w:p>
-      <w:pPr>
-        <w:numPr>
-          <w:ilvl w:val="0"/>
-          <w:numId w:val="4"/>
-        </w:numPr>
-        <w:rPr>
-          <w:rFonts w:ascii="Times New Roman" w:hAnsi="Times New Roman" w:cs="Times New Roman"/>
-          <w:lang w:val="en-IN"/>
-        </w:rPr>
-      </w:pPr>
-      <w:r>
-        <w:rPr>
-          <w:rFonts w:ascii="Times New Roman" w:hAnsi="Times New Roman" w:cs="Times New Roman"/>
-          <w:b/>
-          <w:bCs/>
-          <w:lang w:val="en-IN"/>
-        </w:rPr>
-        <w:t>362,830 inferred relationships</w:t>
+        <w:t>Order and payment construction:</w:t>
+      </w:r>
+      <w:r>
+        <w:rPr>
+          <w:rFonts w:ascii="Times New Roman" w:hAnsi="Times New Roman" w:cs="Times New Roman"/>
+          <w:lang w:val="en-IN"/>
+        </w:rPr>
+        <w:t xml:space="preserve"> Payment records were represented as payment entities and connected to their corresponding orders through Order -[HAS_PAYMENT]-&gt; Payment. This makes payment information directly accessible from the transactional part of the graph.</w:t>
+      </w:r>
+    </w:p>
+    <w:p>
+      <w:pPr>
+        <w:pStyle w:val="NormalWeb"/>
+        <w:rPr>
+          <w:sz w:val="22"/>
+          <w:szCs w:val="22"/>
+        </w:rPr>
+      </w:pPr>
+      <w:r>
+        <w:rPr>
+          <w:sz w:val="22"/>
+          <w:szCs w:val="22"/>
+        </w:rPr>
+        <w:t>The overall architecture follows the pipeline:</w:t>
+      </w:r>
+    </w:p>
+    <w:p>
+      <w:pPr>
+        <w:pStyle w:val="NormalWeb"/>
+        <w:rPr>
+          <w:sz w:val="22"/>
+          <w:szCs w:val="22"/>
+        </w:rPr>
+      </w:pPr>
+      <w:r>
+        <w:rPr>
+          <w:rStyle w:val="Strong"/>
+          <w:sz w:val="22"/>
+          <w:szCs w:val="22"/>
+        </w:rPr>
+        <w:t xml:space="preserve">Data loading and cleaning → KG construction → NLP/geographic enrichment → logical reasoning → Node2Vec representation learning → ML-based KG evolution → analytics and query services → </w:t>
+      </w:r>
+      <w:proofErr w:type="spellStart"/>
+      <w:r>
+        <w:rPr>
+          <w:rStyle w:val="Strong"/>
+          <w:sz w:val="22"/>
+          <w:szCs w:val="22"/>
+        </w:rPr>
+        <w:t>Streamlit</w:t>
+      </w:r>
+      <w:proofErr w:type="spellEnd"/>
+      <w:r>
+        <w:rPr>
+          <w:rStyle w:val="Strong"/>
+          <w:sz w:val="22"/>
+          <w:szCs w:val="22"/>
+        </w:rPr>
+        <w:t xml:space="preserve"> application.</w:t>
+      </w:r>
+    </w:p>
+    <w:p>
+      <w:pPr>
+        <w:pStyle w:val="NormalWeb"/>
+        <w:rPr>
+          <w:sz w:val="22"/>
+          <w:szCs w:val="22"/>
+        </w:rPr>
+      </w:pPr>
+      <w:r>
+        <w:rPr>
+          <w:sz w:val="22"/>
+          <w:szCs w:val="22"/>
+        </w:rPr>
+        <w:lastRenderedPageBreak/>
+        <w:t>This layered design separates source-data integration from graph construction, enrichment, reasoning, representation learning and user-facing services (LO5).</w:t>
+      </w:r>
+    </w:p>
+    <w:p>
+      <w:pPr>
+        <w:pStyle w:val="NormalWeb"/>
+        <w:rPr>
+          <w:sz w:val="22"/>
+          <w:szCs w:val="22"/>
+        </w:rPr>
+      </w:pPr>
+      <w:r>
+        <w:rPr>
+          <w:sz w:val="22"/>
+          <w:szCs w:val="22"/>
+        </w:rPr>
+        <w:t xml:space="preserve">After enrichment and logical reasoning, the graph contained </w:t>
+      </w:r>
+      <w:r>
+        <w:rPr>
+          <w:rStyle w:val="Strong"/>
+          <w:sz w:val="22"/>
+          <w:szCs w:val="22"/>
+        </w:rPr>
+        <w:t>442,401 nodes and 1,085,835 relationships</w:t>
+      </w:r>
+      <w:r>
+        <w:rPr>
+          <w:sz w:val="22"/>
+          <w:szCs w:val="22"/>
+        </w:rPr>
+        <w:t xml:space="preserve">, including 723,005 explicit relationships and 362,830 logically inferred relationships. The subsequent Node2Vec-based evolution added a further 1,462 embedding-derived relationships, producing the </w:t>
+      </w:r>
+      <w:r>
+        <w:rPr>
+          <w:rStyle w:val="Strong"/>
+          <w:sz w:val="22"/>
+          <w:szCs w:val="22"/>
+        </w:rPr>
+        <w:t>final KG of 442,401 nodes and 1,087,297 relationships</w:t>
+      </w:r>
+      <w:r>
+        <w:rPr>
+          <w:sz w:val="22"/>
+          <w:szCs w:val="22"/>
+        </w:rPr>
+        <w:t>.</w:t>
       </w:r>
     </w:p>
     <w:p>
@@ -5325,26 +5576,33 @@
           <w:rFonts w:ascii="Times New Roman" w:hAnsi="Times New Roman" w:cs="Times New Roman"/>
           <w:lang w:val="en-IN"/>
         </w:rPr>
-        <w:t xml:space="preserve"> Below is a visualization of the KG with Depth = 2 and nodes =  </w:t>
-      </w:r>
-    </w:p>
-    <w:p>
-      <w:pPr>
-        <w:rPr>
-          <w:rFonts w:ascii="Times New Roman" w:hAnsi="Times New Roman" w:cs="Times New Roman"/>
-          <w:lang w:val="en-IN"/>
-        </w:rPr>
-      </w:pPr>
-      <w:r>
-        <w:rPr>
-          <w:rFonts w:ascii="Times New Roman" w:hAnsi="Times New Roman" w:cs="Times New Roman"/>
-          <w:lang w:val="en-IN"/>
-        </w:rPr>
-        <w:lastRenderedPageBreak/>
+        <w:t xml:space="preserve"> Below is a visualization of the KG with Depth = 2 and nodes = </w:t>
+      </w:r>
+      <w:r>
+        <w:rPr>
+          <w:rFonts w:ascii="Times New Roman" w:hAnsi="Times New Roman" w:cs="Times New Roman"/>
+          <w:lang w:val="en-IN"/>
+        </w:rPr>
+        <w:t>500</w:t>
+      </w:r>
+    </w:p>
+    <w:p>
+      <w:pPr>
+        <w:rPr>
+          <w:rFonts w:ascii="Times New Roman" w:hAnsi="Times New Roman" w:cs="Times New Roman"/>
+          <w:lang w:val="en-IN"/>
+        </w:rPr>
+      </w:pPr>
+      <w:r>
+        <w:rPr>
+          <w:rFonts w:ascii="Times New Roman" w:hAnsi="Times New Roman" w:cs="Times New Roman"/>
+          <w:noProof/>
+          <w:lang w:val="en-IN"/>
+        </w:rPr>
         <w:drawing>
-          <wp:inline distT="0" distB="0" distL="0" distR="0" wp14:anchorId="47F2BFE0" wp14:editId="056EAABB">
-            <wp:extent cx="5760720" cy="2682240"/>
-            <wp:effectExtent l="0" t="0" r="0" b="3810"/>
+          <wp:inline distT="0" distB="0" distL="0" distR="0" wp14:anchorId="47F2BFE0" wp14:editId="64762233">
+            <wp:extent cx="6035040" cy="3268980"/>
+            <wp:effectExtent l="0" t="0" r="3810" b="7620"/>
             <wp:docPr id="1622761228" name="Picture 1"/>
             <wp:cNvGraphicFramePr>
               <a:graphicFrameLocks xmlns:a="http://schemas.openxmlformats.org/drawingml/2006/main" noChangeAspect="1"/>
@@ -5357,7 +5615,7 @@
                     <pic:cNvPicPr/>
                   </pic:nvPicPr>
                   <pic:blipFill>
-                    <a:blip r:embed="rId7"/>
+                    <a:blip r:embed="rId8"/>
                     <a:stretch>
                       <a:fillRect/>
                     </a:stretch>
@@ -5365,7 +5623,7 @@
                   <pic:spPr>
                     <a:xfrm>
                       <a:off x="0" y="0"/>
-                      <a:ext cx="5760720" cy="2682240"/>
+                      <a:ext cx="6035040" cy="3268980"/>
                     </a:xfrm>
                     <a:prstGeom prst="rect">
                       <a:avLst/>
@@ -5536,8 +5794,8 @@
         <w:tblLook w:val="04A0" w:firstRow="1" w:lastRow="0" w:firstColumn="1" w:lastColumn="0" w:noHBand="0" w:noVBand="1"/>
       </w:tblPr>
       <w:tblGrid>
-        <w:gridCol w:w="4904"/>
-        <w:gridCol w:w="3479"/>
+        <w:gridCol w:w="5797"/>
+        <w:gridCol w:w="2586"/>
       </w:tblGrid>
       <w:tr>
         <w:trPr>
@@ -5576,6 +5834,7 @@
                 <w:szCs w:val="20"/>
                 <w:lang w:val="en-IN"/>
               </w:rPr>
+              <w:lastRenderedPageBreak/>
               <w:t>Measure</w:t>
             </w:r>
           </w:p>
@@ -5585,6 +5844,7 @@
             <w:tcW w:w="0" w:type="auto"/>
             <w:tcBorders>
               <w:top w:val="single" w:sz="4" w:space="0" w:color="auto"/>
+              <w:left w:val="single" w:sz="4" w:space="0" w:color="auto"/>
               <w:right w:val="single" w:sz="4" w:space="0" w:color="auto"/>
             </w:tcBorders>
             <w:vAlign w:val="center"/>
@@ -5657,6 +5917,7 @@
             <w:tcW w:w="0" w:type="auto"/>
             <w:tcBorders>
               <w:top w:val="single" w:sz="4" w:space="0" w:color="auto"/>
+              <w:left w:val="single" w:sz="4" w:space="0" w:color="auto"/>
               <w:right w:val="single" w:sz="4" w:space="0" w:color="auto"/>
             </w:tcBorders>
             <w:vAlign w:val="center"/>
@@ -5715,9 +5976,8 @@
                 <w:rFonts w:ascii="Times New Roman" w:hAnsi="Times New Roman" w:cs="Times New Roman"/>
                 <w:sz w:val="20"/>
                 <w:szCs w:val="20"/>
-                <w:lang w:val="en-IN"/>
-              </w:rPr>
-              <w:t>Average order value</w:t>
+              </w:rPr>
+              <w:t>Average payment value per order</w:t>
             </w:r>
           </w:p>
         </w:tc>
@@ -5726,6 +5986,7 @@
             <w:tcW w:w="0" w:type="auto"/>
             <w:tcBorders>
               <w:top w:val="single" w:sz="4" w:space="0" w:color="auto"/>
+              <w:left w:val="single" w:sz="4" w:space="0" w:color="auto"/>
               <w:bottom w:val="single" w:sz="4" w:space="0" w:color="auto"/>
               <w:right w:val="single" w:sz="4" w:space="0" w:color="auto"/>
             </w:tcBorders>
@@ -5794,6 +6055,7 @@
           <w:tcPr>
             <w:tcW w:w="0" w:type="auto"/>
             <w:tcBorders>
+              <w:left w:val="single" w:sz="4" w:space="0" w:color="auto"/>
               <w:bottom w:val="single" w:sz="4" w:space="0" w:color="auto"/>
               <w:right w:val="single" w:sz="4" w:space="0" w:color="auto"/>
             </w:tcBorders>
@@ -5862,6 +6124,7 @@
           <w:tcPr>
             <w:tcW w:w="0" w:type="auto"/>
             <w:tcBorders>
+              <w:left w:val="single" w:sz="4" w:space="0" w:color="auto"/>
               <w:bottom w:val="single" w:sz="4" w:space="0" w:color="auto"/>
               <w:right w:val="single" w:sz="4" w:space="0" w:color="auto"/>
             </w:tcBorders>
@@ -5930,6 +6193,7 @@
           <w:tcPr>
             <w:tcW w:w="0" w:type="auto"/>
             <w:tcBorders>
+              <w:left w:val="single" w:sz="4" w:space="0" w:color="auto"/>
               <w:bottom w:val="single" w:sz="4" w:space="0" w:color="auto"/>
               <w:right w:val="single" w:sz="4" w:space="0" w:color="auto"/>
             </w:tcBorders>
@@ -5997,6 +6261,7 @@
           <w:tcPr>
             <w:tcW w:w="0" w:type="auto"/>
             <w:tcBorders>
+              <w:left w:val="single" w:sz="4" w:space="0" w:color="auto"/>
               <w:right w:val="single" w:sz="4" w:space="0" w:color="auto"/>
             </w:tcBorders>
             <w:vAlign w:val="center"/>
@@ -6066,6 +6331,7 @@
             <w:tcW w:w="0" w:type="auto"/>
             <w:tcBorders>
               <w:top w:val="single" w:sz="4" w:space="0" w:color="auto"/>
+              <w:left w:val="single" w:sz="4" w:space="0" w:color="auto"/>
               <w:bottom w:val="single" w:sz="4" w:space="0" w:color="auto"/>
               <w:right w:val="single" w:sz="4" w:space="0" w:color="auto"/>
             </w:tcBorders>
@@ -6134,6 +6400,7 @@
           <w:tcPr>
             <w:tcW w:w="0" w:type="auto"/>
             <w:tcBorders>
+              <w:left w:val="single" w:sz="4" w:space="0" w:color="auto"/>
               <w:bottom w:val="single" w:sz="4" w:space="0" w:color="auto"/>
               <w:right w:val="single" w:sz="4" w:space="0" w:color="auto"/>
             </w:tcBorders>
@@ -6202,6 +6469,7 @@
           <w:tcPr>
             <w:tcW w:w="0" w:type="auto"/>
             <w:tcBorders>
+              <w:left w:val="single" w:sz="4" w:space="0" w:color="auto"/>
               <w:bottom w:val="single" w:sz="4" w:space="0" w:color="auto"/>
               <w:right w:val="single" w:sz="4" w:space="0" w:color="auto"/>
             </w:tcBorders>
@@ -6239,6 +6507,7 @@
           <w:tcPr>
             <w:tcW w:w="0" w:type="auto"/>
             <w:tcBorders>
+              <w:top w:val="single" w:sz="4" w:space="0" w:color="auto"/>
               <w:left w:val="single" w:sz="4" w:space="0" w:color="auto"/>
               <w:bottom w:val="single" w:sz="4" w:space="0" w:color="auto"/>
             </w:tcBorders>
@@ -6262,7 +6531,6 @@
                 <w:szCs w:val="20"/>
                 <w:lang w:val="en-IN"/>
               </w:rPr>
-              <w:lastRenderedPageBreak/>
               <w:t>Reviews</w:t>
             </w:r>
           </w:p>
@@ -6271,6 +6539,8 @@
           <w:tcPr>
             <w:tcW w:w="0" w:type="auto"/>
             <w:tcBorders>
+              <w:top w:val="single" w:sz="4" w:space="0" w:color="auto"/>
+              <w:left w:val="single" w:sz="4" w:space="0" w:color="auto"/>
               <w:bottom w:val="single" w:sz="4" w:space="0" w:color="auto"/>
               <w:right w:val="single" w:sz="4" w:space="0" w:color="auto"/>
             </w:tcBorders>
@@ -6898,7 +7168,166 @@
           <w:rFonts w:ascii="Times New Roman" w:hAnsi="Times New Roman" w:cs="Times New Roman"/>
           <w:lang w:val="en-IN"/>
         </w:rPr>
+        <w:lastRenderedPageBreak/>
         <w:t>These clusters are represented in the KG as derived analytical entities and can support regional demand, customer distribution and logistics-oriented analysis.</w:t>
+      </w:r>
+    </w:p>
+    <w:p>
+      <w:pPr>
+        <w:rPr>
+          <w:noProof/>
+        </w:rPr>
+      </w:pPr>
+      <w:r>
+        <w:rPr>
+          <w:rFonts w:ascii="Times New Roman" w:hAnsi="Times New Roman" w:cs="Times New Roman"/>
+          <w:noProof/>
+          <w:lang w:val="en-IN"/>
+        </w:rPr>
+        <w:drawing>
+          <wp:inline distT="0" distB="0" distL="0" distR="0" wp14:anchorId="411658D0" wp14:editId="49AEC2C3">
+            <wp:extent cx="2865120" cy="2697480"/>
+            <wp:effectExtent l="0" t="0" r="0" b="7620"/>
+            <wp:docPr id="277294404" name="Picture 1"/>
+            <wp:cNvGraphicFramePr>
+              <a:graphicFrameLocks xmlns:a="http://schemas.openxmlformats.org/drawingml/2006/main" noChangeAspect="1"/>
+            </wp:cNvGraphicFramePr>
+            <a:graphic xmlns:a="http://schemas.openxmlformats.org/drawingml/2006/main">
+              <a:graphicData uri="http://schemas.openxmlformats.org/drawingml/2006/picture">
+                <pic:pic xmlns:pic="http://schemas.openxmlformats.org/drawingml/2006/picture">
+                  <pic:nvPicPr>
+                    <pic:cNvPr id="277294404" name=""/>
+                    <pic:cNvPicPr/>
+                  </pic:nvPicPr>
+                  <pic:blipFill>
+                    <a:blip r:embed="rId9"/>
+                    <a:stretch>
+                      <a:fillRect/>
+                    </a:stretch>
+                  </pic:blipFill>
+                  <pic:spPr>
+                    <a:xfrm>
+                      <a:off x="0" y="0"/>
+                      <a:ext cx="2865120" cy="2697480"/>
+                    </a:xfrm>
+                    <a:prstGeom prst="rect">
+                      <a:avLst/>
+                    </a:prstGeom>
+                  </pic:spPr>
+                </pic:pic>
+              </a:graphicData>
+            </a:graphic>
+          </wp:inline>
+        </w:drawing>
+      </w:r>
+      <w:r>
+        <w:rPr>
+          <w:noProof/>
+        </w:rPr>
+        <w:t xml:space="preserve"> </w:t>
+      </w:r>
+      <w:r>
+        <w:rPr>
+          <w:noProof/>
+        </w:rPr>
+        <w:drawing>
+          <wp:inline distT="0" distB="0" distL="0" distR="0" wp14:anchorId="051AAB76" wp14:editId="1A55DBF8">
+            <wp:extent cx="2834640" cy="3251835"/>
+            <wp:effectExtent l="0" t="0" r="3810" b="5715"/>
+            <wp:docPr id="386827375" name="Picture 1"/>
+            <wp:cNvGraphicFramePr>
+              <a:graphicFrameLocks xmlns:a="http://schemas.openxmlformats.org/drawingml/2006/main" noChangeAspect="1"/>
+            </wp:cNvGraphicFramePr>
+            <a:graphic xmlns:a="http://schemas.openxmlformats.org/drawingml/2006/main">
+              <a:graphicData uri="http://schemas.openxmlformats.org/drawingml/2006/picture">
+                <pic:pic xmlns:pic="http://schemas.openxmlformats.org/drawingml/2006/picture">
+                  <pic:nvPicPr>
+                    <pic:cNvPr id="386827375" name=""/>
+                    <pic:cNvPicPr/>
+                  </pic:nvPicPr>
+                  <pic:blipFill>
+                    <a:blip r:embed="rId10"/>
+                    <a:stretch>
+                      <a:fillRect/>
+                    </a:stretch>
+                  </pic:blipFill>
+                  <pic:spPr>
+                    <a:xfrm>
+                      <a:off x="0" y="0"/>
+                      <a:ext cx="2834640" cy="3251835"/>
+                    </a:xfrm>
+                    <a:prstGeom prst="rect">
+                      <a:avLst/>
+                    </a:prstGeom>
+                  </pic:spPr>
+                </pic:pic>
+              </a:graphicData>
+            </a:graphic>
+          </wp:inline>
+        </w:drawing>
+      </w:r>
+    </w:p>
+    <w:p>
+      <w:pPr>
+        <w:rPr>
+          <w:rFonts w:ascii="Times New Roman" w:hAnsi="Times New Roman" w:cs="Times New Roman"/>
+          <w:b/>
+          <w:bCs/>
+          <w:lang w:val="en-IN"/>
+        </w:rPr>
+      </w:pPr>
+      <w:r>
+        <w:rPr>
+          <w:rFonts w:ascii="Times New Roman" w:hAnsi="Times New Roman" w:cs="Times New Roman"/>
+          <w:b/>
+          <w:bCs/>
+          <w:lang w:val="en-IN"/>
+        </w:rPr>
+        <w:t>Embedding-based enrichment</w:t>
+      </w:r>
+    </w:p>
+    <w:p>
+      <w:pPr>
+        <w:rPr>
+          <w:rFonts w:ascii="Times New Roman" w:hAnsi="Times New Roman" w:cs="Times New Roman"/>
+          <w:lang w:val="en-IN"/>
+        </w:rPr>
+      </w:pPr>
+      <w:r>
+        <w:rPr>
+          <w:rFonts w:ascii="Times New Roman" w:hAnsi="Times New Roman" w:cs="Times New Roman"/>
+          <w:lang w:val="en-IN"/>
+        </w:rPr>
+        <w:t xml:space="preserve">In addition to sentiment, geographic and logical enrichment, the Knowledge Graph </w:t>
+      </w:r>
+      <w:r>
+        <w:rPr>
+          <w:rFonts w:ascii="Times New Roman" w:hAnsi="Times New Roman" w:cs="Times New Roman"/>
+          <w:lang w:val="en-IN"/>
+        </w:rPr>
+        <w:t>also evolved</w:t>
+      </w:r>
+      <w:r>
+        <w:rPr>
+          <w:rFonts w:ascii="Times New Roman" w:hAnsi="Times New Roman" w:cs="Times New Roman"/>
+          <w:lang w:val="en-IN"/>
+        </w:rPr>
+        <w:t xml:space="preserve"> using the learned Node2Vec representations (LO8). A bounded similarity search was applied to 500 candidate product nodes, using a similarity threshold of 0.90, selecting up to three similar products per source node while inspecting at most 50 candidate neighbours. This process added 1,462 EMBEDDING_SIMILAR_TO relationships to the graph.</w:t>
+      </w:r>
+    </w:p>
+    <w:p>
+      <w:pPr>
+        <w:rPr>
+          <w:rFonts w:ascii="Times New Roman" w:hAnsi="Times New Roman" w:cs="Times New Roman"/>
+          <w:lang w:val="en-IN"/>
+        </w:rPr>
+      </w:pPr>
+      <w:r>
+        <w:rPr>
+          <w:rFonts w:ascii="Times New Roman" w:hAnsi="Times New Roman" w:cs="Times New Roman"/>
+          <w:lang w:val="en-IN"/>
+        </w:rPr>
+        <w:t>The graph therefore increased from 1,085,835 relationships after logical reasoning to 1,087,297 relationships after ML-based evolution. These relationships are treated as candidate similarity relationships rather than ground-truth facts, because they are derived from an unsupervised embedding model. This demonstrates how a machine-learning representation can be used to complete and evolve the Knowledge Graph (LO8, LO12).</w:t>
       </w:r>
     </w:p>
     <w:p>
@@ -7028,17 +7457,99 @@
     </w:p>
     <w:p>
       <w:pPr>
-        <w:rPr>
-          <w:rFonts w:ascii="Times New Roman" w:hAnsi="Times New Roman" w:cs="Times New Roman"/>
-          <w:lang w:val="en-IN"/>
-        </w:rPr>
-      </w:pPr>
-      <w:r>
-        <w:rPr>
-          <w:rFonts w:ascii="Times New Roman" w:hAnsi="Times New Roman" w:cs="Times New Roman"/>
-          <w:lang w:val="en-IN"/>
-        </w:rPr>
-        <w:t>The reasoning engine uses indexed forward chaining and continues until no new facts can be derived (LO6).</w:t>
+        <w:pStyle w:val="NormalWeb"/>
+        <w:numPr>
+          <w:ilvl w:val="0"/>
+          <w:numId w:val="5"/>
+        </w:numPr>
+      </w:pPr>
+      <w:r>
+        <w:rPr>
+          <w:rStyle w:val="Strong"/>
+          <w:sz w:val="22"/>
+          <w:szCs w:val="22"/>
+        </w:rPr>
+        <w:t>Multi-hop customer exploration:</w:t>
+      </w:r>
+      <w:r>
+        <w:rPr>
+          <w:sz w:val="22"/>
+          <w:szCs w:val="22"/>
+        </w:rPr>
+        <w:t xml:space="preserve"> Starting from a customer, the system can follow </w:t>
+      </w:r>
+      <w:r>
+        <w:rPr>
+          <w:rStyle w:val="HTMLCode"/>
+          <w:rFonts w:ascii="Times New Roman" w:hAnsi="Times New Roman" w:cs="Times New Roman"/>
+          <w:sz w:val="22"/>
+          <w:szCs w:val="22"/>
+        </w:rPr>
+        <w:t>PLACED → CONTAINS → BELONGS_TO</w:t>
+      </w:r>
+      <w:r>
+        <w:rPr>
+          <w:sz w:val="22"/>
+          <w:szCs w:val="22"/>
+        </w:rPr>
+        <w:t xml:space="preserve"> to identify the product categories associated with that customer's purchases. The same multi-hop exploration can follow </w:t>
+      </w:r>
+      <w:r>
+        <w:rPr>
+          <w:rStyle w:val="HTMLCode"/>
+          <w:rFonts w:ascii="Times New Roman" w:hAnsi="Times New Roman" w:cs="Times New Roman"/>
+          <w:sz w:val="22"/>
+          <w:szCs w:val="22"/>
+        </w:rPr>
+        <w:t>PLACED → CONTAINS → OFFERED_BY</w:t>
+      </w:r>
+      <w:r>
+        <w:rPr>
+          <w:sz w:val="22"/>
+          <w:szCs w:val="22"/>
+        </w:rPr>
+        <w:t xml:space="preserve"> to identify associated sellers</w:t>
+      </w:r>
+      <w:r>
+        <w:t>.</w:t>
+      </w:r>
+    </w:p>
+    <w:p>
+      <w:pPr>
+        <w:pStyle w:val="NormalWeb"/>
+      </w:pPr>
+      <w:r>
+        <w:lastRenderedPageBreak/>
+        <w:t>This represents a multi-hop recursive exploration of the graph because information is obtained by following several connected relationships rather than querying a single direct edge.</w:t>
+      </w:r>
+    </w:p>
+    <w:p>
+      <w:pPr>
+        <w:rPr>
+          <w:rFonts w:ascii="Times New Roman" w:hAnsi="Times New Roman" w:cs="Times New Roman"/>
+          <w:lang w:val="en-IN"/>
+        </w:rPr>
+      </w:pPr>
+      <w:r>
+        <w:rPr>
+          <w:rFonts w:ascii="Times New Roman" w:hAnsi="Times New Roman" w:cs="Times New Roman"/>
+        </w:rPr>
+        <w:t xml:space="preserve">The reasoning engine uses </w:t>
+      </w:r>
+      <w:r>
+        <w:rPr>
+          <w:rStyle w:val="Strong"/>
+          <w:rFonts w:ascii="Times New Roman" w:hAnsi="Times New Roman" w:cs="Times New Roman"/>
+          <w:b w:val="0"/>
+          <w:bCs w:val="0"/>
+        </w:rPr>
+        <w:t>indexed forward chaining</w:t>
+      </w:r>
+      <w:r>
+        <w:rPr>
+          <w:rFonts w:ascii="Times New Roman" w:hAnsi="Times New Roman" w:cs="Times New Roman"/>
+        </w:rPr>
+        <w:t xml:space="preserve"> and repeatedly applies the four rules until no new facts can be derived. The process therefore performs multi-hop graph exploration and reaches a fixed point after three iterations. Iteration 1 generated customer-product and order-sentiment relationships, while iteration 2 used the newly available customer-product relationships to derive customer-category and customer-seller relationships. Iteration 3 generated no additional facts, confirming the fixed point (LO2, LO6).</w:t>
       </w:r>
       <w:r>
         <w:rPr>
@@ -7108,7 +7619,6 @@
                 <w:szCs w:val="20"/>
                 <w:lang w:val="en-IN"/>
               </w:rPr>
-              <w:lastRenderedPageBreak/>
               <w:t>Reasoning measure</w:t>
             </w:r>
           </w:p>
@@ -7423,7 +7933,16 @@
                 <w:szCs w:val="20"/>
                 <w:lang w:val="en-IN"/>
               </w:rPr>
-              <w:t>1.50×</w:t>
+              <w:t>1.50</w:t>
+            </w:r>
+            <w:r>
+              <w:rPr>
+                <w:rFonts w:ascii="Times New Roman" w:hAnsi="Times New Roman" w:cs="Times New Roman"/>
+                <w:sz w:val="20"/>
+                <w:szCs w:val="20"/>
+                <w:lang w:val="en-IN"/>
+              </w:rPr>
+              <w:t xml:space="preserve"> times</w:t>
             </w:r>
           </w:p>
         </w:tc>
@@ -7570,9 +8089,25 @@
                 <w:rFonts w:ascii="Times New Roman" w:hAnsi="Times New Roman" w:cs="Times New Roman"/>
                 <w:sz w:val="20"/>
                 <w:szCs w:val="20"/>
-                <w:lang w:val="en-IN"/>
-              </w:rPr>
-              <w:t>15.07 seconds</w:t>
+              </w:rPr>
+              <w:t>17.18</w:t>
+            </w:r>
+            <w:r>
+              <w:rPr>
+                <w:rFonts w:ascii="Times New Roman" w:hAnsi="Times New Roman" w:cs="Times New Roman"/>
+                <w:sz w:val="20"/>
+                <w:szCs w:val="20"/>
+              </w:rPr>
+              <w:t xml:space="preserve"> </w:t>
+            </w:r>
+            <w:r>
+              <w:rPr>
+                <w:rFonts w:ascii="Times New Roman" w:hAnsi="Times New Roman" w:cs="Times New Roman"/>
+                <w:sz w:val="20"/>
+                <w:szCs w:val="20"/>
+                <w:lang w:val="en-IN"/>
+              </w:rPr>
+              <w:t>seconds</w:t>
             </w:r>
           </w:p>
         </w:tc>
@@ -7817,112 +8352,642 @@
         <w:t>For example, the translated/original category representations showed high similarity:</w:t>
       </w:r>
     </w:p>
-    <w:p>
-      <w:pPr>
-        <w:numPr>
-          <w:ilvl w:val="0"/>
-          <w:numId w:val="7"/>
-        </w:numPr>
-        <w:rPr>
-          <w:rFonts w:ascii="Times New Roman" w:hAnsi="Times New Roman" w:cs="Times New Roman"/>
-          <w:lang w:val="en-IN"/>
-        </w:rPr>
-      </w:pPr>
-      <w:proofErr w:type="spellStart"/>
-      <w:r>
-        <w:rPr>
-          <w:rFonts w:ascii="Times New Roman" w:hAnsi="Times New Roman" w:cs="Times New Roman"/>
-          <w:lang w:val="en-IN"/>
-        </w:rPr>
-        <w:t>cama_mesa_banho</w:t>
-      </w:r>
-      <w:proofErr w:type="spellEnd"/>
-      <w:r>
-        <w:rPr>
-          <w:rFonts w:ascii="Times New Roman" w:hAnsi="Times New Roman" w:cs="Times New Roman"/>
-          <w:lang w:val="en-IN"/>
-        </w:rPr>
-        <w:t xml:space="preserve"> ↔ </w:t>
-      </w:r>
-      <w:proofErr w:type="spellStart"/>
-      <w:r>
-        <w:rPr>
-          <w:rFonts w:ascii="Times New Roman" w:hAnsi="Times New Roman" w:cs="Times New Roman"/>
-          <w:lang w:val="en-IN"/>
-        </w:rPr>
-        <w:t>bed_bath_table</w:t>
-      </w:r>
-      <w:proofErr w:type="spellEnd"/>
-      <w:r>
-        <w:rPr>
-          <w:rFonts w:ascii="Times New Roman" w:hAnsi="Times New Roman" w:cs="Times New Roman"/>
-          <w:lang w:val="en-IN"/>
-        </w:rPr>
-        <w:t xml:space="preserve">: </w:t>
-      </w:r>
-      <w:r>
-        <w:rPr>
-          <w:rFonts w:ascii="Times New Roman" w:hAnsi="Times New Roman" w:cs="Times New Roman"/>
-          <w:b/>
-          <w:bCs/>
-          <w:lang w:val="en-IN"/>
-        </w:rPr>
-        <w:t>0.9808</w:t>
-      </w:r>
-    </w:p>
-    <w:p>
-      <w:pPr>
-        <w:numPr>
-          <w:ilvl w:val="0"/>
-          <w:numId w:val="7"/>
-        </w:numPr>
-        <w:rPr>
-          <w:rFonts w:ascii="Times New Roman" w:hAnsi="Times New Roman" w:cs="Times New Roman"/>
-          <w:lang w:val="en-IN"/>
-        </w:rPr>
-      </w:pPr>
-      <w:proofErr w:type="spellStart"/>
-      <w:r>
-        <w:rPr>
-          <w:rFonts w:ascii="Times New Roman" w:hAnsi="Times New Roman" w:cs="Times New Roman"/>
-          <w:lang w:val="en-IN"/>
-        </w:rPr>
-        <w:t>beleza_saude</w:t>
-      </w:r>
-      <w:proofErr w:type="spellEnd"/>
-      <w:r>
-        <w:rPr>
-          <w:rFonts w:ascii="Times New Roman" w:hAnsi="Times New Roman" w:cs="Times New Roman"/>
-          <w:lang w:val="en-IN"/>
-        </w:rPr>
-        <w:t xml:space="preserve"> ↔ </w:t>
-      </w:r>
-      <w:proofErr w:type="spellStart"/>
-      <w:r>
-        <w:rPr>
-          <w:rFonts w:ascii="Times New Roman" w:hAnsi="Times New Roman" w:cs="Times New Roman"/>
-          <w:lang w:val="en-IN"/>
-        </w:rPr>
-        <w:t>health_beauty</w:t>
-      </w:r>
-      <w:proofErr w:type="spellEnd"/>
-      <w:r>
-        <w:rPr>
-          <w:rFonts w:ascii="Times New Roman" w:hAnsi="Times New Roman" w:cs="Times New Roman"/>
-          <w:lang w:val="en-IN"/>
-        </w:rPr>
-        <w:t xml:space="preserve">: </w:t>
-      </w:r>
-      <w:r>
-        <w:rPr>
-          <w:rFonts w:ascii="Times New Roman" w:hAnsi="Times New Roman" w:cs="Times New Roman"/>
-          <w:b/>
-          <w:bCs/>
-          <w:lang w:val="en-IN"/>
-        </w:rPr>
-        <w:t>0.9843</w:t>
-      </w:r>
-    </w:p>
+    <w:tbl>
+      <w:tblPr>
+        <w:tblW w:w="0" w:type="auto"/>
+        <w:jc w:val="center"/>
+        <w:tblCellSpacing w:w="15" w:type="dxa"/>
+        <w:tblCellMar>
+          <w:top w:w="15" w:type="dxa"/>
+          <w:left w:w="15" w:type="dxa"/>
+          <w:bottom w:w="15" w:type="dxa"/>
+          <w:right w:w="15" w:type="dxa"/>
+        </w:tblCellMar>
+        <w:tblLook w:val="04A0" w:firstRow="1" w:lastRow="0" w:firstColumn="1" w:lastColumn="0" w:noHBand="0" w:noVBand="1"/>
+      </w:tblPr>
+      <w:tblGrid>
+        <w:gridCol w:w="4106"/>
+        <w:gridCol w:w="3857"/>
+        <w:gridCol w:w="941"/>
+      </w:tblGrid>
+      <w:tr>
+        <w:trPr>
+          <w:tblHeader/>
+          <w:tblCellSpacing w:w="15" w:type="dxa"/>
+          <w:jc w:val="center"/>
+        </w:trPr>
+        <w:tc>
+          <w:tcPr>
+            <w:tcW w:w="4061" w:type="dxa"/>
+            <w:tcBorders>
+              <w:top w:val="single" w:sz="4" w:space="0" w:color="auto"/>
+              <w:left w:val="single" w:sz="4" w:space="0" w:color="auto"/>
+              <w:bottom w:val="single" w:sz="4" w:space="0" w:color="auto"/>
+            </w:tcBorders>
+            <w:vAlign w:val="center"/>
+            <w:hideMark/>
+          </w:tcPr>
+          <w:p>
+            <w:pPr>
+              <w:rPr>
+                <w:rFonts w:ascii="Times New Roman" w:hAnsi="Times New Roman" w:cs="Times New Roman"/>
+                <w:b/>
+                <w:bCs/>
+                <w:sz w:val="20"/>
+                <w:szCs w:val="20"/>
+                <w:lang w:val="en-IN"/>
+              </w:rPr>
+            </w:pPr>
+            <w:r>
+              <w:rPr>
+                <w:rFonts w:ascii="Times New Roman" w:hAnsi="Times New Roman" w:cs="Times New Roman"/>
+                <w:b/>
+                <w:bCs/>
+                <w:sz w:val="20"/>
+                <w:szCs w:val="20"/>
+                <w:lang w:val="en-IN"/>
+              </w:rPr>
+              <w:t>Source node</w:t>
+            </w:r>
+          </w:p>
+        </w:tc>
+        <w:tc>
+          <w:tcPr>
+            <w:tcW w:w="3583" w:type="dxa"/>
+            <w:tcBorders>
+              <w:top w:val="single" w:sz="4" w:space="0" w:color="auto"/>
+              <w:left w:val="single" w:sz="4" w:space="0" w:color="auto"/>
+              <w:bottom w:val="single" w:sz="4" w:space="0" w:color="auto"/>
+              <w:right w:val="single" w:sz="4" w:space="0" w:color="auto"/>
+            </w:tcBorders>
+            <w:vAlign w:val="center"/>
+            <w:hideMark/>
+          </w:tcPr>
+          <w:p>
+            <w:pPr>
+              <w:rPr>
+                <w:rFonts w:ascii="Times New Roman" w:hAnsi="Times New Roman" w:cs="Times New Roman"/>
+                <w:b/>
+                <w:bCs/>
+                <w:sz w:val="20"/>
+                <w:szCs w:val="20"/>
+                <w:lang w:val="en-IN"/>
+              </w:rPr>
+            </w:pPr>
+            <w:r>
+              <w:rPr>
+                <w:rFonts w:ascii="Times New Roman" w:hAnsi="Times New Roman" w:cs="Times New Roman"/>
+                <w:b/>
+                <w:bCs/>
+                <w:sz w:val="20"/>
+                <w:szCs w:val="20"/>
+                <w:lang w:val="en-IN"/>
+              </w:rPr>
+              <w:t>Similar node</w:t>
+            </w:r>
+          </w:p>
+        </w:tc>
+        <w:tc>
+          <w:tcPr>
+            <w:tcW w:w="0" w:type="auto"/>
+            <w:tcBorders>
+              <w:top w:val="single" w:sz="4" w:space="0" w:color="auto"/>
+              <w:bottom w:val="single" w:sz="4" w:space="0" w:color="auto"/>
+              <w:right w:val="single" w:sz="4" w:space="0" w:color="auto"/>
+            </w:tcBorders>
+            <w:vAlign w:val="center"/>
+            <w:hideMark/>
+          </w:tcPr>
+          <w:p>
+            <w:pPr>
+              <w:rPr>
+                <w:rFonts w:ascii="Times New Roman" w:hAnsi="Times New Roman" w:cs="Times New Roman"/>
+                <w:b/>
+                <w:bCs/>
+                <w:sz w:val="20"/>
+                <w:szCs w:val="20"/>
+                <w:lang w:val="en-IN"/>
+              </w:rPr>
+            </w:pPr>
+            <w:r>
+              <w:rPr>
+                <w:rFonts w:ascii="Times New Roman" w:hAnsi="Times New Roman" w:cs="Times New Roman"/>
+                <w:b/>
+                <w:bCs/>
+                <w:sz w:val="20"/>
+                <w:szCs w:val="20"/>
+                <w:lang w:val="en-IN"/>
+              </w:rPr>
+              <w:t>Similarity</w:t>
+            </w:r>
+          </w:p>
+        </w:tc>
+      </w:tr>
+      <w:tr>
+        <w:trPr>
+          <w:tblCellSpacing w:w="15" w:type="dxa"/>
+          <w:jc w:val="center"/>
+        </w:trPr>
+        <w:tc>
+          <w:tcPr>
+            <w:tcW w:w="4061" w:type="dxa"/>
+            <w:tcBorders>
+              <w:left w:val="single" w:sz="4" w:space="0" w:color="auto"/>
+              <w:bottom w:val="single" w:sz="4" w:space="0" w:color="auto"/>
+            </w:tcBorders>
+            <w:vAlign w:val="center"/>
+            <w:hideMark/>
+          </w:tcPr>
+          <w:p>
+            <w:pPr>
+              <w:rPr>
+                <w:rFonts w:ascii="Times New Roman" w:hAnsi="Times New Roman" w:cs="Times New Roman"/>
+                <w:sz w:val="20"/>
+                <w:szCs w:val="20"/>
+                <w:lang w:val="en-IN"/>
+              </w:rPr>
+            </w:pPr>
+            <w:proofErr w:type="spellStart"/>
+            <w:r>
+              <w:rPr>
+                <w:rFonts w:ascii="Times New Roman" w:hAnsi="Times New Roman" w:cs="Times New Roman"/>
+                <w:sz w:val="20"/>
+                <w:szCs w:val="20"/>
+                <w:lang w:val="en-IN"/>
+              </w:rPr>
+              <w:t>CATEGORY_ORIGINAL_cama_mesa_banho</w:t>
+            </w:r>
+            <w:proofErr w:type="spellEnd"/>
+          </w:p>
+        </w:tc>
+        <w:tc>
+          <w:tcPr>
+            <w:tcW w:w="3583" w:type="dxa"/>
+            <w:tcBorders>
+              <w:left w:val="single" w:sz="4" w:space="0" w:color="auto"/>
+              <w:bottom w:val="single" w:sz="4" w:space="0" w:color="auto"/>
+              <w:right w:val="single" w:sz="4" w:space="0" w:color="auto"/>
+            </w:tcBorders>
+            <w:vAlign w:val="center"/>
+            <w:hideMark/>
+          </w:tcPr>
+          <w:p>
+            <w:pPr>
+              <w:rPr>
+                <w:rFonts w:ascii="Times New Roman" w:hAnsi="Times New Roman" w:cs="Times New Roman"/>
+                <w:sz w:val="20"/>
+                <w:szCs w:val="20"/>
+                <w:lang w:val="en-IN"/>
+              </w:rPr>
+            </w:pPr>
+            <w:proofErr w:type="spellStart"/>
+            <w:r>
+              <w:rPr>
+                <w:rFonts w:ascii="Times New Roman" w:hAnsi="Times New Roman" w:cs="Times New Roman"/>
+                <w:sz w:val="20"/>
+                <w:szCs w:val="20"/>
+                <w:lang w:val="en-IN"/>
+              </w:rPr>
+              <w:t>CATEGORY_bed_bath_table</w:t>
+            </w:r>
+            <w:proofErr w:type="spellEnd"/>
+          </w:p>
+        </w:tc>
+        <w:tc>
+          <w:tcPr>
+            <w:tcW w:w="0" w:type="auto"/>
+            <w:tcBorders>
+              <w:bottom w:val="single" w:sz="4" w:space="0" w:color="auto"/>
+              <w:right w:val="single" w:sz="4" w:space="0" w:color="auto"/>
+            </w:tcBorders>
+            <w:vAlign w:val="center"/>
+            <w:hideMark/>
+          </w:tcPr>
+          <w:p>
+            <w:pPr>
+              <w:rPr>
+                <w:rFonts w:ascii="Times New Roman" w:hAnsi="Times New Roman" w:cs="Times New Roman"/>
+                <w:sz w:val="20"/>
+                <w:szCs w:val="20"/>
+                <w:lang w:val="en-IN"/>
+              </w:rPr>
+            </w:pPr>
+            <w:r>
+              <w:rPr>
+                <w:rFonts w:ascii="Times New Roman" w:hAnsi="Times New Roman" w:cs="Times New Roman"/>
+                <w:sz w:val="20"/>
+                <w:szCs w:val="20"/>
+                <w:lang w:val="en-IN"/>
+              </w:rPr>
+              <w:t>0.9390</w:t>
+            </w:r>
+          </w:p>
+        </w:tc>
+      </w:tr>
+      <w:tr>
+        <w:trPr>
+          <w:tblCellSpacing w:w="15" w:type="dxa"/>
+          <w:jc w:val="center"/>
+        </w:trPr>
+        <w:tc>
+          <w:tcPr>
+            <w:tcW w:w="4061" w:type="dxa"/>
+            <w:tcBorders>
+              <w:left w:val="single" w:sz="4" w:space="0" w:color="auto"/>
+              <w:bottom w:val="single" w:sz="4" w:space="0" w:color="auto"/>
+            </w:tcBorders>
+            <w:vAlign w:val="center"/>
+            <w:hideMark/>
+          </w:tcPr>
+          <w:p>
+            <w:pPr>
+              <w:rPr>
+                <w:rFonts w:ascii="Times New Roman" w:hAnsi="Times New Roman" w:cs="Times New Roman"/>
+                <w:sz w:val="20"/>
+                <w:szCs w:val="20"/>
+                <w:lang w:val="en-IN"/>
+              </w:rPr>
+            </w:pPr>
+            <w:proofErr w:type="spellStart"/>
+            <w:r>
+              <w:rPr>
+                <w:rFonts w:ascii="Times New Roman" w:hAnsi="Times New Roman" w:cs="Times New Roman"/>
+                <w:sz w:val="20"/>
+                <w:szCs w:val="20"/>
+                <w:lang w:val="en-IN"/>
+              </w:rPr>
+              <w:t>CATEGORY_ORIGINAL_beleza_saude</w:t>
+            </w:r>
+            <w:proofErr w:type="spellEnd"/>
+          </w:p>
+        </w:tc>
+        <w:tc>
+          <w:tcPr>
+            <w:tcW w:w="3583" w:type="dxa"/>
+            <w:tcBorders>
+              <w:left w:val="single" w:sz="4" w:space="0" w:color="auto"/>
+              <w:bottom w:val="single" w:sz="4" w:space="0" w:color="auto"/>
+              <w:right w:val="single" w:sz="4" w:space="0" w:color="auto"/>
+            </w:tcBorders>
+            <w:vAlign w:val="center"/>
+            <w:hideMark/>
+          </w:tcPr>
+          <w:p>
+            <w:pPr>
+              <w:rPr>
+                <w:rFonts w:ascii="Times New Roman" w:hAnsi="Times New Roman" w:cs="Times New Roman"/>
+                <w:sz w:val="20"/>
+                <w:szCs w:val="20"/>
+                <w:lang w:val="en-IN"/>
+              </w:rPr>
+            </w:pPr>
+            <w:proofErr w:type="spellStart"/>
+            <w:r>
+              <w:rPr>
+                <w:rFonts w:ascii="Times New Roman" w:hAnsi="Times New Roman" w:cs="Times New Roman"/>
+                <w:sz w:val="20"/>
+                <w:szCs w:val="20"/>
+                <w:lang w:val="en-IN"/>
+              </w:rPr>
+              <w:t>CATEGORY_health_beauty</w:t>
+            </w:r>
+            <w:proofErr w:type="spellEnd"/>
+          </w:p>
+        </w:tc>
+        <w:tc>
+          <w:tcPr>
+            <w:tcW w:w="0" w:type="auto"/>
+            <w:tcBorders>
+              <w:bottom w:val="single" w:sz="4" w:space="0" w:color="auto"/>
+              <w:right w:val="single" w:sz="4" w:space="0" w:color="auto"/>
+            </w:tcBorders>
+            <w:vAlign w:val="center"/>
+            <w:hideMark/>
+          </w:tcPr>
+          <w:p>
+            <w:pPr>
+              <w:rPr>
+                <w:rFonts w:ascii="Times New Roman" w:hAnsi="Times New Roman" w:cs="Times New Roman"/>
+                <w:sz w:val="20"/>
+                <w:szCs w:val="20"/>
+                <w:lang w:val="en-IN"/>
+              </w:rPr>
+            </w:pPr>
+            <w:r>
+              <w:rPr>
+                <w:rFonts w:ascii="Times New Roman" w:hAnsi="Times New Roman" w:cs="Times New Roman"/>
+                <w:sz w:val="20"/>
+                <w:szCs w:val="20"/>
+                <w:lang w:val="en-IN"/>
+              </w:rPr>
+              <w:t>0.9832</w:t>
+            </w:r>
+          </w:p>
+        </w:tc>
+      </w:tr>
+      <w:tr>
+        <w:trPr>
+          <w:tblCellSpacing w:w="15" w:type="dxa"/>
+          <w:jc w:val="center"/>
+        </w:trPr>
+        <w:tc>
+          <w:tcPr>
+            <w:tcW w:w="4061" w:type="dxa"/>
+            <w:tcBorders>
+              <w:left w:val="single" w:sz="4" w:space="0" w:color="auto"/>
+              <w:bottom w:val="single" w:sz="4" w:space="0" w:color="auto"/>
+            </w:tcBorders>
+            <w:vAlign w:val="center"/>
+            <w:hideMark/>
+          </w:tcPr>
+          <w:p>
+            <w:pPr>
+              <w:rPr>
+                <w:rFonts w:ascii="Times New Roman" w:hAnsi="Times New Roman" w:cs="Times New Roman"/>
+                <w:sz w:val="20"/>
+                <w:szCs w:val="20"/>
+                <w:lang w:val="en-IN"/>
+              </w:rPr>
+            </w:pPr>
+            <w:proofErr w:type="spellStart"/>
+            <w:r>
+              <w:rPr>
+                <w:rFonts w:ascii="Times New Roman" w:hAnsi="Times New Roman" w:cs="Times New Roman"/>
+                <w:sz w:val="20"/>
+                <w:szCs w:val="20"/>
+                <w:lang w:val="en-IN"/>
+              </w:rPr>
+              <w:lastRenderedPageBreak/>
+              <w:t>STATE_sp</w:t>
+            </w:r>
+            <w:proofErr w:type="spellEnd"/>
+          </w:p>
+        </w:tc>
+        <w:tc>
+          <w:tcPr>
+            <w:tcW w:w="3583" w:type="dxa"/>
+            <w:tcBorders>
+              <w:left w:val="single" w:sz="4" w:space="0" w:color="auto"/>
+              <w:bottom w:val="single" w:sz="4" w:space="0" w:color="auto"/>
+              <w:right w:val="single" w:sz="4" w:space="0" w:color="auto"/>
+            </w:tcBorders>
+            <w:vAlign w:val="center"/>
+            <w:hideMark/>
+          </w:tcPr>
+          <w:p>
+            <w:pPr>
+              <w:rPr>
+                <w:rFonts w:ascii="Times New Roman" w:hAnsi="Times New Roman" w:cs="Times New Roman"/>
+                <w:sz w:val="20"/>
+                <w:szCs w:val="20"/>
+                <w:lang w:val="en-IN"/>
+              </w:rPr>
+            </w:pPr>
+            <w:r>
+              <w:rPr>
+                <w:rFonts w:ascii="Times New Roman" w:hAnsi="Times New Roman" w:cs="Times New Roman"/>
+                <w:sz w:val="20"/>
+                <w:szCs w:val="20"/>
+                <w:lang w:val="en-IN"/>
+              </w:rPr>
+              <w:t>GEOGRAPHIC_CLUSTER_6</w:t>
+            </w:r>
+          </w:p>
+        </w:tc>
+        <w:tc>
+          <w:tcPr>
+            <w:tcW w:w="0" w:type="auto"/>
+            <w:tcBorders>
+              <w:bottom w:val="single" w:sz="4" w:space="0" w:color="auto"/>
+              <w:right w:val="single" w:sz="4" w:space="0" w:color="auto"/>
+            </w:tcBorders>
+            <w:vAlign w:val="center"/>
+            <w:hideMark/>
+          </w:tcPr>
+          <w:p>
+            <w:pPr>
+              <w:rPr>
+                <w:rFonts w:ascii="Times New Roman" w:hAnsi="Times New Roman" w:cs="Times New Roman"/>
+                <w:sz w:val="20"/>
+                <w:szCs w:val="20"/>
+                <w:lang w:val="en-IN"/>
+              </w:rPr>
+            </w:pPr>
+            <w:r>
+              <w:rPr>
+                <w:rFonts w:ascii="Times New Roman" w:hAnsi="Times New Roman" w:cs="Times New Roman"/>
+                <w:sz w:val="20"/>
+                <w:szCs w:val="20"/>
+                <w:lang w:val="en-IN"/>
+              </w:rPr>
+              <w:t>0.8978</w:t>
+            </w:r>
+          </w:p>
+        </w:tc>
+      </w:tr>
+      <w:tr>
+        <w:trPr>
+          <w:tblCellSpacing w:w="15" w:type="dxa"/>
+          <w:jc w:val="center"/>
+        </w:trPr>
+        <w:tc>
+          <w:tcPr>
+            <w:tcW w:w="4061" w:type="dxa"/>
+            <w:tcBorders>
+              <w:left w:val="single" w:sz="4" w:space="0" w:color="auto"/>
+              <w:bottom w:val="single" w:sz="4" w:space="0" w:color="auto"/>
+            </w:tcBorders>
+            <w:vAlign w:val="center"/>
+            <w:hideMark/>
+          </w:tcPr>
+          <w:p>
+            <w:pPr>
+              <w:rPr>
+                <w:rFonts w:ascii="Times New Roman" w:hAnsi="Times New Roman" w:cs="Times New Roman"/>
+                <w:sz w:val="20"/>
+                <w:szCs w:val="20"/>
+                <w:lang w:val="en-IN"/>
+              </w:rPr>
+            </w:pPr>
+            <w:proofErr w:type="spellStart"/>
+            <w:r>
+              <w:rPr>
+                <w:rFonts w:ascii="Times New Roman" w:hAnsi="Times New Roman" w:cs="Times New Roman"/>
+                <w:sz w:val="20"/>
+                <w:szCs w:val="20"/>
+                <w:lang w:val="en-IN"/>
+              </w:rPr>
+              <w:t>CATEGORY_bed_bath_table</w:t>
+            </w:r>
+            <w:proofErr w:type="spellEnd"/>
+          </w:p>
+        </w:tc>
+        <w:tc>
+          <w:tcPr>
+            <w:tcW w:w="3583" w:type="dxa"/>
+            <w:tcBorders>
+              <w:left w:val="single" w:sz="4" w:space="0" w:color="auto"/>
+              <w:bottom w:val="single" w:sz="4" w:space="0" w:color="auto"/>
+              <w:right w:val="single" w:sz="4" w:space="0" w:color="auto"/>
+            </w:tcBorders>
+            <w:vAlign w:val="center"/>
+            <w:hideMark/>
+          </w:tcPr>
+          <w:p>
+            <w:pPr>
+              <w:rPr>
+                <w:rFonts w:ascii="Times New Roman" w:hAnsi="Times New Roman" w:cs="Times New Roman"/>
+                <w:sz w:val="20"/>
+                <w:szCs w:val="20"/>
+                <w:lang w:val="en-IN"/>
+              </w:rPr>
+            </w:pPr>
+            <w:proofErr w:type="spellStart"/>
+            <w:r>
+              <w:rPr>
+                <w:rFonts w:ascii="Times New Roman" w:hAnsi="Times New Roman" w:cs="Times New Roman"/>
+                <w:sz w:val="20"/>
+                <w:szCs w:val="20"/>
+                <w:lang w:val="en-IN"/>
+              </w:rPr>
+              <w:t>CATEGORY_ORIGINAL_cama_mesa_banho</w:t>
+            </w:r>
+            <w:proofErr w:type="spellEnd"/>
+          </w:p>
+        </w:tc>
+        <w:tc>
+          <w:tcPr>
+            <w:tcW w:w="0" w:type="auto"/>
+            <w:tcBorders>
+              <w:bottom w:val="single" w:sz="4" w:space="0" w:color="auto"/>
+              <w:right w:val="single" w:sz="4" w:space="0" w:color="auto"/>
+            </w:tcBorders>
+            <w:vAlign w:val="center"/>
+            <w:hideMark/>
+          </w:tcPr>
+          <w:p>
+            <w:pPr>
+              <w:rPr>
+                <w:rFonts w:ascii="Times New Roman" w:hAnsi="Times New Roman" w:cs="Times New Roman"/>
+                <w:sz w:val="20"/>
+                <w:szCs w:val="20"/>
+                <w:lang w:val="en-IN"/>
+              </w:rPr>
+            </w:pPr>
+            <w:r>
+              <w:rPr>
+                <w:rFonts w:ascii="Times New Roman" w:hAnsi="Times New Roman" w:cs="Times New Roman"/>
+                <w:sz w:val="20"/>
+                <w:szCs w:val="20"/>
+                <w:lang w:val="en-IN"/>
+              </w:rPr>
+              <w:t>0.9390</w:t>
+            </w:r>
+          </w:p>
+        </w:tc>
+      </w:tr>
+      <w:tr>
+        <w:trPr>
+          <w:tblCellSpacing w:w="15" w:type="dxa"/>
+          <w:jc w:val="center"/>
+        </w:trPr>
+        <w:tc>
+          <w:tcPr>
+            <w:tcW w:w="4061" w:type="dxa"/>
+            <w:tcBorders>
+              <w:top w:val="single" w:sz="4" w:space="0" w:color="auto"/>
+              <w:left w:val="single" w:sz="4" w:space="0" w:color="auto"/>
+              <w:bottom w:val="single" w:sz="4" w:space="0" w:color="auto"/>
+            </w:tcBorders>
+            <w:vAlign w:val="center"/>
+            <w:hideMark/>
+          </w:tcPr>
+          <w:p>
+            <w:pPr>
+              <w:rPr>
+                <w:rFonts w:ascii="Times New Roman" w:hAnsi="Times New Roman" w:cs="Times New Roman"/>
+                <w:sz w:val="20"/>
+                <w:szCs w:val="20"/>
+                <w:lang w:val="en-IN"/>
+              </w:rPr>
+            </w:pPr>
+            <w:r>
+              <w:rPr>
+                <w:rFonts w:ascii="Times New Roman" w:hAnsi="Times New Roman" w:cs="Times New Roman"/>
+                <w:sz w:val="20"/>
+                <w:szCs w:val="20"/>
+                <w:lang w:val="en-IN"/>
+              </w:rPr>
+              <w:t>GEOGRAPHIC_CLUSTER_6</w:t>
+            </w:r>
+          </w:p>
+        </w:tc>
+        <w:tc>
+          <w:tcPr>
+            <w:tcW w:w="3583" w:type="dxa"/>
+            <w:tcBorders>
+              <w:top w:val="single" w:sz="4" w:space="0" w:color="auto"/>
+              <w:left w:val="single" w:sz="4" w:space="0" w:color="auto"/>
+              <w:bottom w:val="single" w:sz="4" w:space="0" w:color="auto"/>
+              <w:right w:val="single" w:sz="4" w:space="0" w:color="auto"/>
+            </w:tcBorders>
+            <w:vAlign w:val="center"/>
+            <w:hideMark/>
+          </w:tcPr>
+          <w:p>
+            <w:pPr>
+              <w:rPr>
+                <w:rFonts w:ascii="Times New Roman" w:hAnsi="Times New Roman" w:cs="Times New Roman"/>
+                <w:sz w:val="20"/>
+                <w:szCs w:val="20"/>
+                <w:lang w:val="en-IN"/>
+              </w:rPr>
+            </w:pPr>
+            <w:proofErr w:type="spellStart"/>
+            <w:r>
+              <w:rPr>
+                <w:rFonts w:ascii="Times New Roman" w:hAnsi="Times New Roman" w:cs="Times New Roman"/>
+                <w:sz w:val="20"/>
+                <w:szCs w:val="20"/>
+                <w:lang w:val="en-IN"/>
+              </w:rPr>
+              <w:t>STATE_sp</w:t>
+            </w:r>
+            <w:proofErr w:type="spellEnd"/>
+          </w:p>
+        </w:tc>
+        <w:tc>
+          <w:tcPr>
+            <w:tcW w:w="0" w:type="auto"/>
+            <w:tcBorders>
+              <w:bottom w:val="single" w:sz="4" w:space="0" w:color="auto"/>
+              <w:right w:val="single" w:sz="4" w:space="0" w:color="auto"/>
+            </w:tcBorders>
+            <w:vAlign w:val="center"/>
+            <w:hideMark/>
+          </w:tcPr>
+          <w:p>
+            <w:pPr>
+              <w:rPr>
+                <w:rFonts w:ascii="Times New Roman" w:hAnsi="Times New Roman" w:cs="Times New Roman"/>
+                <w:sz w:val="20"/>
+                <w:szCs w:val="20"/>
+                <w:lang w:val="en-IN"/>
+              </w:rPr>
+            </w:pPr>
+            <w:r>
+              <w:rPr>
+                <w:rFonts w:ascii="Times New Roman" w:hAnsi="Times New Roman" w:cs="Times New Roman"/>
+                <w:sz w:val="20"/>
+                <w:szCs w:val="20"/>
+                <w:lang w:val="en-IN"/>
+              </w:rPr>
+              <w:t>0.8978</w:t>
+            </w:r>
+          </w:p>
+        </w:tc>
+      </w:tr>
+    </w:tbl>
     <w:p>
       <w:pPr>
         <w:rPr>
@@ -7963,7 +9028,16 @@
           <w:bCs/>
           <w:lang w:val="en-IN"/>
         </w:rPr>
-        <w:t>45</w:t>
+        <w:t>4</w:t>
+      </w:r>
+      <w:r>
+        <w:rPr>
+          <w:rFonts w:ascii="Times New Roman" w:hAnsi="Times New Roman" w:cs="Times New Roman"/>
+          <w:b/>
+          <w:bCs/>
+          <w:lang w:val="en-IN"/>
+        </w:rPr>
+        <w:t>4</w:t>
       </w:r>
     </w:p>
     <w:p>
@@ -7991,7 +9065,7 @@
           <w:bCs/>
           <w:lang w:val="en-IN"/>
         </w:rPr>
-        <w:t>5</w:t>
+        <w:t>6</w:t>
       </w:r>
     </w:p>
     <w:p>
@@ -8017,9 +9091,8 @@
           <w:rFonts w:ascii="Times New Roman" w:hAnsi="Times New Roman" w:cs="Times New Roman"/>
           <w:b/>
           <w:bCs/>
-          <w:lang w:val="en-IN"/>
-        </w:rPr>
-        <w:t>0.90</w:t>
+        </w:rPr>
+        <w:t>0.88</w:t>
       </w:r>
     </w:p>
     <w:p>
@@ -8045,9 +9118,8 @@
           <w:rFonts w:ascii="Times New Roman" w:hAnsi="Times New Roman" w:cs="Times New Roman"/>
           <w:b/>
           <w:bCs/>
-          <w:lang w:val="en-IN"/>
-        </w:rPr>
-        <w:t>0.7113</w:t>
+        </w:rPr>
+        <w:t>0.7131</w:t>
       </w:r>
     </w:p>
     <w:p>
@@ -8096,7 +9168,6 @@
           <w:rFonts w:ascii="Times New Roman" w:hAnsi="Times New Roman" w:cs="Times New Roman"/>
           <w:lang w:val="en-IN"/>
         </w:rPr>
-        <w:lastRenderedPageBreak/>
         <w:t xml:space="preserve">The project provides a deterministic Knowledge Graph query service and an interactive </w:t>
       </w:r>
       <w:proofErr w:type="spellStart"/>
@@ -8452,6 +9523,57 @@
     </w:p>
     <w:p>
       <w:pPr>
+        <w:rPr>
+          <w:rFonts w:ascii="Times New Roman" w:hAnsi="Times New Roman" w:cs="Times New Roman"/>
+          <w:lang w:val="en-IN"/>
+        </w:rPr>
+      </w:pPr>
+      <w:r>
+        <w:rPr>
+          <w:rFonts w:ascii="Times New Roman" w:hAnsi="Times New Roman" w:cs="Times New Roman"/>
+          <w:noProof/>
+          <w:lang w:val="en-IN"/>
+        </w:rPr>
+        <w:lastRenderedPageBreak/>
+        <w:drawing>
+          <wp:inline distT="0" distB="0" distL="0" distR="0" wp14:anchorId="30C2C389" wp14:editId="76092A28">
+            <wp:extent cx="5760720" cy="2286000"/>
+            <wp:effectExtent l="0" t="0" r="0" b="0"/>
+            <wp:docPr id="1447638805" name="Picture 1"/>
+            <wp:cNvGraphicFramePr>
+              <a:graphicFrameLocks xmlns:a="http://schemas.openxmlformats.org/drawingml/2006/main" noChangeAspect="1"/>
+            </wp:cNvGraphicFramePr>
+            <a:graphic xmlns:a="http://schemas.openxmlformats.org/drawingml/2006/main">
+              <a:graphicData uri="http://schemas.openxmlformats.org/drawingml/2006/picture">
+                <pic:pic xmlns:pic="http://schemas.openxmlformats.org/drawingml/2006/picture">
+                  <pic:nvPicPr>
+                    <pic:cNvPr id="1447638805" name=""/>
+                    <pic:cNvPicPr/>
+                  </pic:nvPicPr>
+                  <pic:blipFill>
+                    <a:blip r:embed="rId11"/>
+                    <a:stretch>
+                      <a:fillRect/>
+                    </a:stretch>
+                  </pic:blipFill>
+                  <pic:spPr>
+                    <a:xfrm>
+                      <a:off x="0" y="0"/>
+                      <a:ext cx="5760720" cy="2286000"/>
+                    </a:xfrm>
+                    <a:prstGeom prst="rect">
+                      <a:avLst/>
+                    </a:prstGeom>
+                  </pic:spPr>
+                </pic:pic>
+              </a:graphicData>
+            </a:graphic>
+          </wp:inline>
+        </w:drawing>
+      </w:r>
+    </w:p>
+    <w:p>
+      <w:pPr>
         <w:jc w:val="center"/>
         <w:rPr>
           <w:rFonts w:ascii="Times New Roman" w:hAnsi="Times New Roman" w:cs="Times New Roman"/>
@@ -8461,12 +9583,13 @@
       <w:r>
         <w:rPr>
           <w:rFonts w:ascii="Times New Roman" w:hAnsi="Times New Roman" w:cs="Times New Roman"/>
+          <w:noProof/>
           <w:lang w:val="en-IN"/>
         </w:rPr>
         <w:drawing>
-          <wp:inline distT="0" distB="0" distL="0" distR="0" wp14:anchorId="15252FBB" wp14:editId="4E9B66B7">
-            <wp:extent cx="5760720" cy="2430780"/>
-            <wp:effectExtent l="0" t="0" r="0" b="7620"/>
+          <wp:inline distT="0" distB="0" distL="0" distR="0" wp14:anchorId="15252FBB" wp14:editId="4C775907">
+            <wp:extent cx="5760720" cy="2286000"/>
+            <wp:effectExtent l="0" t="0" r="0" b="0"/>
             <wp:docPr id="461006882" name="Picture 1"/>
             <wp:cNvGraphicFramePr>
               <a:graphicFrameLocks xmlns:a="http://schemas.openxmlformats.org/drawingml/2006/main" noChangeAspect="1"/>
@@ -8479,7 +9602,7 @@
                     <pic:cNvPicPr/>
                   </pic:nvPicPr>
                   <pic:blipFill>
-                    <a:blip r:embed="rId8"/>
+                    <a:blip r:embed="rId12"/>
                     <a:stretch>
                       <a:fillRect/>
                     </a:stretch>
@@ -8487,7 +9610,7 @@
                   <pic:spPr>
                     <a:xfrm>
                       <a:off x="0" y="0"/>
-                      <a:ext cx="5760720" cy="2430780"/>
+                      <a:ext cx="5760720" cy="2286000"/>
                     </a:xfrm>
                     <a:prstGeom prst="rect">
                       <a:avLst/>
@@ -8502,6 +9625,7 @@
     </w:p>
     <w:p>
       <w:pPr>
+        <w:jc w:val="both"/>
         <w:rPr>
           <w:rFonts w:ascii="Times New Roman" w:hAnsi="Times New Roman" w:cs="Times New Roman"/>
           <w:b/>
@@ -8516,38 +9640,183 @@
           <w:bCs/>
           <w:lang w:val="en-IN"/>
         </w:rPr>
-        <w:t>4. Results</w:t>
-      </w:r>
-    </w:p>
-    <w:p>
-      <w:pPr>
-        <w:rPr>
-          <w:rFonts w:ascii="Times New Roman" w:hAnsi="Times New Roman" w:cs="Times New Roman"/>
-          <w:lang w:val="en-IN"/>
-        </w:rPr>
-      </w:pPr>
-      <w:r>
-        <w:rPr>
-          <w:rFonts w:ascii="Times New Roman" w:hAnsi="Times New Roman" w:cs="Times New Roman"/>
-          <w:lang w:val="en-IN"/>
-        </w:rPr>
-        <w:t>The final pipeline successfully completed all major stages: data validation, graph construction, enrichment, reasoning, validation, Node2Vec embedding, query-service preparation, graph export and visualization.</w:t>
-      </w:r>
-    </w:p>
-    <w:p>
-      <w:pPr>
-        <w:rPr>
-          <w:rFonts w:ascii="Times New Roman" w:hAnsi="Times New Roman" w:cs="Times New Roman"/>
-          <w:lang w:val="en-IN"/>
-        </w:rPr>
-      </w:pPr>
-      <w:r>
-        <w:rPr>
-          <w:rFonts w:ascii="Times New Roman" w:hAnsi="Times New Roman" w:cs="Times New Roman"/>
-          <w:lang w:val="en-IN"/>
-        </w:rPr>
-        <w:lastRenderedPageBreak/>
-        <w:t>The most important final results are:</w:t>
+        <w:t>3.8 Execution</w:t>
+      </w:r>
+    </w:p>
+    <w:p>
+      <w:pPr>
+        <w:jc w:val="both"/>
+        <w:rPr>
+          <w:rFonts w:ascii="Times New Roman" w:hAnsi="Times New Roman" w:cs="Times New Roman"/>
+          <w:lang w:val="en-IN"/>
+        </w:rPr>
+      </w:pPr>
+      <w:r>
+        <w:rPr>
+          <w:rFonts w:ascii="Times New Roman" w:hAnsi="Times New Roman" w:cs="Times New Roman"/>
+          <w:lang w:val="en-IN"/>
+        </w:rPr>
+        <w:t xml:space="preserve">The project is designed so that the main Knowledge Graph pipeline can be reproduced from the submitted source code. The </w:t>
+      </w:r>
+      <w:proofErr w:type="spellStart"/>
+      <w:r>
+        <w:rPr>
+          <w:rFonts w:ascii="Times New Roman" w:hAnsi="Times New Roman" w:cs="Times New Roman"/>
+          <w:lang w:val="en-IN"/>
+        </w:rPr>
+        <w:t>Olist</w:t>
+      </w:r>
+      <w:proofErr w:type="spellEnd"/>
+      <w:r>
+        <w:rPr>
+          <w:rFonts w:ascii="Times New Roman" w:hAnsi="Times New Roman" w:cs="Times New Roman"/>
+          <w:lang w:val="en-IN"/>
+        </w:rPr>
+        <w:t xml:space="preserve"> Brazilian E-Commerce dataset is downloaded automatically through </w:t>
+      </w:r>
+      <w:proofErr w:type="spellStart"/>
+      <w:r>
+        <w:rPr>
+          <w:rFonts w:ascii="Times New Roman" w:hAnsi="Times New Roman" w:cs="Times New Roman"/>
+          <w:lang w:val="en-IN"/>
+        </w:rPr>
+        <w:t>KaggleHub</w:t>
+      </w:r>
+      <w:proofErr w:type="spellEnd"/>
+      <w:r>
+        <w:rPr>
+          <w:rFonts w:ascii="Times New Roman" w:hAnsi="Times New Roman" w:cs="Times New Roman"/>
+          <w:lang w:val="en-IN"/>
+        </w:rPr>
+        <w:t xml:space="preserve"> when main.py is executed.</w:t>
+      </w:r>
+    </w:p>
+    <w:p>
+      <w:pPr>
+        <w:jc w:val="both"/>
+        <w:rPr>
+          <w:rFonts w:ascii="Times New Roman" w:hAnsi="Times New Roman" w:cs="Times New Roman"/>
+          <w:lang w:val="en-IN"/>
+        </w:rPr>
+      </w:pPr>
+      <w:r>
+        <w:rPr>
+          <w:rFonts w:ascii="Times New Roman" w:hAnsi="Times New Roman" w:cs="Times New Roman"/>
+          <w:lang w:val="en-IN"/>
+        </w:rPr>
+        <w:t>The main execution sequence is:</w:t>
+      </w:r>
+    </w:p>
+    <w:p>
+      <w:pPr>
+        <w:numPr>
+          <w:ilvl w:val="0"/>
+          <w:numId w:val="20"/>
+        </w:numPr>
+        <w:jc w:val="both"/>
+        <w:rPr>
+          <w:rFonts w:ascii="Times New Roman" w:hAnsi="Times New Roman" w:cs="Times New Roman"/>
+          <w:lang w:val="en-IN"/>
+        </w:rPr>
+      </w:pPr>
+      <w:r>
+        <w:rPr>
+          <w:rFonts w:ascii="Times New Roman" w:hAnsi="Times New Roman" w:cs="Times New Roman"/>
+          <w:lang w:val="en-IN"/>
+        </w:rPr>
+        <w:t>Create and activate the Python virtual environment.</w:t>
+      </w:r>
+    </w:p>
+    <w:p>
+      <w:pPr>
+        <w:numPr>
+          <w:ilvl w:val="0"/>
+          <w:numId w:val="20"/>
+        </w:numPr>
+        <w:jc w:val="both"/>
+        <w:rPr>
+          <w:rFonts w:ascii="Times New Roman" w:hAnsi="Times New Roman" w:cs="Times New Roman"/>
+          <w:lang w:val="en-IN"/>
+        </w:rPr>
+      </w:pPr>
+      <w:r>
+        <w:rPr>
+          <w:rFonts w:ascii="Times New Roman" w:hAnsi="Times New Roman" w:cs="Times New Roman"/>
+          <w:lang w:val="en-IN"/>
+        </w:rPr>
+        <w:t>Install the dependencies using requirements.txt.</w:t>
+      </w:r>
+    </w:p>
+    <w:p>
+      <w:pPr>
+        <w:numPr>
+          <w:ilvl w:val="0"/>
+          <w:numId w:val="20"/>
+        </w:numPr>
+        <w:jc w:val="both"/>
+        <w:rPr>
+          <w:rFonts w:ascii="Times New Roman" w:hAnsi="Times New Roman" w:cs="Times New Roman"/>
+          <w:lang w:val="en-IN"/>
+        </w:rPr>
+      </w:pPr>
+      <w:r>
+        <w:rPr>
+          <w:rFonts w:ascii="Times New Roman" w:hAnsi="Times New Roman" w:cs="Times New Roman"/>
+          <w:lang w:val="en-IN"/>
+        </w:rPr>
+        <w:t>Run python main.py to download the dataset, clean and integrate the data, construct the Knowledge Graph, perform NLP and geographic enrichment, apply logical reasoning, train Node2Vec embeddings, and generate the analytical results.</w:t>
+      </w:r>
+    </w:p>
+    <w:p>
+      <w:pPr>
+        <w:numPr>
+          <w:ilvl w:val="0"/>
+          <w:numId w:val="20"/>
+        </w:numPr>
+        <w:jc w:val="both"/>
+        <w:rPr>
+          <w:rFonts w:ascii="Times New Roman" w:hAnsi="Times New Roman" w:cs="Times New Roman"/>
+          <w:lang w:val="en-IN"/>
+        </w:rPr>
+      </w:pPr>
+      <w:r>
+        <w:rPr>
+          <w:rFonts w:ascii="Times New Roman" w:hAnsi="Times New Roman" w:cs="Times New Roman"/>
+          <w:lang w:val="en-IN"/>
+        </w:rPr>
+        <w:t xml:space="preserve">Run python -m </w:t>
+      </w:r>
+      <w:proofErr w:type="spellStart"/>
+      <w:r>
+        <w:rPr>
+          <w:rFonts w:ascii="Times New Roman" w:hAnsi="Times New Roman" w:cs="Times New Roman"/>
+          <w:lang w:val="en-IN"/>
+        </w:rPr>
+        <w:t>streamlit</w:t>
+      </w:r>
+      <w:proofErr w:type="spellEnd"/>
+      <w:r>
+        <w:rPr>
+          <w:rFonts w:ascii="Times New Roman" w:hAnsi="Times New Roman" w:cs="Times New Roman"/>
+          <w:lang w:val="en-IN"/>
+        </w:rPr>
+        <w:t xml:space="preserve"> run streamlit_app.py to launch the interactive Knowledge Graph service.</w:t>
+      </w:r>
+    </w:p>
+    <w:p>
+      <w:pPr>
+        <w:jc w:val="both"/>
+        <w:rPr>
+          <w:rFonts w:ascii="Times New Roman" w:hAnsi="Times New Roman" w:cs="Times New Roman"/>
+          <w:lang w:val="en-IN"/>
+        </w:rPr>
+      </w:pPr>
+      <w:r>
+        <w:rPr>
+          <w:rFonts w:ascii="Times New Roman" w:hAnsi="Times New Roman" w:cs="Times New Roman"/>
+          <w:lang w:val="en-IN"/>
+        </w:rPr>
+        <w:t>The submitted Readme.md provides the corresponding installation and execution commands. Generated files such as the Knowledge Graph and analytical outputs are produced by the pipeline rather than requiring manual construction.</w:t>
       </w:r>
     </w:p>
     <w:p>
@@ -8559,11 +9828,84 @@
           <w:lang w:val="en-IN"/>
         </w:rPr>
       </w:pPr>
-      <w:r>
+    </w:p>
+    <w:p>
+      <w:pPr>
         <w:rPr>
           <w:rFonts w:ascii="Times New Roman" w:hAnsi="Times New Roman" w:cs="Times New Roman"/>
           <w:b/>
           <w:bCs/>
+          <w:lang w:val="en-IN"/>
+        </w:rPr>
+      </w:pPr>
+    </w:p>
+    <w:p>
+      <w:pPr>
+        <w:rPr>
+          <w:rFonts w:ascii="Times New Roman" w:hAnsi="Times New Roman" w:cs="Times New Roman"/>
+          <w:b/>
+          <w:bCs/>
+          <w:lang w:val="en-IN"/>
+        </w:rPr>
+      </w:pPr>
+      <w:r>
+        <w:rPr>
+          <w:rFonts w:ascii="Times New Roman" w:hAnsi="Times New Roman" w:cs="Times New Roman"/>
+          <w:b/>
+          <w:bCs/>
+          <w:lang w:val="en-IN"/>
+        </w:rPr>
+        <w:lastRenderedPageBreak/>
+        <w:t>4. Results</w:t>
+      </w:r>
+    </w:p>
+    <w:p>
+      <w:pPr>
+        <w:rPr>
+          <w:rFonts w:ascii="Times New Roman" w:hAnsi="Times New Roman" w:cs="Times New Roman"/>
+          <w:lang w:val="en-IN"/>
+        </w:rPr>
+      </w:pPr>
+      <w:r>
+        <w:rPr>
+          <w:rFonts w:ascii="Times New Roman" w:hAnsi="Times New Roman" w:cs="Times New Roman"/>
+          <w:lang w:val="en-IN"/>
+        </w:rPr>
+        <w:t>The final pipeline successfully completed all major stages: data validation, graph construction, enrichment, reasoning, validation, Node2Vec embedding, query-service preparation, graph export and visualization.</w:t>
+      </w:r>
+      <w:r>
+        <w:rPr>
+          <w:rFonts w:ascii="Times New Roman" w:hAnsi="Times New Roman" w:cs="Times New Roman"/>
+          <w:lang w:val="en-IN"/>
+        </w:rPr>
+        <w:t xml:space="preserve"> </w:t>
+      </w:r>
+      <w:r>
+        <w:rPr>
+          <w:rFonts w:ascii="Times New Roman" w:hAnsi="Times New Roman" w:cs="Times New Roman"/>
+          <w:lang w:val="en-IN"/>
+        </w:rPr>
+        <w:t>The most important final results are:</w:t>
+      </w:r>
+    </w:p>
+    <w:p>
+      <w:pPr>
+        <w:rPr>
+          <w:rFonts w:ascii="Times New Roman" w:hAnsi="Times New Roman" w:cs="Times New Roman"/>
+          <w:b/>
+          <w:bCs/>
+          <w:sz w:val="20"/>
+          <w:szCs w:val="20"/>
+          <w:lang w:val="en-IN"/>
+        </w:rPr>
+      </w:pPr>
+      <w:r>
+        <w:rPr>
+          <w:rFonts w:ascii="Times New Roman" w:hAnsi="Times New Roman" w:cs="Times New Roman"/>
+          <w:b/>
+          <w:bCs/>
+          <w:sz w:val="20"/>
+          <w:szCs w:val="20"/>
           <w:lang w:val="en-IN"/>
         </w:rPr>
         <w:t>Knowledge Graph</w:t>
@@ -8577,6 +9919,8 @@
         </w:numPr>
         <w:rPr>
           <w:rFonts w:ascii="Times New Roman" w:hAnsi="Times New Roman" w:cs="Times New Roman"/>
+          <w:sz w:val="20"/>
+          <w:szCs w:val="20"/>
           <w:lang w:val="en-IN"/>
         </w:rPr>
       </w:pPr>
@@ -8585,6 +9929,8 @@
           <w:rFonts w:ascii="Times New Roman" w:hAnsi="Times New Roman" w:cs="Times New Roman"/>
           <w:b/>
           <w:bCs/>
+          <w:sz w:val="20"/>
+          <w:szCs w:val="20"/>
           <w:lang w:val="en-IN"/>
         </w:rPr>
         <w:t>442,401 nodes</w:t>
@@ -8598,6 +9944,8 @@
         </w:numPr>
         <w:rPr>
           <w:rFonts w:ascii="Times New Roman" w:hAnsi="Times New Roman" w:cs="Times New Roman"/>
+          <w:sz w:val="20"/>
+          <w:szCs w:val="20"/>
           <w:lang w:val="en-IN"/>
         </w:rPr>
       </w:pPr>
@@ -8606,9 +9954,31 @@
           <w:rFonts w:ascii="Times New Roman" w:hAnsi="Times New Roman" w:cs="Times New Roman"/>
           <w:b/>
           <w:bCs/>
-          <w:lang w:val="en-IN"/>
-        </w:rPr>
-        <w:t>1,085,835 relationships</w:t>
+          <w:sz w:val="20"/>
+          <w:szCs w:val="20"/>
+        </w:rPr>
+        <w:t>1,087,297</w:t>
+      </w:r>
+      <w:r>
+        <w:rPr>
+          <w:rFonts w:ascii="Times New Roman" w:hAnsi="Times New Roman" w:cs="Times New Roman"/>
+          <w:b/>
+          <w:bCs/>
+          <w:sz w:val="20"/>
+          <w:szCs w:val="20"/>
+        </w:rPr>
+        <w:t xml:space="preserve"> </w:t>
+      </w:r>
+      <w:r>
+        <w:rPr>
+          <w:rFonts w:ascii="Times New Roman" w:hAnsi="Times New Roman" w:cs="Times New Roman"/>
+          <w:b/>
+          <w:bCs/>
+          <w:sz w:val="20"/>
+          <w:szCs w:val="20"/>
+          <w:lang w:val="en-IN"/>
+        </w:rPr>
+        <w:t>relationships</w:t>
       </w:r>
     </w:p>
     <w:p>
@@ -8619,6 +9989,8 @@
         </w:numPr>
         <w:rPr>
           <w:rFonts w:ascii="Times New Roman" w:hAnsi="Times New Roman" w:cs="Times New Roman"/>
+          <w:sz w:val="20"/>
+          <w:szCs w:val="20"/>
           <w:lang w:val="en-IN"/>
         </w:rPr>
       </w:pPr>
@@ -8627,6 +9999,8 @@
           <w:rFonts w:ascii="Times New Roman" w:hAnsi="Times New Roman" w:cs="Times New Roman"/>
           <w:b/>
           <w:bCs/>
+          <w:sz w:val="20"/>
+          <w:szCs w:val="20"/>
           <w:lang w:val="en-IN"/>
         </w:rPr>
         <w:t>723,005 explicit relationships</w:t>
@@ -8640,6 +10014,8 @@
         </w:numPr>
         <w:rPr>
           <w:rFonts w:ascii="Times New Roman" w:hAnsi="Times New Roman" w:cs="Times New Roman"/>
+          <w:sz w:val="20"/>
+          <w:szCs w:val="20"/>
           <w:lang w:val="en-IN"/>
         </w:rPr>
       </w:pPr>
@@ -8648,9 +10024,31 @@
           <w:rFonts w:ascii="Times New Roman" w:hAnsi="Times New Roman" w:cs="Times New Roman"/>
           <w:b/>
           <w:bCs/>
-          <w:lang w:val="en-IN"/>
-        </w:rPr>
-        <w:t>362,830 inferred relationships</w:t>
+          <w:sz w:val="20"/>
+          <w:szCs w:val="20"/>
+        </w:rPr>
+        <w:t>364,292</w:t>
+      </w:r>
+      <w:r>
+        <w:rPr>
+          <w:rFonts w:ascii="Times New Roman" w:hAnsi="Times New Roman" w:cs="Times New Roman"/>
+          <w:b/>
+          <w:bCs/>
+          <w:sz w:val="20"/>
+          <w:szCs w:val="20"/>
+        </w:rPr>
+        <w:t xml:space="preserve"> </w:t>
+      </w:r>
+      <w:r>
+        <w:rPr>
+          <w:rFonts w:ascii="Times New Roman" w:hAnsi="Times New Roman" w:cs="Times New Roman"/>
+          <w:b/>
+          <w:bCs/>
+          <w:sz w:val="20"/>
+          <w:szCs w:val="20"/>
+          <w:lang w:val="en-IN"/>
+        </w:rPr>
+        <w:t>inferred relationships</w:t>
       </w:r>
     </w:p>
     <w:p>
@@ -8661,6 +10059,8 @@
         </w:numPr>
         <w:rPr>
           <w:rFonts w:ascii="Times New Roman" w:hAnsi="Times New Roman" w:cs="Times New Roman"/>
+          <w:sz w:val="20"/>
+          <w:szCs w:val="20"/>
           <w:lang w:val="en-IN"/>
         </w:rPr>
       </w:pPr>
@@ -8669,6 +10069,8 @@
           <w:rFonts w:ascii="Times New Roman" w:hAnsi="Times New Roman" w:cs="Times New Roman"/>
           <w:b/>
           <w:bCs/>
+          <w:sz w:val="20"/>
+          <w:szCs w:val="20"/>
           <w:lang w:val="en-IN"/>
         </w:rPr>
         <w:t>1 connected component</w:t>
@@ -8682,6 +10084,8 @@
         </w:numPr>
         <w:rPr>
           <w:rFonts w:ascii="Times New Roman" w:hAnsi="Times New Roman" w:cs="Times New Roman"/>
+          <w:sz w:val="20"/>
+          <w:szCs w:val="20"/>
           <w:lang w:val="en-IN"/>
         </w:rPr>
       </w:pPr>
@@ -8690,25 +10094,41 @@
           <w:rFonts w:ascii="Times New Roman" w:hAnsi="Times New Roman" w:cs="Times New Roman"/>
           <w:b/>
           <w:bCs/>
-          <w:lang w:val="en-IN"/>
-        </w:rPr>
-        <w:t>Average degree: 4.91</w:t>
-      </w:r>
-    </w:p>
-    <w:p>
-      <w:pPr>
+          <w:sz w:val="20"/>
+          <w:szCs w:val="20"/>
+          <w:lang w:val="en-IN"/>
+        </w:rPr>
+        <w:t xml:space="preserve">Average degree: </w:t>
+      </w:r>
+      <w:r>
         <w:rPr>
           <w:rFonts w:ascii="Times New Roman" w:hAnsi="Times New Roman" w:cs="Times New Roman"/>
           <w:b/>
           <w:bCs/>
-          <w:lang w:val="en-IN"/>
-        </w:rPr>
-      </w:pPr>
-      <w:r>
+          <w:sz w:val="20"/>
+          <w:szCs w:val="20"/>
+        </w:rPr>
+        <w:t>4.92</w:t>
+      </w:r>
+    </w:p>
+    <w:p>
+      <w:pPr>
         <w:rPr>
           <w:rFonts w:ascii="Times New Roman" w:hAnsi="Times New Roman" w:cs="Times New Roman"/>
           <w:b/>
           <w:bCs/>
+          <w:sz w:val="20"/>
+          <w:szCs w:val="20"/>
+          <w:lang w:val="en-IN"/>
+        </w:rPr>
+      </w:pPr>
+      <w:r>
+        <w:rPr>
+          <w:rFonts w:ascii="Times New Roman" w:hAnsi="Times New Roman" w:cs="Times New Roman"/>
+          <w:b/>
+          <w:bCs/>
+          <w:sz w:val="20"/>
+          <w:szCs w:val="20"/>
           <w:lang w:val="en-IN"/>
         </w:rPr>
         <w:t>Customer and financial analysis</w:t>
@@ -8722,6 +10142,8 @@
         </w:numPr>
         <w:rPr>
           <w:rFonts w:ascii="Times New Roman" w:hAnsi="Times New Roman" w:cs="Times New Roman"/>
+          <w:sz w:val="20"/>
+          <w:szCs w:val="20"/>
           <w:lang w:val="en-IN"/>
         </w:rPr>
       </w:pPr>
@@ -8730,6 +10152,8 @@
           <w:rFonts w:ascii="Times New Roman" w:hAnsi="Times New Roman" w:cs="Times New Roman"/>
           <w:b/>
           <w:bCs/>
+          <w:sz w:val="20"/>
+          <w:szCs w:val="20"/>
           <w:lang w:val="en-IN"/>
         </w:rPr>
         <w:t>96,096 persistent customers</w:t>
@@ -8743,6 +10167,8 @@
         </w:numPr>
         <w:rPr>
           <w:rFonts w:ascii="Times New Roman" w:hAnsi="Times New Roman" w:cs="Times New Roman"/>
+          <w:sz w:val="20"/>
+          <w:szCs w:val="20"/>
           <w:lang w:val="en-IN"/>
         </w:rPr>
       </w:pPr>
@@ -8751,6 +10177,8 @@
           <w:rFonts w:ascii="Times New Roman" w:hAnsi="Times New Roman" w:cs="Times New Roman"/>
           <w:b/>
           <w:bCs/>
+          <w:sz w:val="20"/>
+          <w:szCs w:val="20"/>
           <w:lang w:val="en-IN"/>
         </w:rPr>
         <w:t>2,997 repeat customers</w:t>
@@ -8764,6 +10192,8 @@
         </w:numPr>
         <w:rPr>
           <w:rFonts w:ascii="Times New Roman" w:hAnsi="Times New Roman" w:cs="Times New Roman"/>
+          <w:sz w:val="20"/>
+          <w:szCs w:val="20"/>
           <w:lang w:val="en-IN"/>
         </w:rPr>
       </w:pPr>
@@ -8772,6 +10202,8 @@
           <w:rFonts w:ascii="Times New Roman" w:hAnsi="Times New Roman" w:cs="Times New Roman"/>
           <w:b/>
           <w:bCs/>
+          <w:sz w:val="20"/>
+          <w:szCs w:val="20"/>
           <w:lang w:val="en-IN"/>
         </w:rPr>
         <w:t>16,008,872.12 total payment value</w:t>
@@ -8785,6 +10217,8 @@
         </w:numPr>
         <w:rPr>
           <w:rFonts w:ascii="Times New Roman" w:hAnsi="Times New Roman" w:cs="Times New Roman"/>
+          <w:sz w:val="20"/>
+          <w:szCs w:val="20"/>
           <w:lang w:val="en-IN"/>
         </w:rPr>
       </w:pPr>
@@ -8793,6 +10227,8 @@
           <w:rFonts w:ascii="Times New Roman" w:hAnsi="Times New Roman" w:cs="Times New Roman"/>
           <w:b/>
           <w:bCs/>
+          <w:sz w:val="20"/>
+          <w:szCs w:val="20"/>
           <w:lang w:val="en-IN"/>
         </w:rPr>
         <w:t>160.99 average order value</w:t>
@@ -8806,6 +10242,8 @@
         </w:numPr>
         <w:rPr>
           <w:rFonts w:ascii="Times New Roman" w:hAnsi="Times New Roman" w:cs="Times New Roman"/>
+          <w:sz w:val="20"/>
+          <w:szCs w:val="20"/>
           <w:lang w:val="en-IN"/>
         </w:rPr>
       </w:pPr>
@@ -8814,6 +10252,8 @@
           <w:rFonts w:ascii="Times New Roman" w:hAnsi="Times New Roman" w:cs="Times New Roman"/>
           <w:b/>
           <w:bCs/>
+          <w:sz w:val="20"/>
+          <w:szCs w:val="20"/>
           <w:lang w:val="en-IN"/>
         </w:rPr>
         <w:t>99,441 orders</w:t>
@@ -8825,6 +10265,8 @@
           <w:rFonts w:ascii="Times New Roman" w:hAnsi="Times New Roman" w:cs="Times New Roman"/>
           <w:b/>
           <w:bCs/>
+          <w:sz w:val="20"/>
+          <w:szCs w:val="20"/>
           <w:lang w:val="en-IN"/>
         </w:rPr>
       </w:pPr>
@@ -8833,6 +10275,8 @@
           <w:rFonts w:ascii="Times New Roman" w:hAnsi="Times New Roman" w:cs="Times New Roman"/>
           <w:b/>
           <w:bCs/>
+          <w:sz w:val="20"/>
+          <w:szCs w:val="20"/>
           <w:lang w:val="en-IN"/>
         </w:rPr>
         <w:t>KG enrichment</w:t>
@@ -8846,6 +10290,8 @@
         </w:numPr>
         <w:rPr>
           <w:rFonts w:ascii="Times New Roman" w:hAnsi="Times New Roman" w:cs="Times New Roman"/>
+          <w:sz w:val="20"/>
+          <w:szCs w:val="20"/>
           <w:lang w:val="en-IN"/>
         </w:rPr>
       </w:pPr>
@@ -8854,6 +10300,8 @@
           <w:rFonts w:ascii="Times New Roman" w:hAnsi="Times New Roman" w:cs="Times New Roman"/>
           <w:b/>
           <w:bCs/>
+          <w:sz w:val="20"/>
+          <w:szCs w:val="20"/>
           <w:lang w:val="en-IN"/>
         </w:rPr>
         <w:t>40,950 review texts analysed</w:t>
@@ -8867,6 +10315,8 @@
         </w:numPr>
         <w:rPr>
           <w:rFonts w:ascii="Times New Roman" w:hAnsi="Times New Roman" w:cs="Times New Roman"/>
+          <w:sz w:val="20"/>
+          <w:szCs w:val="20"/>
           <w:lang w:val="en-IN"/>
         </w:rPr>
       </w:pPr>
@@ -8875,6 +10325,8 @@
           <w:rFonts w:ascii="Times New Roman" w:hAnsi="Times New Roman" w:cs="Times New Roman"/>
           <w:b/>
           <w:bCs/>
+          <w:sz w:val="20"/>
+          <w:szCs w:val="20"/>
           <w:lang w:val="en-IN"/>
         </w:rPr>
         <w:t>8 geographic clusters</w:t>
@@ -8888,6 +10340,8 @@
         </w:numPr>
         <w:rPr>
           <w:rFonts w:ascii="Times New Roman" w:hAnsi="Times New Roman" w:cs="Times New Roman"/>
+          <w:sz w:val="20"/>
+          <w:szCs w:val="20"/>
           <w:lang w:val="en-IN"/>
         </w:rPr>
       </w:pPr>
@@ -8896,6 +10350,8 @@
           <w:rFonts w:ascii="Times New Roman" w:hAnsi="Times New Roman" w:cs="Times New Roman"/>
           <w:b/>
           <w:bCs/>
+          <w:sz w:val="20"/>
+          <w:szCs w:val="20"/>
           <w:lang w:val="en-IN"/>
         </w:rPr>
         <w:t>4,073 geographic relationships</w:t>
@@ -8909,12 +10365,16 @@
         </w:numPr>
         <w:rPr>
           <w:rFonts w:ascii="Times New Roman" w:hAnsi="Times New Roman" w:cs="Times New Roman"/>
-          <w:lang w:val="en-IN"/>
-        </w:rPr>
-      </w:pPr>
-      <w:r>
-        <w:rPr>
-          <w:rFonts w:ascii="Times New Roman" w:hAnsi="Times New Roman" w:cs="Times New Roman"/>
+          <w:sz w:val="20"/>
+          <w:szCs w:val="20"/>
+          <w:lang w:val="en-IN"/>
+        </w:rPr>
+      </w:pPr>
+      <w:r>
+        <w:rPr>
+          <w:rFonts w:ascii="Times New Roman" w:hAnsi="Times New Roman" w:cs="Times New Roman"/>
+          <w:sz w:val="20"/>
+          <w:szCs w:val="20"/>
           <w:lang w:val="en-IN"/>
         </w:rPr>
         <w:t>Separate structured and NLP sentiment representations</w:t>
@@ -8926,6 +10386,8 @@
           <w:rFonts w:ascii="Times New Roman" w:hAnsi="Times New Roman" w:cs="Times New Roman"/>
           <w:b/>
           <w:bCs/>
+          <w:sz w:val="20"/>
+          <w:szCs w:val="20"/>
           <w:lang w:val="en-IN"/>
         </w:rPr>
       </w:pPr>
@@ -8934,6 +10396,8 @@
           <w:rFonts w:ascii="Times New Roman" w:hAnsi="Times New Roman" w:cs="Times New Roman"/>
           <w:b/>
           <w:bCs/>
+          <w:sz w:val="20"/>
+          <w:szCs w:val="20"/>
           <w:lang w:val="en-IN"/>
         </w:rPr>
         <w:t>Reasoning</w:t>
@@ -8947,6 +10411,8 @@
         </w:numPr>
         <w:rPr>
           <w:rFonts w:ascii="Times New Roman" w:hAnsi="Times New Roman" w:cs="Times New Roman"/>
+          <w:sz w:val="20"/>
+          <w:szCs w:val="20"/>
           <w:lang w:val="en-IN"/>
         </w:rPr>
       </w:pPr>
@@ -8955,6 +10421,8 @@
           <w:rFonts w:ascii="Times New Roman" w:hAnsi="Times New Roman" w:cs="Times New Roman"/>
           <w:b/>
           <w:bCs/>
+          <w:sz w:val="20"/>
+          <w:szCs w:val="20"/>
           <w:lang w:val="en-IN"/>
         </w:rPr>
         <w:t>362,830 inferred facts</w:t>
@@ -8968,6 +10436,8 @@
         </w:numPr>
         <w:rPr>
           <w:rFonts w:ascii="Times New Roman" w:hAnsi="Times New Roman" w:cs="Times New Roman"/>
+          <w:sz w:val="20"/>
+          <w:szCs w:val="20"/>
           <w:lang w:val="en-IN"/>
         </w:rPr>
       </w:pPr>
@@ -8976,6 +10446,8 @@
           <w:rFonts w:ascii="Times New Roman" w:hAnsi="Times New Roman" w:cs="Times New Roman"/>
           <w:b/>
           <w:bCs/>
+          <w:sz w:val="20"/>
+          <w:szCs w:val="20"/>
           <w:lang w:val="en-IN"/>
         </w:rPr>
         <w:t>50.18% increase in relationships</w:t>
@@ -8989,6 +10461,8 @@
         </w:numPr>
         <w:rPr>
           <w:rFonts w:ascii="Times New Roman" w:hAnsi="Times New Roman" w:cs="Times New Roman"/>
+          <w:sz w:val="20"/>
+          <w:szCs w:val="20"/>
           <w:lang w:val="en-IN"/>
         </w:rPr>
       </w:pPr>
@@ -8997,9 +10471,21 @@
           <w:rFonts w:ascii="Times New Roman" w:hAnsi="Times New Roman" w:cs="Times New Roman"/>
           <w:b/>
           <w:bCs/>
-          <w:lang w:val="en-IN"/>
-        </w:rPr>
-        <w:t>15.07 seconds reasoning time</w:t>
+          <w:sz w:val="20"/>
+          <w:szCs w:val="20"/>
+        </w:rPr>
+        <w:t xml:space="preserve">17.18 </w:t>
+      </w:r>
+      <w:r>
+        <w:rPr>
+          <w:rFonts w:ascii="Times New Roman" w:hAnsi="Times New Roman" w:cs="Times New Roman"/>
+          <w:b/>
+          <w:bCs/>
+          <w:sz w:val="20"/>
+          <w:szCs w:val="20"/>
+          <w:lang w:val="en-IN"/>
+        </w:rPr>
+        <w:t>seconds reasoning time</w:t>
       </w:r>
     </w:p>
     <w:p>
@@ -9010,12 +10496,16 @@
         </w:numPr>
         <w:rPr>
           <w:rFonts w:ascii="Times New Roman" w:hAnsi="Times New Roman" w:cs="Times New Roman"/>
-          <w:lang w:val="en-IN"/>
-        </w:rPr>
-      </w:pPr>
-      <w:r>
-        <w:rPr>
-          <w:rFonts w:ascii="Times New Roman" w:hAnsi="Times New Roman" w:cs="Times New Roman"/>
+          <w:sz w:val="20"/>
+          <w:szCs w:val="20"/>
+          <w:lang w:val="en-IN"/>
+        </w:rPr>
+      </w:pPr>
+      <w:r>
+        <w:rPr>
+          <w:rFonts w:ascii="Times New Roman" w:hAnsi="Times New Roman" w:cs="Times New Roman"/>
+          <w:sz w:val="20"/>
+          <w:szCs w:val="20"/>
           <w:lang w:val="en-IN"/>
         </w:rPr>
         <w:t>Fixed point reached after three iterations</w:t>
@@ -9027,6 +10517,8 @@
           <w:rFonts w:ascii="Times New Roman" w:hAnsi="Times New Roman" w:cs="Times New Roman"/>
           <w:b/>
           <w:bCs/>
+          <w:sz w:val="20"/>
+          <w:szCs w:val="20"/>
           <w:lang w:val="en-IN"/>
         </w:rPr>
       </w:pPr>
@@ -9035,6 +10527,8 @@
           <w:rFonts w:ascii="Times New Roman" w:hAnsi="Times New Roman" w:cs="Times New Roman"/>
           <w:b/>
           <w:bCs/>
+          <w:sz w:val="20"/>
+          <w:szCs w:val="20"/>
           <w:lang w:val="en-IN"/>
         </w:rPr>
         <w:t>Embeddings</w:t>
@@ -9048,6 +10542,8 @@
         </w:numPr>
         <w:rPr>
           <w:rFonts w:ascii="Times New Roman" w:hAnsi="Times New Roman" w:cs="Times New Roman"/>
+          <w:sz w:val="20"/>
+          <w:szCs w:val="20"/>
           <w:lang w:val="en-IN"/>
         </w:rPr>
       </w:pPr>
@@ -9056,6 +10552,8 @@
           <w:rFonts w:ascii="Times New Roman" w:hAnsi="Times New Roman" w:cs="Times New Roman"/>
           <w:b/>
           <w:bCs/>
+          <w:sz w:val="20"/>
+          <w:szCs w:val="20"/>
           <w:lang w:val="en-IN"/>
         </w:rPr>
         <w:t>64-dimensional Node2Vec vectors</w:t>
@@ -9069,6 +10567,8 @@
         </w:numPr>
         <w:rPr>
           <w:rFonts w:ascii="Times New Roman" w:hAnsi="Times New Roman" w:cs="Times New Roman"/>
+          <w:sz w:val="20"/>
+          <w:szCs w:val="20"/>
           <w:lang w:val="en-IN"/>
         </w:rPr>
       </w:pPr>
@@ -9077,9 +10577,21 @@
           <w:rFonts w:ascii="Times New Roman" w:hAnsi="Times New Roman" w:cs="Times New Roman"/>
           <w:b/>
           <w:bCs/>
-          <w:lang w:val="en-IN"/>
-        </w:rPr>
-        <w:t>0.90 project-defined structural precision</w:t>
+          <w:sz w:val="20"/>
+          <w:szCs w:val="20"/>
+        </w:rPr>
+        <w:t xml:space="preserve">0.88 </w:t>
+      </w:r>
+      <w:r>
+        <w:rPr>
+          <w:rFonts w:ascii="Times New Roman" w:hAnsi="Times New Roman" w:cs="Times New Roman"/>
+          <w:b/>
+          <w:bCs/>
+          <w:sz w:val="20"/>
+          <w:szCs w:val="20"/>
+          <w:lang w:val="en-IN"/>
+        </w:rPr>
+        <w:t>project-defined structural precision</w:t>
       </w:r>
     </w:p>
     <w:p>
@@ -9090,6 +10602,8 @@
         </w:numPr>
         <w:rPr>
           <w:rFonts w:ascii="Times New Roman" w:hAnsi="Times New Roman" w:cs="Times New Roman"/>
+          <w:sz w:val="20"/>
+          <w:szCs w:val="20"/>
           <w:lang w:val="en-IN"/>
         </w:rPr>
       </w:pPr>
@@ -9098,840 +10612,106 @@
           <w:rFonts w:ascii="Times New Roman" w:hAnsi="Times New Roman" w:cs="Times New Roman"/>
           <w:b/>
           <w:bCs/>
-          <w:lang w:val="en-IN"/>
-        </w:rPr>
-        <w:t>0.7113 embedding diversity score</w:t>
-      </w:r>
-    </w:p>
-    <w:p>
-      <w:pPr>
-        <w:rPr>
-          <w:rFonts w:ascii="Times New Roman" w:hAnsi="Times New Roman" w:cs="Times New Roman"/>
-          <w:lang w:val="en-IN"/>
-        </w:rPr>
-      </w:pPr>
-      <w:r>
-        <w:rPr>
-          <w:rFonts w:ascii="Times New Roman" w:hAnsi="Times New Roman" w:cs="Times New Roman"/>
-          <w:lang w:val="en-IN"/>
-        </w:rPr>
-        <w:t xml:space="preserve">These results show that </w:t>
-      </w:r>
-      <w:proofErr w:type="spellStart"/>
-      <w:r>
-        <w:rPr>
-          <w:rFonts w:ascii="Times New Roman" w:hAnsi="Times New Roman" w:cs="Times New Roman"/>
-          <w:lang w:val="en-IN"/>
-        </w:rPr>
-        <w:t>t</w:t>
-      </w:r>
-      <w:r>
-        <w:rPr>
-          <w:rFonts w:ascii="Times New Roman" w:hAnsi="Times New Roman" w:cs="Times New Roman"/>
-          <w:lang w:val="en-IN"/>
-        </w:rPr>
-        <w:t>graph</w:t>
-      </w:r>
-      <w:proofErr w:type="spellEnd"/>
-      <w:r>
-        <w:rPr>
-          <w:rFonts w:ascii="Times New Roman" w:hAnsi="Times New Roman" w:cs="Times New Roman"/>
-          <w:lang w:val="en-IN"/>
-        </w:rPr>
-        <w:t xml:space="preserve"> is enriched, queried, reasoned over and used as input for representation learning.</w:t>
-      </w:r>
-    </w:p>
-    <w:p>
-      <w:pPr>
+          <w:sz w:val="20"/>
+          <w:szCs w:val="20"/>
+        </w:rPr>
+        <w:t xml:space="preserve">0.7131 </w:t>
+      </w:r>
+      <w:r>
         <w:rPr>
           <w:rFonts w:ascii="Times New Roman" w:hAnsi="Times New Roman" w:cs="Times New Roman"/>
           <w:b/>
           <w:bCs/>
-          <w:lang w:val="en-IN"/>
-        </w:rPr>
-      </w:pPr>
-      <w:r>
+          <w:sz w:val="20"/>
+          <w:szCs w:val="20"/>
+          <w:lang w:val="en-IN"/>
+        </w:rPr>
+        <w:t>embedding diversity score</w:t>
+      </w:r>
+    </w:p>
+    <w:p>
+      <w:pPr>
         <w:rPr>
           <w:rFonts w:ascii="Times New Roman" w:hAnsi="Times New Roman" w:cs="Times New Roman"/>
           <w:b/>
           <w:bCs/>
-          <w:lang w:val="en-IN"/>
-        </w:rPr>
-        <w:t>5. Learning Outcomes</w:t>
-      </w:r>
-    </w:p>
-    <w:p>
-      <w:pPr>
-        <w:rPr>
-          <w:rFonts w:ascii="Times New Roman" w:hAnsi="Times New Roman" w:cs="Times New Roman"/>
-          <w:lang w:val="en-IN"/>
-        </w:rPr>
-      </w:pPr>
-      <w:r>
-        <w:rPr>
-          <w:rFonts w:ascii="Times New Roman" w:hAnsi="Times New Roman" w:cs="Times New Roman"/>
-          <w:lang w:val="en-IN"/>
-        </w:rPr>
-        <w:t>The project provides evidence for the following learning outcomes:</w:t>
-      </w:r>
-    </w:p>
-    <w:tbl>
-      <w:tblPr>
-        <w:tblW w:w="0" w:type="auto"/>
-        <w:tblCellSpacing w:w="15" w:type="dxa"/>
-        <w:tblCellMar>
-          <w:top w:w="15" w:type="dxa"/>
-          <w:left w:w="15" w:type="dxa"/>
-          <w:bottom w:w="15" w:type="dxa"/>
-          <w:right w:w="15" w:type="dxa"/>
-        </w:tblCellMar>
-        <w:tblLook w:val="04A0" w:firstRow="1" w:lastRow="0" w:firstColumn="1" w:lastColumn="0" w:noHBand="0" w:noVBand="1"/>
-      </w:tblPr>
-      <w:tblGrid>
-        <w:gridCol w:w="613"/>
-        <w:gridCol w:w="6228"/>
-      </w:tblGrid>
-      <w:tr>
-        <w:trPr>
-          <w:tblHeader/>
-          <w:tblCellSpacing w:w="15" w:type="dxa"/>
-        </w:trPr>
-        <w:tc>
-          <w:tcPr>
-            <w:tcW w:w="0" w:type="auto"/>
-            <w:vAlign w:val="center"/>
-            <w:hideMark/>
-          </w:tcPr>
-          <w:p>
-            <w:pPr>
-              <w:rPr>
-                <w:rFonts w:ascii="Times New Roman" w:hAnsi="Times New Roman" w:cs="Times New Roman"/>
-                <w:b/>
-                <w:bCs/>
-                <w:lang w:val="en-IN"/>
-              </w:rPr>
-            </w:pPr>
-            <w:r>
-              <w:rPr>
-                <w:rFonts w:ascii="Times New Roman" w:hAnsi="Times New Roman" w:cs="Times New Roman"/>
-                <w:b/>
-                <w:bCs/>
-                <w:lang w:val="en-IN"/>
-              </w:rPr>
-              <w:lastRenderedPageBreak/>
-              <w:t>LO</w:t>
-            </w:r>
-          </w:p>
-        </w:tc>
-        <w:tc>
-          <w:tcPr>
-            <w:tcW w:w="0" w:type="auto"/>
-            <w:vAlign w:val="center"/>
-            <w:hideMark/>
-          </w:tcPr>
-          <w:p>
-            <w:pPr>
-              <w:rPr>
-                <w:rFonts w:ascii="Times New Roman" w:hAnsi="Times New Roman" w:cs="Times New Roman"/>
-                <w:b/>
-                <w:bCs/>
-                <w:lang w:val="en-IN"/>
-              </w:rPr>
-            </w:pPr>
-            <w:r>
-              <w:rPr>
-                <w:rFonts w:ascii="Times New Roman" w:hAnsi="Times New Roman" w:cs="Times New Roman"/>
-                <w:b/>
-                <w:bCs/>
-                <w:lang w:val="en-IN"/>
-              </w:rPr>
-              <w:t>Evidence</w:t>
-            </w:r>
-          </w:p>
-        </w:tc>
-      </w:tr>
-      <w:tr>
-        <w:trPr>
-          <w:tblCellSpacing w:w="15" w:type="dxa"/>
-        </w:trPr>
-        <w:tc>
-          <w:tcPr>
-            <w:tcW w:w="0" w:type="auto"/>
-            <w:vAlign w:val="center"/>
-            <w:hideMark/>
-          </w:tcPr>
-          <w:p>
-            <w:pPr>
-              <w:rPr>
-                <w:rFonts w:ascii="Times New Roman" w:hAnsi="Times New Roman" w:cs="Times New Roman"/>
-                <w:lang w:val="en-IN"/>
-              </w:rPr>
-            </w:pPr>
-            <w:r>
-              <w:rPr>
-                <w:rFonts w:ascii="Times New Roman" w:hAnsi="Times New Roman" w:cs="Times New Roman"/>
-                <w:b/>
-                <w:bCs/>
-                <w:lang w:val="en-IN"/>
-              </w:rPr>
-              <w:t>LO1</w:t>
-            </w:r>
-          </w:p>
-        </w:tc>
-        <w:tc>
-          <w:tcPr>
-            <w:tcW w:w="0" w:type="auto"/>
-            <w:vAlign w:val="center"/>
-            <w:hideMark/>
-          </w:tcPr>
-          <w:p>
-            <w:pPr>
-              <w:rPr>
-                <w:rFonts w:ascii="Times New Roman" w:hAnsi="Times New Roman" w:cs="Times New Roman"/>
-                <w:lang w:val="en-IN"/>
-              </w:rPr>
-            </w:pPr>
-            <w:r>
-              <w:rPr>
-                <w:rFonts w:ascii="Times New Roman" w:hAnsi="Times New Roman" w:cs="Times New Roman"/>
-                <w:lang w:val="en-IN"/>
-              </w:rPr>
-              <w:t>Node2Vec graph embeddings and similarity evaluation</w:t>
-            </w:r>
-          </w:p>
-        </w:tc>
-      </w:tr>
-      <w:tr>
-        <w:trPr>
-          <w:tblCellSpacing w:w="15" w:type="dxa"/>
-        </w:trPr>
-        <w:tc>
-          <w:tcPr>
-            <w:tcW w:w="0" w:type="auto"/>
-            <w:vAlign w:val="center"/>
-            <w:hideMark/>
-          </w:tcPr>
-          <w:p>
-            <w:pPr>
-              <w:rPr>
-                <w:rFonts w:ascii="Times New Roman" w:hAnsi="Times New Roman" w:cs="Times New Roman"/>
-                <w:lang w:val="en-IN"/>
-              </w:rPr>
-            </w:pPr>
-            <w:r>
-              <w:rPr>
-                <w:rFonts w:ascii="Times New Roman" w:hAnsi="Times New Roman" w:cs="Times New Roman"/>
-                <w:b/>
-                <w:bCs/>
-                <w:lang w:val="en-IN"/>
-              </w:rPr>
-              <w:t>LO2</w:t>
-            </w:r>
-          </w:p>
-        </w:tc>
-        <w:tc>
-          <w:tcPr>
-            <w:tcW w:w="0" w:type="auto"/>
-            <w:vAlign w:val="center"/>
-            <w:hideMark/>
-          </w:tcPr>
-          <w:p>
-            <w:pPr>
-              <w:rPr>
-                <w:rFonts w:ascii="Times New Roman" w:hAnsi="Times New Roman" w:cs="Times New Roman"/>
-                <w:lang w:val="en-IN"/>
-              </w:rPr>
-            </w:pPr>
-            <w:r>
-              <w:rPr>
-                <w:rFonts w:ascii="Times New Roman" w:hAnsi="Times New Roman" w:cs="Times New Roman"/>
-                <w:lang w:val="en-IN"/>
-              </w:rPr>
-              <w:t>Four rule-based logical inference rules</w:t>
-            </w:r>
-          </w:p>
-        </w:tc>
-      </w:tr>
-      <w:tr>
-        <w:trPr>
-          <w:tblCellSpacing w:w="15" w:type="dxa"/>
-        </w:trPr>
-        <w:tc>
-          <w:tcPr>
-            <w:tcW w:w="0" w:type="auto"/>
-            <w:vAlign w:val="center"/>
-            <w:hideMark/>
-          </w:tcPr>
-          <w:p>
-            <w:pPr>
-              <w:rPr>
-                <w:rFonts w:ascii="Times New Roman" w:hAnsi="Times New Roman" w:cs="Times New Roman"/>
-                <w:lang w:val="en-IN"/>
-              </w:rPr>
-            </w:pPr>
-            <w:r>
-              <w:rPr>
-                <w:rFonts w:ascii="Times New Roman" w:hAnsi="Times New Roman" w:cs="Times New Roman"/>
-                <w:b/>
-                <w:bCs/>
-                <w:lang w:val="en-IN"/>
-              </w:rPr>
-              <w:t>LO3</w:t>
-            </w:r>
-          </w:p>
-        </w:tc>
-        <w:tc>
-          <w:tcPr>
-            <w:tcW w:w="0" w:type="auto"/>
-            <w:vAlign w:val="center"/>
-            <w:hideMark/>
-          </w:tcPr>
-          <w:p>
-            <w:pPr>
-              <w:rPr>
-                <w:rFonts w:ascii="Times New Roman" w:hAnsi="Times New Roman" w:cs="Times New Roman"/>
-                <w:lang w:val="en-IN"/>
-              </w:rPr>
-            </w:pPr>
-            <w:r>
-              <w:rPr>
-                <w:rFonts w:ascii="Times New Roman" w:hAnsi="Times New Roman" w:cs="Times New Roman"/>
-                <w:lang w:val="en-IN"/>
-              </w:rPr>
-              <w:t>Not covered; GNNs were outside scope</w:t>
-            </w:r>
-          </w:p>
-        </w:tc>
-      </w:tr>
-      <w:tr>
-        <w:trPr>
-          <w:tblCellSpacing w:w="15" w:type="dxa"/>
-        </w:trPr>
-        <w:tc>
-          <w:tcPr>
-            <w:tcW w:w="0" w:type="auto"/>
-            <w:vAlign w:val="center"/>
-            <w:hideMark/>
-          </w:tcPr>
-          <w:p>
-            <w:pPr>
-              <w:rPr>
-                <w:rFonts w:ascii="Times New Roman" w:hAnsi="Times New Roman" w:cs="Times New Roman"/>
-                <w:lang w:val="en-IN"/>
-              </w:rPr>
-            </w:pPr>
-            <w:r>
-              <w:rPr>
-                <w:rFonts w:ascii="Times New Roman" w:hAnsi="Times New Roman" w:cs="Times New Roman"/>
-                <w:b/>
-                <w:bCs/>
-                <w:lang w:val="en-IN"/>
-              </w:rPr>
-              <w:t>LO4</w:t>
-            </w:r>
-          </w:p>
-        </w:tc>
-        <w:tc>
-          <w:tcPr>
-            <w:tcW w:w="0" w:type="auto"/>
-            <w:vAlign w:val="center"/>
-            <w:hideMark/>
-          </w:tcPr>
-          <w:p>
-            <w:pPr>
-              <w:rPr>
-                <w:rFonts w:ascii="Times New Roman" w:hAnsi="Times New Roman" w:cs="Times New Roman"/>
-                <w:lang w:val="en-IN"/>
-              </w:rPr>
-            </w:pPr>
-            <w:r>
-              <w:rPr>
-                <w:rFonts w:ascii="Times New Roman" w:hAnsi="Times New Roman" w:cs="Times New Roman"/>
-                <w:lang w:val="en-IN"/>
-              </w:rPr>
-              <w:t>Comparison of relational, RDF, property-graph and document models</w:t>
-            </w:r>
-          </w:p>
-        </w:tc>
-      </w:tr>
-      <w:tr>
-        <w:trPr>
-          <w:tblCellSpacing w:w="15" w:type="dxa"/>
-        </w:trPr>
-        <w:tc>
-          <w:tcPr>
-            <w:tcW w:w="0" w:type="auto"/>
-            <w:vAlign w:val="center"/>
-            <w:hideMark/>
-          </w:tcPr>
-          <w:p>
-            <w:pPr>
-              <w:rPr>
-                <w:rFonts w:ascii="Times New Roman" w:hAnsi="Times New Roman" w:cs="Times New Roman"/>
-                <w:lang w:val="en-IN"/>
-              </w:rPr>
-            </w:pPr>
-            <w:r>
-              <w:rPr>
-                <w:rFonts w:ascii="Times New Roman" w:hAnsi="Times New Roman" w:cs="Times New Roman"/>
-                <w:b/>
-                <w:bCs/>
-                <w:lang w:val="en-IN"/>
-              </w:rPr>
-              <w:t>LO5</w:t>
-            </w:r>
-          </w:p>
-        </w:tc>
-        <w:tc>
-          <w:tcPr>
-            <w:tcW w:w="0" w:type="auto"/>
-            <w:vAlign w:val="center"/>
-            <w:hideMark/>
-          </w:tcPr>
-          <w:p>
-            <w:pPr>
-              <w:rPr>
-                <w:rFonts w:ascii="Times New Roman" w:hAnsi="Times New Roman" w:cs="Times New Roman"/>
-                <w:lang w:val="en-IN"/>
-              </w:rPr>
-            </w:pPr>
-            <w:r>
-              <w:rPr>
-                <w:rFonts w:ascii="Times New Roman" w:hAnsi="Times New Roman" w:cs="Times New Roman"/>
-                <w:lang w:val="en-IN"/>
-              </w:rPr>
-              <w:t>Complete KG architecture and implementation</w:t>
-            </w:r>
-          </w:p>
-        </w:tc>
-      </w:tr>
-      <w:tr>
-        <w:trPr>
-          <w:tblCellSpacing w:w="15" w:type="dxa"/>
-        </w:trPr>
-        <w:tc>
-          <w:tcPr>
-            <w:tcW w:w="0" w:type="auto"/>
-            <w:vAlign w:val="center"/>
-            <w:hideMark/>
-          </w:tcPr>
-          <w:p>
-            <w:pPr>
-              <w:rPr>
-                <w:rFonts w:ascii="Times New Roman" w:hAnsi="Times New Roman" w:cs="Times New Roman"/>
-                <w:lang w:val="en-IN"/>
-              </w:rPr>
-            </w:pPr>
-            <w:r>
-              <w:rPr>
-                <w:rFonts w:ascii="Times New Roman" w:hAnsi="Times New Roman" w:cs="Times New Roman"/>
-                <w:b/>
-                <w:bCs/>
-                <w:lang w:val="en-IN"/>
-              </w:rPr>
-              <w:t>LO6</w:t>
-            </w:r>
-          </w:p>
-        </w:tc>
-        <w:tc>
-          <w:tcPr>
-            <w:tcW w:w="0" w:type="auto"/>
-            <w:vAlign w:val="center"/>
-            <w:hideMark/>
-          </w:tcPr>
-          <w:p>
-            <w:pPr>
-              <w:rPr>
-                <w:rFonts w:ascii="Times New Roman" w:hAnsi="Times New Roman" w:cs="Times New Roman"/>
-                <w:lang w:val="en-IN"/>
-              </w:rPr>
-            </w:pPr>
-            <w:r>
-              <w:rPr>
-                <w:rFonts w:ascii="Times New Roman" w:hAnsi="Times New Roman" w:cs="Times New Roman"/>
-                <w:lang w:val="en-IN"/>
-              </w:rPr>
-              <w:t>Indexed forward chaining and fixed-point reasoning</w:t>
-            </w:r>
-          </w:p>
-        </w:tc>
-      </w:tr>
-      <w:tr>
-        <w:trPr>
-          <w:tblCellSpacing w:w="15" w:type="dxa"/>
-        </w:trPr>
-        <w:tc>
-          <w:tcPr>
-            <w:tcW w:w="0" w:type="auto"/>
-            <w:vAlign w:val="center"/>
-            <w:hideMark/>
-          </w:tcPr>
-          <w:p>
-            <w:pPr>
-              <w:rPr>
-                <w:rFonts w:ascii="Times New Roman" w:hAnsi="Times New Roman" w:cs="Times New Roman"/>
-                <w:lang w:val="en-IN"/>
-              </w:rPr>
-            </w:pPr>
-            <w:r>
-              <w:rPr>
-                <w:rFonts w:ascii="Times New Roman" w:hAnsi="Times New Roman" w:cs="Times New Roman"/>
-                <w:b/>
-                <w:bCs/>
-                <w:lang w:val="en-IN"/>
-              </w:rPr>
-              <w:t>LO7</w:t>
-            </w:r>
-          </w:p>
-        </w:tc>
-        <w:tc>
-          <w:tcPr>
-            <w:tcW w:w="0" w:type="auto"/>
-            <w:vAlign w:val="center"/>
-            <w:hideMark/>
-          </w:tcPr>
-          <w:p>
-            <w:pPr>
-              <w:rPr>
-                <w:rFonts w:ascii="Times New Roman" w:hAnsi="Times New Roman" w:cs="Times New Roman"/>
-                <w:lang w:val="en-IN"/>
-              </w:rPr>
-            </w:pPr>
-            <w:r>
-              <w:rPr>
-                <w:rFonts w:ascii="Times New Roman" w:hAnsi="Times New Roman" w:cs="Times New Roman"/>
-                <w:lang w:val="en-IN"/>
-              </w:rPr>
-              <w:t>Construction of a 442,401-node KG</w:t>
-            </w:r>
-          </w:p>
-        </w:tc>
-      </w:tr>
-      <w:tr>
-        <w:trPr>
-          <w:tblCellSpacing w:w="15" w:type="dxa"/>
-        </w:trPr>
-        <w:tc>
-          <w:tcPr>
-            <w:tcW w:w="0" w:type="auto"/>
-            <w:vAlign w:val="center"/>
-            <w:hideMark/>
-          </w:tcPr>
-          <w:p>
-            <w:pPr>
-              <w:rPr>
-                <w:rFonts w:ascii="Times New Roman" w:hAnsi="Times New Roman" w:cs="Times New Roman"/>
-                <w:lang w:val="en-IN"/>
-              </w:rPr>
-            </w:pPr>
-            <w:r>
-              <w:rPr>
-                <w:rFonts w:ascii="Times New Roman" w:hAnsi="Times New Roman" w:cs="Times New Roman"/>
-                <w:b/>
-                <w:bCs/>
-                <w:lang w:val="en-IN"/>
-              </w:rPr>
-              <w:t>LO8</w:t>
-            </w:r>
-          </w:p>
-        </w:tc>
-        <w:tc>
-          <w:tcPr>
-            <w:tcW w:w="0" w:type="auto"/>
-            <w:vAlign w:val="center"/>
-            <w:hideMark/>
-          </w:tcPr>
-          <w:p>
-            <w:pPr>
-              <w:rPr>
-                <w:rFonts w:ascii="Times New Roman" w:hAnsi="Times New Roman" w:cs="Times New Roman"/>
-                <w:lang w:val="en-IN"/>
-              </w:rPr>
-            </w:pPr>
-            <w:r>
-              <w:rPr>
-                <w:rFonts w:ascii="Times New Roman" w:hAnsi="Times New Roman" w:cs="Times New Roman"/>
-                <w:lang w:val="en-IN"/>
-              </w:rPr>
-              <w:t>Sentiment and geographic KG enrichment</w:t>
-            </w:r>
-          </w:p>
-        </w:tc>
-      </w:tr>
-      <w:tr>
-        <w:trPr>
-          <w:tblCellSpacing w:w="15" w:type="dxa"/>
-        </w:trPr>
-        <w:tc>
-          <w:tcPr>
-            <w:tcW w:w="0" w:type="auto"/>
-            <w:vAlign w:val="center"/>
-            <w:hideMark/>
-          </w:tcPr>
-          <w:p>
-            <w:pPr>
-              <w:rPr>
-                <w:rFonts w:ascii="Times New Roman" w:hAnsi="Times New Roman" w:cs="Times New Roman"/>
-                <w:lang w:val="en-IN"/>
-              </w:rPr>
-            </w:pPr>
-            <w:r>
-              <w:rPr>
-                <w:rFonts w:ascii="Times New Roman" w:hAnsi="Times New Roman" w:cs="Times New Roman"/>
-                <w:b/>
-                <w:bCs/>
-                <w:lang w:val="en-IN"/>
-              </w:rPr>
-              <w:t>LO9</w:t>
-            </w:r>
-          </w:p>
-        </w:tc>
-        <w:tc>
-          <w:tcPr>
-            <w:tcW w:w="0" w:type="auto"/>
-            <w:vAlign w:val="center"/>
-            <w:hideMark/>
-          </w:tcPr>
-          <w:p>
-            <w:pPr>
-              <w:rPr>
-                <w:rFonts w:ascii="Times New Roman" w:hAnsi="Times New Roman" w:cs="Times New Roman"/>
-                <w:lang w:val="en-IN"/>
-              </w:rPr>
-            </w:pPr>
-            <w:r>
-              <w:rPr>
-                <w:rFonts w:ascii="Times New Roman" w:hAnsi="Times New Roman" w:cs="Times New Roman"/>
-                <w:lang w:val="en-IN"/>
-              </w:rPr>
-              <w:t>E-commerce customer, product, seller and behavioural application</w:t>
-            </w:r>
-          </w:p>
-        </w:tc>
-      </w:tr>
-      <w:tr>
-        <w:trPr>
-          <w:tblCellSpacing w:w="15" w:type="dxa"/>
-        </w:trPr>
-        <w:tc>
-          <w:tcPr>
-            <w:tcW w:w="0" w:type="auto"/>
-            <w:vAlign w:val="center"/>
-            <w:hideMark/>
-          </w:tcPr>
-          <w:p>
-            <w:pPr>
-              <w:rPr>
-                <w:rFonts w:ascii="Times New Roman" w:hAnsi="Times New Roman" w:cs="Times New Roman"/>
-                <w:lang w:val="en-IN"/>
-              </w:rPr>
-            </w:pPr>
-            <w:r>
-              <w:rPr>
-                <w:rFonts w:ascii="Times New Roman" w:hAnsi="Times New Roman" w:cs="Times New Roman"/>
-                <w:b/>
-                <w:bCs/>
-                <w:lang w:val="en-IN"/>
-              </w:rPr>
-              <w:t>LO10</w:t>
-            </w:r>
-          </w:p>
-        </w:tc>
-        <w:tc>
-          <w:tcPr>
-            <w:tcW w:w="0" w:type="auto"/>
-            <w:vAlign w:val="center"/>
-            <w:hideMark/>
-          </w:tcPr>
-          <w:p>
-            <w:pPr>
-              <w:rPr>
-                <w:rFonts w:ascii="Times New Roman" w:hAnsi="Times New Roman" w:cs="Times New Roman"/>
-                <w:lang w:val="en-IN"/>
-              </w:rPr>
-            </w:pPr>
-            <w:r>
-              <w:rPr>
-                <w:rFonts w:ascii="Times New Roman" w:hAnsi="Times New Roman" w:cs="Times New Roman"/>
-                <w:lang w:val="en-IN"/>
-              </w:rPr>
-              <w:t>Payment-based financial KG analysis and customer financial profiles</w:t>
-            </w:r>
-          </w:p>
-        </w:tc>
-      </w:tr>
-      <w:tr>
-        <w:trPr>
-          <w:tblCellSpacing w:w="15" w:type="dxa"/>
-        </w:trPr>
-        <w:tc>
-          <w:tcPr>
-            <w:tcW w:w="0" w:type="auto"/>
-            <w:vAlign w:val="center"/>
-            <w:hideMark/>
-          </w:tcPr>
-          <w:p>
-            <w:pPr>
-              <w:rPr>
-                <w:rFonts w:ascii="Times New Roman" w:hAnsi="Times New Roman" w:cs="Times New Roman"/>
-                <w:lang w:val="en-IN"/>
-              </w:rPr>
-            </w:pPr>
-            <w:r>
-              <w:rPr>
-                <w:rFonts w:ascii="Times New Roman" w:hAnsi="Times New Roman" w:cs="Times New Roman"/>
-                <w:b/>
-                <w:bCs/>
-                <w:lang w:val="en-IN"/>
-              </w:rPr>
-              <w:t>LO11</w:t>
-            </w:r>
-          </w:p>
-        </w:tc>
-        <w:tc>
-          <w:tcPr>
-            <w:tcW w:w="0" w:type="auto"/>
-            <w:vAlign w:val="center"/>
-            <w:hideMark/>
-          </w:tcPr>
-          <w:p>
-            <w:pPr>
-              <w:rPr>
-                <w:rFonts w:ascii="Times New Roman" w:hAnsi="Times New Roman" w:cs="Times New Roman"/>
-                <w:lang w:val="en-IN"/>
-              </w:rPr>
-            </w:pPr>
-            <w:r>
-              <w:rPr>
-                <w:rFonts w:ascii="Times New Roman" w:hAnsi="Times New Roman" w:cs="Times New Roman"/>
-                <w:lang w:val="en-IN"/>
-              </w:rPr>
-              <w:t xml:space="preserve">Query service and </w:t>
-            </w:r>
-            <w:proofErr w:type="spellStart"/>
-            <w:r>
-              <w:rPr>
-                <w:rFonts w:ascii="Times New Roman" w:hAnsi="Times New Roman" w:cs="Times New Roman"/>
-                <w:lang w:val="en-IN"/>
-              </w:rPr>
-              <w:t>Streamlit</w:t>
-            </w:r>
-            <w:proofErr w:type="spellEnd"/>
-            <w:r>
-              <w:rPr>
-                <w:rFonts w:ascii="Times New Roman" w:hAnsi="Times New Roman" w:cs="Times New Roman"/>
-                <w:lang w:val="en-IN"/>
-              </w:rPr>
-              <w:t xml:space="preserve"> KG application</w:t>
-            </w:r>
-          </w:p>
-        </w:tc>
-      </w:tr>
-      <w:tr>
-        <w:trPr>
-          <w:tblCellSpacing w:w="15" w:type="dxa"/>
-        </w:trPr>
-        <w:tc>
-          <w:tcPr>
-            <w:tcW w:w="0" w:type="auto"/>
-            <w:vAlign w:val="center"/>
-            <w:hideMark/>
-          </w:tcPr>
-          <w:p>
-            <w:pPr>
-              <w:rPr>
-                <w:rFonts w:ascii="Times New Roman" w:hAnsi="Times New Roman" w:cs="Times New Roman"/>
-                <w:lang w:val="en-IN"/>
-              </w:rPr>
-            </w:pPr>
-            <w:r>
-              <w:rPr>
-                <w:rFonts w:ascii="Times New Roman" w:hAnsi="Times New Roman" w:cs="Times New Roman"/>
-                <w:b/>
-                <w:bCs/>
-                <w:lang w:val="en-IN"/>
-              </w:rPr>
-              <w:t>LO12</w:t>
-            </w:r>
-          </w:p>
-        </w:tc>
-        <w:tc>
-          <w:tcPr>
-            <w:tcW w:w="0" w:type="auto"/>
-            <w:vAlign w:val="center"/>
-            <w:hideMark/>
-          </w:tcPr>
-          <w:p>
-            <w:pPr>
-              <w:rPr>
-                <w:rFonts w:ascii="Times New Roman" w:hAnsi="Times New Roman" w:cs="Times New Roman"/>
-                <w:lang w:val="en-IN"/>
-              </w:rPr>
-            </w:pPr>
-            <w:r>
-              <w:rPr>
-                <w:rFonts w:ascii="Times New Roman" w:hAnsi="Times New Roman" w:cs="Times New Roman"/>
-                <w:lang w:val="en-IN"/>
-              </w:rPr>
-              <w:t>Connection between KG structure and machine-learning embeddings</w:t>
-            </w:r>
-          </w:p>
-        </w:tc>
-      </w:tr>
-    </w:tbl>
-    <w:p>
-      <w:pPr>
-        <w:rPr>
-          <w:rFonts w:ascii="Times New Roman" w:hAnsi="Times New Roman" w:cs="Times New Roman"/>
-          <w:lang w:val="en-IN"/>
-        </w:rPr>
-      </w:pPr>
-      <w:r>
-        <w:rPr>
-          <w:rFonts w:ascii="Times New Roman" w:hAnsi="Times New Roman" w:cs="Times New Roman"/>
-          <w:lang w:val="en-IN"/>
-        </w:rPr>
-        <w:t xml:space="preserve">The strongest emphasis remains on </w:t>
-      </w:r>
+          <w:sz w:val="20"/>
+          <w:szCs w:val="20"/>
+          <w:lang w:val="en-IN"/>
+        </w:rPr>
+      </w:pPr>
       <w:r>
         <w:rPr>
           <w:rFonts w:ascii="Times New Roman" w:hAnsi="Times New Roman" w:cs="Times New Roman"/>
           <w:b/>
           <w:bCs/>
-          <w:lang w:val="en-IN"/>
-        </w:rPr>
-        <w:t>LO7 and LO9</w:t>
-      </w:r>
-      <w:r>
-        <w:rPr>
-          <w:rFonts w:ascii="Times New Roman" w:hAnsi="Times New Roman" w:cs="Times New Roman"/>
-          <w:lang w:val="en-IN"/>
-        </w:rPr>
-        <w:t xml:space="preserve">, as originally planned. </w:t>
-      </w:r>
+          <w:sz w:val="20"/>
+          <w:szCs w:val="20"/>
+          <w:lang w:val="en-IN"/>
+        </w:rPr>
+        <w:t>ML-based KG evolution</w:t>
+      </w:r>
+    </w:p>
+    <w:p>
+      <w:pPr>
+        <w:numPr>
+          <w:ilvl w:val="0"/>
+          <w:numId w:val="19"/>
+        </w:numPr>
+        <w:rPr>
+          <w:rFonts w:ascii="Times New Roman" w:hAnsi="Times New Roman" w:cs="Times New Roman"/>
+          <w:sz w:val="20"/>
+          <w:szCs w:val="20"/>
+          <w:lang w:val="en-IN"/>
+        </w:rPr>
+      </w:pPr>
       <w:r>
         <w:rPr>
           <w:rFonts w:ascii="Times New Roman" w:hAnsi="Times New Roman" w:cs="Times New Roman"/>
           <w:b/>
           <w:bCs/>
-          <w:lang w:val="en-IN"/>
-        </w:rPr>
-        <w:t>LO2 and LO11</w:t>
-      </w:r>
-      <w:r>
-        <w:rPr>
-          <w:rFonts w:ascii="Times New Roman" w:hAnsi="Times New Roman" w:cs="Times New Roman"/>
-          <w:lang w:val="en-IN"/>
-        </w:rPr>
-        <w:t xml:space="preserve"> are also strongly demonstrated by the implemented reasoning and application layers.</w:t>
-      </w:r>
-    </w:p>
-    <w:p>
-      <w:pPr>
+          <w:sz w:val="20"/>
+          <w:szCs w:val="20"/>
+          <w:lang w:val="en-IN"/>
+        </w:rPr>
+        <w:t>500 candidate source products</w:t>
+      </w:r>
+    </w:p>
+    <w:p>
+      <w:pPr>
+        <w:numPr>
+          <w:ilvl w:val="0"/>
+          <w:numId w:val="19"/>
+        </w:numPr>
+        <w:rPr>
+          <w:rFonts w:ascii="Times New Roman" w:hAnsi="Times New Roman" w:cs="Times New Roman"/>
+          <w:sz w:val="20"/>
+          <w:szCs w:val="20"/>
+          <w:lang w:val="en-IN"/>
+        </w:rPr>
+      </w:pPr>
+      <w:r>
         <w:rPr>
           <w:rFonts w:ascii="Times New Roman" w:hAnsi="Times New Roman" w:cs="Times New Roman"/>
           <w:b/>
           <w:bCs/>
+          <w:sz w:val="20"/>
+          <w:szCs w:val="20"/>
+          <w:lang w:val="en-IN"/>
+        </w:rPr>
+        <w:t>0.90 similarity threshold</w:t>
+      </w:r>
+    </w:p>
+    <w:p>
+      <w:pPr>
+        <w:numPr>
+          <w:ilvl w:val="0"/>
+          <w:numId w:val="19"/>
+        </w:numPr>
+        <w:rPr>
+          <w:rFonts w:ascii="Times New Roman" w:hAnsi="Times New Roman" w:cs="Times New Roman"/>
+          <w:sz w:val="20"/>
+          <w:szCs w:val="20"/>
           <w:lang w:val="en-IN"/>
         </w:rPr>
       </w:pPr>
@@ -9940,152 +10720,99 @@
           <w:rFonts w:ascii="Times New Roman" w:hAnsi="Times New Roman" w:cs="Times New Roman"/>
           <w:b/>
           <w:bCs/>
-          <w:lang w:val="en-IN"/>
-        </w:rPr>
-        <w:t>6. Limitations and Discussion</w:t>
-      </w:r>
-    </w:p>
-    <w:p>
-      <w:pPr>
-        <w:rPr>
-          <w:rFonts w:ascii="Times New Roman" w:hAnsi="Times New Roman" w:cs="Times New Roman"/>
-          <w:lang w:val="en-IN"/>
-        </w:rPr>
-      </w:pPr>
-      <w:r>
-        <w:rPr>
-          <w:rFonts w:ascii="Times New Roman" w:hAnsi="Times New Roman" w:cs="Times New Roman"/>
-          <w:lang w:val="en-IN"/>
-        </w:rPr>
-        <w:t>The project has several limitations.</w:t>
-      </w:r>
-    </w:p>
-    <w:p>
-      <w:pPr>
-        <w:rPr>
-          <w:rFonts w:ascii="Times New Roman" w:hAnsi="Times New Roman" w:cs="Times New Roman"/>
-          <w:lang w:val="en-IN"/>
-        </w:rPr>
-      </w:pPr>
-      <w:r>
-        <w:rPr>
-          <w:rFonts w:ascii="Times New Roman" w:hAnsi="Times New Roman" w:cs="Times New Roman"/>
-          <w:lang w:val="en-IN"/>
-        </w:rPr>
-        <w:t xml:space="preserve">First, </w:t>
-      </w:r>
-      <w:proofErr w:type="spellStart"/>
-      <w:r>
-        <w:rPr>
-          <w:rFonts w:ascii="Times New Roman" w:hAnsi="Times New Roman" w:cs="Times New Roman"/>
-          <w:lang w:val="en-IN"/>
-        </w:rPr>
-        <w:t>NetworkX</w:t>
-      </w:r>
-      <w:proofErr w:type="spellEnd"/>
-      <w:r>
-        <w:rPr>
-          <w:rFonts w:ascii="Times New Roman" w:hAnsi="Times New Roman" w:cs="Times New Roman"/>
-          <w:lang w:val="en-IN"/>
-        </w:rPr>
-        <w:t xml:space="preserve"> provides an in-memory graph implementation. The project demonstrates a substantial graph with more than one million relationships, but it does not demonstrate distributed or production-scale graph infrastructure.</w:t>
-      </w:r>
-    </w:p>
-    <w:p>
-      <w:pPr>
-        <w:rPr>
-          <w:rFonts w:ascii="Times New Roman" w:hAnsi="Times New Roman" w:cs="Times New Roman"/>
-          <w:lang w:val="en-IN"/>
-        </w:rPr>
-      </w:pPr>
-      <w:r>
-        <w:rPr>
-          <w:rFonts w:ascii="Times New Roman" w:hAnsi="Times New Roman" w:cs="Times New Roman"/>
-          <w:lang w:val="en-IN"/>
-        </w:rPr>
-        <w:t>Second, the reasoning system contains four project-specific rules rather than a complete ontology or comprehensive reasoning system. The reasoning results therefore demonstrate the implemented domain logic rather than general-purpose KG reasoning.</w:t>
-      </w:r>
-    </w:p>
-    <w:p>
-      <w:pPr>
-        <w:rPr>
-          <w:rFonts w:ascii="Times New Roman" w:hAnsi="Times New Roman" w:cs="Times New Roman"/>
-          <w:lang w:val="en-IN"/>
-        </w:rPr>
-      </w:pPr>
-      <w:r>
-        <w:rPr>
-          <w:rFonts w:ascii="Times New Roman" w:hAnsi="Times New Roman" w:cs="Times New Roman"/>
-          <w:lang w:val="en-IN"/>
-        </w:rPr>
-        <w:t>Third, Node2Vec is not a GNN, so LO3 is not addressed. A future extension could investigate Graph Neural Networks and supervised downstream tasks.</w:t>
-      </w:r>
-    </w:p>
-    <w:p>
-      <w:pPr>
-        <w:rPr>
-          <w:rFonts w:ascii="Times New Roman" w:hAnsi="Times New Roman" w:cs="Times New Roman"/>
-          <w:lang w:val="en-IN"/>
-        </w:rPr>
-      </w:pPr>
-      <w:r>
-        <w:rPr>
-          <w:rFonts w:ascii="Times New Roman" w:hAnsi="Times New Roman" w:cs="Times New Roman"/>
-          <w:lang w:val="en-IN"/>
-        </w:rPr>
-        <w:t>Fourth, the embedding evaluation is a project-defined structural proxy. The reported precision of 0.90 should therefore not be interpreted as a standard benchmark result.</w:t>
-      </w:r>
-    </w:p>
-    <w:p>
-      <w:pPr>
-        <w:rPr>
-          <w:rFonts w:ascii="Times New Roman" w:hAnsi="Times New Roman" w:cs="Times New Roman"/>
-          <w:lang w:val="en-IN"/>
-        </w:rPr>
-      </w:pPr>
-      <w:r>
-        <w:rPr>
-          <w:rFonts w:ascii="Times New Roman" w:hAnsi="Times New Roman" w:cs="Times New Roman"/>
-          <w:lang w:val="en-IN"/>
-        </w:rPr>
-        <w:t xml:space="preserve">Finally, the financial analysis uses the payment information available in the </w:t>
-      </w:r>
-      <w:proofErr w:type="spellStart"/>
-      <w:r>
-        <w:rPr>
-          <w:rFonts w:ascii="Times New Roman" w:hAnsi="Times New Roman" w:cs="Times New Roman"/>
-          <w:lang w:val="en-IN"/>
-        </w:rPr>
-        <w:t>Olist</w:t>
-      </w:r>
-      <w:proofErr w:type="spellEnd"/>
-      <w:r>
-        <w:rPr>
-          <w:rFonts w:ascii="Times New Roman" w:hAnsi="Times New Roman" w:cs="Times New Roman"/>
-          <w:lang w:val="en-IN"/>
-        </w:rPr>
-        <w:t xml:space="preserve"> dataset. Payment value is not treated as formal accounting revenue, and customer financial profiles represent historical behaviour rather than predictive financial models.</w:t>
-      </w:r>
-    </w:p>
-    <w:p>
-      <w:pPr>
+          <w:sz w:val="20"/>
+          <w:szCs w:val="20"/>
+          <w:lang w:val="en-IN"/>
+        </w:rPr>
+        <w:lastRenderedPageBreak/>
+        <w:t>Top 3 similar products per source</w:t>
+      </w:r>
+    </w:p>
+    <w:p>
+      <w:pPr>
+        <w:numPr>
+          <w:ilvl w:val="0"/>
+          <w:numId w:val="19"/>
+        </w:numPr>
+        <w:rPr>
+          <w:rFonts w:ascii="Times New Roman" w:hAnsi="Times New Roman" w:cs="Times New Roman"/>
+          <w:sz w:val="20"/>
+          <w:szCs w:val="20"/>
+          <w:lang w:val="en-IN"/>
+        </w:rPr>
+      </w:pPr>
+      <w:r>
         <w:rPr>
           <w:rFonts w:ascii="Times New Roman" w:hAnsi="Times New Roman" w:cs="Times New Roman"/>
           <w:b/>
           <w:bCs/>
-          <w:lang w:val="en-IN"/>
-        </w:rPr>
-      </w:pPr>
-    </w:p>
-    <w:p>
-      <w:pPr>
+          <w:sz w:val="20"/>
+          <w:szCs w:val="20"/>
+          <w:lang w:val="en-IN"/>
+        </w:rPr>
+        <w:t>1,462 EMBEDDING_SIMILAR_TO relationships added</w:t>
+      </w:r>
+    </w:p>
+    <w:p>
+      <w:pPr>
+        <w:numPr>
+          <w:ilvl w:val="0"/>
+          <w:numId w:val="19"/>
+        </w:numPr>
+        <w:rPr>
+          <w:rFonts w:ascii="Times New Roman" w:hAnsi="Times New Roman" w:cs="Times New Roman"/>
+          <w:sz w:val="20"/>
+          <w:szCs w:val="20"/>
+          <w:lang w:val="en-IN"/>
+        </w:rPr>
+      </w:pPr>
+      <w:r>
         <w:rPr>
           <w:rFonts w:ascii="Times New Roman" w:hAnsi="Times New Roman" w:cs="Times New Roman"/>
           <w:b/>
           <w:bCs/>
-          <w:lang w:val="en-IN"/>
-        </w:rPr>
-      </w:pPr>
+          <w:sz w:val="20"/>
+          <w:szCs w:val="20"/>
+          <w:lang w:val="en-IN"/>
+        </w:rPr>
+        <w:t>1,085,835 → 1,087,297 relationships</w:t>
+      </w:r>
+    </w:p>
+    <w:p>
+      <w:pPr>
+        <w:rPr>
+          <w:rFonts w:ascii="Times New Roman" w:hAnsi="Times New Roman" w:cs="Times New Roman"/>
+          <w:lang w:val="en-IN"/>
+        </w:rPr>
+      </w:pPr>
+      <w:r>
+        <w:rPr>
+          <w:rFonts w:ascii="Times New Roman" w:hAnsi="Times New Roman" w:cs="Times New Roman"/>
+          <w:lang w:val="en-IN"/>
+        </w:rPr>
+        <w:t xml:space="preserve">These results show that </w:t>
+      </w:r>
+      <w:r>
+        <w:rPr>
+          <w:rFonts w:ascii="Times New Roman" w:hAnsi="Times New Roman" w:cs="Times New Roman"/>
+          <w:lang w:val="en-IN"/>
+        </w:rPr>
+        <w:t>t</w:t>
+      </w:r>
+      <w:r>
+        <w:rPr>
+          <w:rFonts w:ascii="Times New Roman" w:hAnsi="Times New Roman" w:cs="Times New Roman"/>
+          <w:lang w:val="en-IN"/>
+        </w:rPr>
+        <w:t xml:space="preserve">he </w:t>
+      </w:r>
+      <w:r>
+        <w:rPr>
+          <w:rFonts w:ascii="Times New Roman" w:hAnsi="Times New Roman" w:cs="Times New Roman"/>
+          <w:lang w:val="en-IN"/>
+        </w:rPr>
+        <w:t>graph is enriched, queried, reasoned over and used as input for representation learning.</w:t>
+      </w:r>
     </w:p>
     <w:p>
       <w:pPr>
@@ -10096,26 +10823,46 @@
           <w:lang w:val="en-IN"/>
         </w:rPr>
       </w:pPr>
-    </w:p>
-    <w:p>
-      <w:pPr>
+      <w:r>
         <w:rPr>
           <w:rFonts w:ascii="Times New Roman" w:hAnsi="Times New Roman" w:cs="Times New Roman"/>
           <w:b/>
           <w:bCs/>
           <w:lang w:val="en-IN"/>
         </w:rPr>
-      </w:pPr>
-    </w:p>
-    <w:p>
-      <w:pPr>
+        <w:t>5. Learning Outcomes</w:t>
+      </w:r>
+    </w:p>
+    <w:p>
+      <w:pPr>
+        <w:rPr>
+          <w:rFonts w:ascii="Times New Roman" w:hAnsi="Times New Roman" w:cs="Times New Roman"/>
+          <w:lang w:val="en-IN"/>
+        </w:rPr>
+      </w:pPr>
+      <w:r>
+        <w:rPr>
+          <w:rFonts w:ascii="Times New Roman" w:hAnsi="Times New Roman" w:cs="Times New Roman"/>
+          <w:lang w:val="en-IN"/>
+        </w:rPr>
+        <w:t xml:space="preserve">The strongest emphasis remains on </w:t>
+      </w:r>
+      <w:r>
         <w:rPr>
           <w:rFonts w:ascii="Times New Roman" w:hAnsi="Times New Roman" w:cs="Times New Roman"/>
           <w:b/>
           <w:bCs/>
           <w:lang w:val="en-IN"/>
         </w:rPr>
-      </w:pPr>
+        <w:t>LO7 and LO9</w:t>
+      </w:r>
+      <w:r>
+        <w:rPr>
+          <w:rFonts w:ascii="Times New Roman" w:hAnsi="Times New Roman" w:cs="Times New Roman"/>
+          <w:lang w:val="en-IN"/>
+        </w:rPr>
+        <w:t xml:space="preserve">, as originally planned. </w:t>
+      </w:r>
       <w:r>
         <w:rPr>
           <w:rFonts w:ascii="Times New Roman" w:hAnsi="Times New Roman" w:cs="Times New Roman"/>
@@ -10123,71 +10870,60 @@
           <w:bCs/>
           <w:lang w:val="en-IN"/>
         </w:rPr>
-        <w:lastRenderedPageBreak/>
-        <w:t>7. Conclusion</w:t>
-      </w:r>
-    </w:p>
-    <w:p>
-      <w:pPr>
-        <w:rPr>
-          <w:rFonts w:ascii="Times New Roman" w:hAnsi="Times New Roman" w:cs="Times New Roman"/>
-          <w:lang w:val="en-IN"/>
-        </w:rPr>
-      </w:pPr>
-      <w:r>
-        <w:rPr>
-          <w:rFonts w:ascii="Times New Roman" w:hAnsi="Times New Roman" w:cs="Times New Roman"/>
-          <w:lang w:val="en-IN"/>
-        </w:rPr>
-        <w:t xml:space="preserve">This project successfully developed a Knowledge Graph for e-commerce customer behaviour and financial analysis using the </w:t>
-      </w:r>
-      <w:proofErr w:type="spellStart"/>
-      <w:r>
-        <w:rPr>
-          <w:rFonts w:ascii="Times New Roman" w:hAnsi="Times New Roman" w:cs="Times New Roman"/>
-          <w:lang w:val="en-IN"/>
-        </w:rPr>
-        <w:t>Olist</w:t>
-      </w:r>
-      <w:proofErr w:type="spellEnd"/>
-      <w:r>
-        <w:rPr>
-          <w:rFonts w:ascii="Times New Roman" w:hAnsi="Times New Roman" w:cs="Times New Roman"/>
-          <w:lang w:val="en-IN"/>
-        </w:rPr>
-        <w:t xml:space="preserve"> Brazilian e-commerce dataset.</w:t>
-      </w:r>
-    </w:p>
-    <w:p>
-      <w:pPr>
-        <w:rPr>
-          <w:rFonts w:ascii="Times New Roman" w:hAnsi="Times New Roman" w:cs="Times New Roman"/>
-          <w:lang w:val="en-IN"/>
-        </w:rPr>
-      </w:pPr>
-      <w:r>
-        <w:rPr>
-          <w:rFonts w:ascii="Times New Roman" w:hAnsi="Times New Roman" w:cs="Times New Roman"/>
-          <w:lang w:val="en-IN"/>
-        </w:rPr>
-        <w:t xml:space="preserve">The final system integrates customers, orders, products, categories, sellers, payments, reviews and geographical information into a graph containing </w:t>
-      </w:r>
-      <w:r>
+        <w:t>LO2 and LO11</w:t>
+      </w:r>
+      <w:r>
+        <w:rPr>
+          <w:rFonts w:ascii="Times New Roman" w:hAnsi="Times New Roman" w:cs="Times New Roman"/>
+          <w:lang w:val="en-IN"/>
+        </w:rPr>
+        <w:t xml:space="preserve"> are also strongly demonstrated by the implemented reasoning and application layers.</w:t>
+      </w:r>
+      <w:r>
+        <w:rPr>
+          <w:rFonts w:ascii="Times New Roman" w:hAnsi="Times New Roman" w:cs="Times New Roman"/>
+          <w:lang w:val="en-IN"/>
+        </w:rPr>
+        <w:t xml:space="preserve"> All other LO</w:t>
+      </w:r>
+      <w:r>
+        <w:rPr>
+          <w:rFonts w:ascii="Times New Roman" w:hAnsi="Times New Roman" w:cs="Times New Roman"/>
+          <w:lang w:val="en-IN"/>
+        </w:rPr>
+        <w:t>s</w:t>
+      </w:r>
+      <w:r>
+        <w:rPr>
+          <w:rFonts w:ascii="Times New Roman" w:hAnsi="Times New Roman" w:cs="Times New Roman"/>
+          <w:lang w:val="en-IN"/>
+        </w:rPr>
+        <w:t xml:space="preserve"> </w:t>
+      </w:r>
+      <w:r>
+        <w:rPr>
+          <w:rFonts w:ascii="Times New Roman" w:hAnsi="Times New Roman" w:cs="Times New Roman"/>
+          <w:lang w:val="en-IN"/>
+        </w:rPr>
+        <w:t>demonstrate basic</w:t>
+      </w:r>
+      <w:r>
+        <w:rPr>
+          <w:rFonts w:ascii="Times New Roman" w:hAnsi="Times New Roman" w:cs="Times New Roman"/>
+          <w:lang w:val="en-IN"/>
+        </w:rPr>
+        <w:t xml:space="preserve"> proficiency.</w:t>
+      </w:r>
+    </w:p>
+    <w:p>
+      <w:pPr>
         <w:rPr>
           <w:rFonts w:ascii="Times New Roman" w:hAnsi="Times New Roman" w:cs="Times New Roman"/>
           <w:b/>
           <w:bCs/>
           <w:lang w:val="en-IN"/>
         </w:rPr>
-        <w:t>442,401 nodes and 1,085,835 relationships</w:t>
-      </w:r>
-      <w:r>
-        <w:rPr>
-          <w:rFonts w:ascii="Times New Roman" w:hAnsi="Times New Roman" w:cs="Times New Roman"/>
-          <w:lang w:val="en-IN"/>
-        </w:rPr>
-        <w:t xml:space="preserve">. The project extends the original data through sentiment and geographic enrichment and uses logical rules to derive </w:t>
-      </w:r>
+      </w:pPr>
       <w:r>
         <w:rPr>
           <w:rFonts w:ascii="Times New Roman" w:hAnsi="Times New Roman" w:cs="Times New Roman"/>
@@ -10195,60 +10931,271 @@
           <w:bCs/>
           <w:lang w:val="en-IN"/>
         </w:rPr>
-        <w:t>362,830 additional relationships</w:t>
-      </w:r>
-      <w:r>
-        <w:rPr>
-          <w:rFonts w:ascii="Times New Roman" w:hAnsi="Times New Roman" w:cs="Times New Roman"/>
-          <w:lang w:val="en-IN"/>
-        </w:rPr>
-        <w:t>.</w:t>
-      </w:r>
-    </w:p>
-    <w:p>
-      <w:pPr>
-        <w:rPr>
-          <w:rFonts w:ascii="Times New Roman" w:hAnsi="Times New Roman" w:cs="Times New Roman"/>
-          <w:lang w:val="en-IN"/>
-        </w:rPr>
-      </w:pPr>
-      <w:r>
-        <w:rPr>
-          <w:rFonts w:ascii="Times New Roman" w:hAnsi="Times New Roman" w:cs="Times New Roman"/>
-          <w:lang w:val="en-IN"/>
-        </w:rPr>
-        <w:t>The implementation demonstrates the creation and application of a Knowledge Graph (LO7, LO9), together with logical reasoning (LO2), bounded forward chaining (LO6), graph embeddings (LO1), data-model comparison (LO4), KG architecture (LO5), KG enrichment (LO8), financial KG analysis (LO10), KG-based services (LO11), and KG/ML integration (LO12).</w:t>
-      </w:r>
-    </w:p>
-    <w:p>
-      <w:pPr>
-        <w:rPr>
-          <w:rFonts w:ascii="Times New Roman" w:hAnsi="Times New Roman" w:cs="Times New Roman"/>
-          <w:lang w:val="en-IN"/>
-        </w:rPr>
-      </w:pPr>
-      <w:r>
-        <w:rPr>
-          <w:rFonts w:ascii="Times New Roman" w:hAnsi="Times New Roman" w:cs="Times New Roman"/>
-          <w:lang w:val="en-IN"/>
-        </w:rPr>
-        <w:t xml:space="preserve">The main contribution of the project is the combination of </w:t>
-      </w:r>
-      <w:r>
+        <w:t>6. Limitations and Discussion</w:t>
+      </w:r>
+    </w:p>
+    <w:p>
+      <w:pPr>
+        <w:rPr>
+          <w:rFonts w:ascii="Times New Roman" w:hAnsi="Times New Roman" w:cs="Times New Roman"/>
+          <w:lang w:val="en-IN"/>
+        </w:rPr>
+      </w:pPr>
+      <w:r>
+        <w:rPr>
+          <w:rFonts w:ascii="Times New Roman" w:hAnsi="Times New Roman" w:cs="Times New Roman"/>
+          <w:lang w:val="en-IN"/>
+        </w:rPr>
+        <w:t>The project has several limitations.</w:t>
+      </w:r>
+      <w:r>
+        <w:rPr>
+          <w:rFonts w:ascii="Times New Roman" w:hAnsi="Times New Roman" w:cs="Times New Roman"/>
+          <w:lang w:val="en-IN"/>
+        </w:rPr>
+        <w:t xml:space="preserve"> </w:t>
+      </w:r>
+      <w:r>
+        <w:rPr>
+          <w:rFonts w:ascii="Times New Roman" w:hAnsi="Times New Roman" w:cs="Times New Roman"/>
+          <w:lang w:val="en-IN"/>
+        </w:rPr>
+        <w:t xml:space="preserve">First, </w:t>
+      </w:r>
+      <w:proofErr w:type="spellStart"/>
+      <w:r>
+        <w:rPr>
+          <w:rFonts w:ascii="Times New Roman" w:hAnsi="Times New Roman" w:cs="Times New Roman"/>
+          <w:lang w:val="en-IN"/>
+        </w:rPr>
+        <w:t>NetworkX</w:t>
+      </w:r>
+      <w:proofErr w:type="spellEnd"/>
+      <w:r>
+        <w:rPr>
+          <w:rFonts w:ascii="Times New Roman" w:hAnsi="Times New Roman" w:cs="Times New Roman"/>
+          <w:lang w:val="en-IN"/>
+        </w:rPr>
+        <w:t xml:space="preserve"> provides an in-memory graph implementation. The project demonstrates a substantial graph with more than one million relationships, but it does not demonstrate distributed or production-scale graph infrastructure.</w:t>
+      </w:r>
+    </w:p>
+    <w:p>
+      <w:pPr>
+        <w:rPr>
+          <w:rFonts w:ascii="Times New Roman" w:hAnsi="Times New Roman" w:cs="Times New Roman"/>
+          <w:lang w:val="en-IN"/>
+        </w:rPr>
+      </w:pPr>
+      <w:r>
+        <w:rPr>
+          <w:rFonts w:ascii="Times New Roman" w:hAnsi="Times New Roman" w:cs="Times New Roman"/>
+          <w:lang w:val="en-IN"/>
+        </w:rPr>
+        <w:t>Second, the reasoning system contains four project-specific rules rather than a complete ontology or comprehensive reasoning system. The reasoning results therefore demonstrate the implemented domain logic rather than general-purpose KG reasoning.</w:t>
+      </w:r>
+    </w:p>
+    <w:p>
+      <w:pPr>
+        <w:rPr>
+          <w:rFonts w:ascii="Times New Roman" w:hAnsi="Times New Roman" w:cs="Times New Roman"/>
+          <w:lang w:val="en-IN"/>
+        </w:rPr>
+      </w:pPr>
+      <w:r>
+        <w:rPr>
+          <w:rFonts w:ascii="Times New Roman" w:hAnsi="Times New Roman" w:cs="Times New Roman"/>
+          <w:lang w:val="en-IN"/>
+        </w:rPr>
+        <w:t>Third, Node2Vec is not a GNN, so LO3 is not addressed. A future extension could investigate Graph Neural Networks and supervised downstream tasks.</w:t>
+      </w:r>
+    </w:p>
+    <w:p>
+      <w:pPr>
+        <w:rPr>
+          <w:rFonts w:ascii="Times New Roman" w:hAnsi="Times New Roman" w:cs="Times New Roman"/>
+          <w:lang w:val="en-IN"/>
+        </w:rPr>
+      </w:pPr>
+      <w:r>
+        <w:rPr>
+          <w:rFonts w:ascii="Times New Roman" w:hAnsi="Times New Roman" w:cs="Times New Roman"/>
+          <w:lang w:val="en-IN"/>
+        </w:rPr>
+        <w:t xml:space="preserve">Fourth, the embedding evaluation is a project-defined structural proxy. The reported precision of </w:t>
+      </w:r>
+      <w:r>
+        <w:rPr>
+          <w:rFonts w:ascii="Times New Roman" w:hAnsi="Times New Roman" w:cs="Times New Roman"/>
+        </w:rPr>
+        <w:t>0.88</w:t>
+      </w:r>
+      <w:r>
+        <w:rPr>
+          <w:rFonts w:ascii="Times New Roman" w:hAnsi="Times New Roman" w:cs="Times New Roman"/>
+        </w:rPr>
+        <w:t xml:space="preserve"> </w:t>
+      </w:r>
+      <w:r>
+        <w:rPr>
+          <w:rFonts w:ascii="Times New Roman" w:hAnsi="Times New Roman" w:cs="Times New Roman"/>
+          <w:lang w:val="en-IN"/>
+        </w:rPr>
+        <w:t>should therefore not be interpreted as a standard benchmark result.</w:t>
+      </w:r>
+    </w:p>
+    <w:p>
+      <w:pPr>
+        <w:rPr>
+          <w:rFonts w:ascii="Times New Roman" w:hAnsi="Times New Roman" w:cs="Times New Roman"/>
+          <w:lang w:val="en-IN"/>
+        </w:rPr>
+      </w:pPr>
+      <w:r>
+        <w:rPr>
+          <w:rFonts w:ascii="Times New Roman" w:hAnsi="Times New Roman" w:cs="Times New Roman"/>
+          <w:lang w:val="en-IN"/>
+        </w:rPr>
+        <w:t xml:space="preserve">Finally, the financial analysis uses the payment information available in the </w:t>
+      </w:r>
+      <w:proofErr w:type="spellStart"/>
+      <w:r>
+        <w:rPr>
+          <w:rFonts w:ascii="Times New Roman" w:hAnsi="Times New Roman" w:cs="Times New Roman"/>
+          <w:lang w:val="en-IN"/>
+        </w:rPr>
+        <w:t>Olist</w:t>
+      </w:r>
+      <w:proofErr w:type="spellEnd"/>
+      <w:r>
+        <w:rPr>
+          <w:rFonts w:ascii="Times New Roman" w:hAnsi="Times New Roman" w:cs="Times New Roman"/>
+          <w:lang w:val="en-IN"/>
+        </w:rPr>
+        <w:t xml:space="preserve"> dataset. Payment value is not treated as formal accounting revenue, and customer financial profiles represent historical behaviour rather than predictive financial models.</w:t>
+      </w:r>
+    </w:p>
+    <w:p>
+      <w:pPr>
         <w:rPr>
           <w:rFonts w:ascii="Times New Roman" w:hAnsi="Times New Roman" w:cs="Times New Roman"/>
           <w:b/>
           <w:bCs/>
           <w:lang w:val="en-IN"/>
         </w:rPr>
-        <w:t>explicit knowledge, inferred knowledge, analytical enrichment and machine-learning representations</w:t>
-      </w:r>
-      <w:r>
-        <w:rPr>
-          <w:rFonts w:ascii="Times New Roman" w:hAnsi="Times New Roman" w:cs="Times New Roman"/>
-          <w:lang w:val="en-IN"/>
-        </w:rPr>
-        <w:t xml:space="preserve"> within one KG. This allows the same graph to support customer analysis, financial analysis, product and seller analysis, sentiment analysis, logical inference, graph embeddings and interactive analytical services.</w:t>
+      </w:pPr>
+      <w:r>
+        <w:rPr>
+          <w:rFonts w:ascii="Times New Roman" w:hAnsi="Times New Roman" w:cs="Times New Roman"/>
+          <w:b/>
+          <w:bCs/>
+          <w:lang w:val="en-IN"/>
+        </w:rPr>
+        <w:t>7. Conclusion</w:t>
+      </w:r>
+    </w:p>
+    <w:p>
+      <w:pPr>
+        <w:rPr>
+          <w:rFonts w:ascii="Times New Roman" w:hAnsi="Times New Roman" w:cs="Times New Roman"/>
+          <w:lang w:val="en-IN"/>
+        </w:rPr>
+      </w:pPr>
+      <w:r>
+        <w:rPr>
+          <w:rFonts w:ascii="Times New Roman" w:hAnsi="Times New Roman" w:cs="Times New Roman"/>
+          <w:lang w:val="en-IN"/>
+        </w:rPr>
+        <w:t xml:space="preserve">This project successfully developed a Knowledge Graph for e-commerce customer behaviour and financial analysis using the </w:t>
+      </w:r>
+      <w:proofErr w:type="spellStart"/>
+      <w:r>
+        <w:rPr>
+          <w:rFonts w:ascii="Times New Roman" w:hAnsi="Times New Roman" w:cs="Times New Roman"/>
+          <w:lang w:val="en-IN"/>
+        </w:rPr>
+        <w:t>Olist</w:t>
+      </w:r>
+      <w:proofErr w:type="spellEnd"/>
+      <w:r>
+        <w:rPr>
+          <w:rFonts w:ascii="Times New Roman" w:hAnsi="Times New Roman" w:cs="Times New Roman"/>
+          <w:lang w:val="en-IN"/>
+        </w:rPr>
+        <w:t xml:space="preserve"> Brazilian e-commerce dataset.</w:t>
+      </w:r>
+    </w:p>
+    <w:p>
+      <w:pPr>
+        <w:rPr>
+          <w:rFonts w:ascii="Times New Roman" w:hAnsi="Times New Roman" w:cs="Times New Roman"/>
+          <w:lang w:val="en-IN"/>
+        </w:rPr>
+      </w:pPr>
+      <w:r>
+        <w:rPr>
+          <w:rFonts w:ascii="Times New Roman" w:hAnsi="Times New Roman" w:cs="Times New Roman"/>
+          <w:lang w:val="en-IN"/>
+        </w:rPr>
+        <w:t xml:space="preserve">The final system integrates customers, orders, products, categories, sellers, payments, reviews and geographical information into a graph containing 442,401 nodes </w:t>
+      </w:r>
+      <w:r>
+        <w:rPr>
+          <w:rFonts w:ascii="Times New Roman" w:hAnsi="Times New Roman" w:cs="Times New Roman"/>
+          <w:lang w:val="en-IN"/>
+        </w:rPr>
+        <w:t xml:space="preserve">and </w:t>
+      </w:r>
+      <w:r>
+        <w:rPr>
+          <w:rFonts w:ascii="Times New Roman" w:hAnsi="Times New Roman" w:cs="Times New Roman"/>
+          <w:sz w:val="20"/>
+          <w:szCs w:val="20"/>
+        </w:rPr>
+        <w:t xml:space="preserve">1,087,297 </w:t>
+      </w:r>
+      <w:r>
+        <w:rPr>
+          <w:rFonts w:ascii="Times New Roman" w:hAnsi="Times New Roman" w:cs="Times New Roman"/>
+          <w:lang w:val="en-IN"/>
+        </w:rPr>
+        <w:t>relationships</w:t>
+      </w:r>
+      <w:r>
+        <w:rPr>
+          <w:rFonts w:ascii="Times New Roman" w:hAnsi="Times New Roman" w:cs="Times New Roman"/>
+          <w:lang w:val="en-IN"/>
+        </w:rPr>
+        <w:t>. The project extends the original data through sentiment and geographic enrichment and uses logical rules to derive 362,830 additional relationships.</w:t>
+      </w:r>
+    </w:p>
+    <w:p>
+      <w:pPr>
+        <w:rPr>
+          <w:rFonts w:ascii="Times New Roman" w:hAnsi="Times New Roman" w:cs="Times New Roman"/>
+          <w:lang w:val="en-IN"/>
+        </w:rPr>
+      </w:pPr>
+      <w:r>
+        <w:rPr>
+          <w:rFonts w:ascii="Times New Roman" w:hAnsi="Times New Roman" w:cs="Times New Roman"/>
+          <w:lang w:val="en-IN"/>
+        </w:rPr>
+        <w:t>The implementation demonstrates the creation and application of a Knowledge Graph (LO7, LO9), together with logical reasoning (LO2), bounded forward chaining (LO6), graph embeddings (LO1), data-model comparison (LO4), KG architecture (LO5), KG enrichment (LO8), financial KG analysis (LO10), KG-based services (LO11), and KG/ML integration (LO12).</w:t>
+      </w:r>
+    </w:p>
+    <w:p>
+      <w:pPr>
+        <w:rPr>
+          <w:rFonts w:ascii="Times New Roman" w:hAnsi="Times New Roman" w:cs="Times New Roman"/>
+          <w:lang w:val="en-IN"/>
+        </w:rPr>
+      </w:pPr>
+      <w:r>
+        <w:rPr>
+          <w:rFonts w:ascii="Times New Roman" w:hAnsi="Times New Roman" w:cs="Times New Roman"/>
+          <w:lang w:val="en-IN"/>
+        </w:rPr>
+        <w:t>The main contribution of the project is the combination of explicit knowledge, inferred knowledge, analytical enrichment and machine-learning representations within one KG. This allows the same graph to support customer analysis, financial analysis, product and seller analysis, sentiment analysis, logical inference, graph embeddings and interactive analytical services.</w:t>
       </w:r>
     </w:p>
     <w:p>
@@ -10266,17 +11213,9 @@
         <w:t>Overall, the project demonstrates how Knowledge Graph technology can transform interconnected e-commerce data into a reusable structure for analysis, reasoning and downstream intelligent applications.</w:t>
       </w:r>
     </w:p>
-    <w:p>
-      <w:pPr>
-        <w:rPr>
-          <w:rFonts w:ascii="Times New Roman" w:hAnsi="Times New Roman" w:cs="Times New Roman"/>
-          <w:lang w:val="en-US"/>
-        </w:rPr>
-      </w:pPr>
-    </w:p>
     <w:sectPr>
-      <w:headerReference w:type="default" r:id="rId9"/>
-      <w:footerReference w:type="default" r:id="rId10"/>
+      <w:headerReference w:type="default" r:id="rId13"/>
+      <w:footerReference w:type="default" r:id="rId14"/>
       <w:pgSz w:w="11906" w:h="16838"/>
       <w:pgMar w:top="1417" w:right="1417" w:bottom="1134" w:left="1417" w:header="708" w:footer="708" w:gutter="0"/>
       <w:cols w:space="708"/>
@@ -11111,6 +12050,119 @@
     </w:lvl>
   </w:abstractNum>
   <w:abstractNum w:abstractNumId="4" w15:restartNumberingAfterBreak="0">
+    <w:nsid w:val="20FD30DB"/>
+    <w:multiLevelType w:val="multilevel"/>
+    <w:tmpl w:val="0590A436"/>
+    <w:lvl w:ilvl="0">
+      <w:start w:val="5"/>
+      <w:numFmt w:val="decimal"/>
+      <w:lvlText w:val="%1."/>
+      <w:lvlJc w:val="left"/>
+      <w:pPr>
+        <w:tabs>
+          <w:tab w:val="num" w:pos="720"/>
+        </w:tabs>
+        <w:ind w:left="720" w:hanging="360"/>
+      </w:pPr>
+    </w:lvl>
+    <w:lvl w:ilvl="1" w:tentative="1">
+      <w:start w:val="1"/>
+      <w:numFmt w:val="decimal"/>
+      <w:lvlText w:val="%2."/>
+      <w:lvlJc w:val="left"/>
+      <w:pPr>
+        <w:tabs>
+          <w:tab w:val="num" w:pos="1440"/>
+        </w:tabs>
+        <w:ind w:left="1440" w:hanging="360"/>
+      </w:pPr>
+    </w:lvl>
+    <w:lvl w:ilvl="2" w:tentative="1">
+      <w:start w:val="1"/>
+      <w:numFmt w:val="decimal"/>
+      <w:lvlText w:val="%3."/>
+      <w:lvlJc w:val="left"/>
+      <w:pPr>
+        <w:tabs>
+          <w:tab w:val="num" w:pos="2160"/>
+        </w:tabs>
+        <w:ind w:left="2160" w:hanging="360"/>
+      </w:pPr>
+    </w:lvl>
+    <w:lvl w:ilvl="3" w:tentative="1">
+      <w:start w:val="1"/>
+      <w:numFmt w:val="decimal"/>
+      <w:lvlText w:val="%4."/>
+      <w:lvlJc w:val="left"/>
+      <w:pPr>
+        <w:tabs>
+          <w:tab w:val="num" w:pos="2880"/>
+        </w:tabs>
+        <w:ind w:left="2880" w:hanging="360"/>
+      </w:pPr>
+    </w:lvl>
+    <w:lvl w:ilvl="4" w:tentative="1">
+      <w:start w:val="1"/>
+      <w:numFmt w:val="decimal"/>
+      <w:lvlText w:val="%5."/>
+      <w:lvlJc w:val="left"/>
+      <w:pPr>
+        <w:tabs>
+          <w:tab w:val="num" w:pos="3600"/>
+        </w:tabs>
+        <w:ind w:left="3600" w:hanging="360"/>
+      </w:pPr>
+    </w:lvl>
+    <w:lvl w:ilvl="5" w:tentative="1">
+      <w:start w:val="1"/>
+      <w:numFmt w:val="decimal"/>
+      <w:lvlText w:val="%6."/>
+      <w:lvlJc w:val="left"/>
+      <w:pPr>
+        <w:tabs>
+          <w:tab w:val="num" w:pos="4320"/>
+        </w:tabs>
+        <w:ind w:left="4320" w:hanging="360"/>
+      </w:pPr>
+    </w:lvl>
+    <w:lvl w:ilvl="6" w:tentative="1">
+      <w:start w:val="1"/>
+      <w:numFmt w:val="decimal"/>
+      <w:lvlText w:val="%7."/>
+      <w:lvlJc w:val="left"/>
+      <w:pPr>
+        <w:tabs>
+          <w:tab w:val="num" w:pos="5040"/>
+        </w:tabs>
+        <w:ind w:left="5040" w:hanging="360"/>
+      </w:pPr>
+    </w:lvl>
+    <w:lvl w:ilvl="7" w:tentative="1">
+      <w:start w:val="1"/>
+      <w:numFmt w:val="decimal"/>
+      <w:lvlText w:val="%8."/>
+      <w:lvlJc w:val="left"/>
+      <w:pPr>
+        <w:tabs>
+          <w:tab w:val="num" w:pos="5760"/>
+        </w:tabs>
+        <w:ind w:left="5760" w:hanging="360"/>
+      </w:pPr>
+    </w:lvl>
+    <w:lvl w:ilvl="8" w:tentative="1">
+      <w:start w:val="1"/>
+      <w:numFmt w:val="decimal"/>
+      <w:lvlText w:val="%9."/>
+      <w:lvlJc w:val="left"/>
+      <w:pPr>
+        <w:tabs>
+          <w:tab w:val="num" w:pos="6480"/>
+        </w:tabs>
+        <w:ind w:left="6480" w:hanging="360"/>
+      </w:pPr>
+    </w:lvl>
+  </w:abstractNum>
+  <w:abstractNum w:abstractNumId="5" w15:restartNumberingAfterBreak="0">
     <w:nsid w:val="28E347AF"/>
     <w:multiLevelType w:val="multilevel"/>
     <w:tmpl w:val="8138ABCA"/>
@@ -11259,7 +12311,7 @@
       </w:rPr>
     </w:lvl>
   </w:abstractNum>
-  <w:abstractNum w:abstractNumId="5" w15:restartNumberingAfterBreak="0">
+  <w:abstractNum w:abstractNumId="6" w15:restartNumberingAfterBreak="0">
     <w:nsid w:val="39483DC1"/>
     <w:multiLevelType w:val="multilevel"/>
     <w:tmpl w:val="CCDED902"/>
@@ -11408,7 +12460,7 @@
       </w:rPr>
     </w:lvl>
   </w:abstractNum>
-  <w:abstractNum w:abstractNumId="6" w15:restartNumberingAfterBreak="0">
+  <w:abstractNum w:abstractNumId="7" w15:restartNumberingAfterBreak="0">
     <w:nsid w:val="451338A6"/>
     <w:multiLevelType w:val="hybridMultilevel"/>
     <w:tmpl w:val="CE9A6E2C"/>
@@ -11521,7 +12573,7 @@
       </w:rPr>
     </w:lvl>
   </w:abstractNum>
-  <w:abstractNum w:abstractNumId="7" w15:restartNumberingAfterBreak="0">
+  <w:abstractNum w:abstractNumId="8" w15:restartNumberingAfterBreak="0">
     <w:nsid w:val="55AB48B7"/>
     <w:multiLevelType w:val="multilevel"/>
     <w:tmpl w:val="A7B8ED0E"/>
@@ -11670,7 +12722,120 @@
       </w:rPr>
     </w:lvl>
   </w:abstractNum>
-  <w:abstractNum w:abstractNumId="8" w15:restartNumberingAfterBreak="0">
+  <w:abstractNum w:abstractNumId="9" w15:restartNumberingAfterBreak="0">
+    <w:nsid w:val="5BA74DBD"/>
+    <w:multiLevelType w:val="multilevel"/>
+    <w:tmpl w:val="00CAC186"/>
+    <w:lvl w:ilvl="0">
+      <w:start w:val="1"/>
+      <w:numFmt w:val="decimal"/>
+      <w:lvlText w:val="%1."/>
+      <w:lvlJc w:val="left"/>
+      <w:pPr>
+        <w:tabs>
+          <w:tab w:val="num" w:pos="720"/>
+        </w:tabs>
+        <w:ind w:left="720" w:hanging="360"/>
+      </w:pPr>
+    </w:lvl>
+    <w:lvl w:ilvl="1" w:tentative="1">
+      <w:start w:val="1"/>
+      <w:numFmt w:val="decimal"/>
+      <w:lvlText w:val="%2."/>
+      <w:lvlJc w:val="left"/>
+      <w:pPr>
+        <w:tabs>
+          <w:tab w:val="num" w:pos="1440"/>
+        </w:tabs>
+        <w:ind w:left="1440" w:hanging="360"/>
+      </w:pPr>
+    </w:lvl>
+    <w:lvl w:ilvl="2" w:tentative="1">
+      <w:start w:val="1"/>
+      <w:numFmt w:val="decimal"/>
+      <w:lvlText w:val="%3."/>
+      <w:lvlJc w:val="left"/>
+      <w:pPr>
+        <w:tabs>
+          <w:tab w:val="num" w:pos="2160"/>
+        </w:tabs>
+        <w:ind w:left="2160" w:hanging="360"/>
+      </w:pPr>
+    </w:lvl>
+    <w:lvl w:ilvl="3" w:tentative="1">
+      <w:start w:val="1"/>
+      <w:numFmt w:val="decimal"/>
+      <w:lvlText w:val="%4."/>
+      <w:lvlJc w:val="left"/>
+      <w:pPr>
+        <w:tabs>
+          <w:tab w:val="num" w:pos="2880"/>
+        </w:tabs>
+        <w:ind w:left="2880" w:hanging="360"/>
+      </w:pPr>
+    </w:lvl>
+    <w:lvl w:ilvl="4" w:tentative="1">
+      <w:start w:val="1"/>
+      <w:numFmt w:val="decimal"/>
+      <w:lvlText w:val="%5."/>
+      <w:lvlJc w:val="left"/>
+      <w:pPr>
+        <w:tabs>
+          <w:tab w:val="num" w:pos="3600"/>
+        </w:tabs>
+        <w:ind w:left="3600" w:hanging="360"/>
+      </w:pPr>
+    </w:lvl>
+    <w:lvl w:ilvl="5" w:tentative="1">
+      <w:start w:val="1"/>
+      <w:numFmt w:val="decimal"/>
+      <w:lvlText w:val="%6."/>
+      <w:lvlJc w:val="left"/>
+      <w:pPr>
+        <w:tabs>
+          <w:tab w:val="num" w:pos="4320"/>
+        </w:tabs>
+        <w:ind w:left="4320" w:hanging="360"/>
+      </w:pPr>
+    </w:lvl>
+    <w:lvl w:ilvl="6" w:tentative="1">
+      <w:start w:val="1"/>
+      <w:numFmt w:val="decimal"/>
+      <w:lvlText w:val="%7."/>
+      <w:lvlJc w:val="left"/>
+      <w:pPr>
+        <w:tabs>
+          <w:tab w:val="num" w:pos="5040"/>
+        </w:tabs>
+        <w:ind w:left="5040" w:hanging="360"/>
+      </w:pPr>
+    </w:lvl>
+    <w:lvl w:ilvl="7" w:tentative="1">
+      <w:start w:val="1"/>
+      <w:numFmt w:val="decimal"/>
+      <w:lvlText w:val="%8."/>
+      <w:lvlJc w:val="left"/>
+      <w:pPr>
+        <w:tabs>
+          <w:tab w:val="num" w:pos="5760"/>
+        </w:tabs>
+        <w:ind w:left="5760" w:hanging="360"/>
+      </w:pPr>
+    </w:lvl>
+    <w:lvl w:ilvl="8" w:tentative="1">
+      <w:start w:val="1"/>
+      <w:numFmt w:val="decimal"/>
+      <w:lvlText w:val="%9."/>
+      <w:lvlJc w:val="left"/>
+      <w:pPr>
+        <w:tabs>
+          <w:tab w:val="num" w:pos="6480"/>
+        </w:tabs>
+        <w:ind w:left="6480" w:hanging="360"/>
+      </w:pPr>
+    </w:lvl>
+  </w:abstractNum>
+  <w:abstractNum w:abstractNumId="10" w15:restartNumberingAfterBreak="0">
     <w:nsid w:val="5BC965B6"/>
     <w:multiLevelType w:val="hybridMultilevel"/>
     <w:tmpl w:val="75549DA4"/>
@@ -11783,7 +12948,7 @@
       </w:rPr>
     </w:lvl>
   </w:abstractNum>
-  <w:abstractNum w:abstractNumId="9" w15:restartNumberingAfterBreak="0">
+  <w:abstractNum w:abstractNumId="11" w15:restartNumberingAfterBreak="0">
     <w:nsid w:val="5CF575B3"/>
     <w:multiLevelType w:val="multilevel"/>
     <w:tmpl w:val="6258668E"/>
@@ -11932,7 +13097,7 @@
       </w:rPr>
     </w:lvl>
   </w:abstractNum>
-  <w:abstractNum w:abstractNumId="10" w15:restartNumberingAfterBreak="0">
+  <w:abstractNum w:abstractNumId="12" w15:restartNumberingAfterBreak="0">
     <w:nsid w:val="5E5F1DB1"/>
     <w:multiLevelType w:val="multilevel"/>
     <w:tmpl w:val="AE349036"/>
@@ -12081,7 +13246,7 @@
       </w:rPr>
     </w:lvl>
   </w:abstractNum>
-  <w:abstractNum w:abstractNumId="11" w15:restartNumberingAfterBreak="0">
+  <w:abstractNum w:abstractNumId="13" w15:restartNumberingAfterBreak="0">
     <w:nsid w:val="65ED0B87"/>
     <w:multiLevelType w:val="multilevel"/>
     <w:tmpl w:val="CDA83646"/>
@@ -12230,7 +13395,7 @@
       </w:rPr>
     </w:lvl>
   </w:abstractNum>
-  <w:abstractNum w:abstractNumId="12" w15:restartNumberingAfterBreak="0">
+  <w:abstractNum w:abstractNumId="14" w15:restartNumberingAfterBreak="0">
     <w:nsid w:val="669F1E10"/>
     <w:multiLevelType w:val="multilevel"/>
     <w:tmpl w:val="1E4469E0"/>
@@ -12379,7 +13544,7 @@
       </w:rPr>
     </w:lvl>
   </w:abstractNum>
-  <w:abstractNum w:abstractNumId="13" w15:restartNumberingAfterBreak="0">
+  <w:abstractNum w:abstractNumId="15" w15:restartNumberingAfterBreak="0">
     <w:nsid w:val="69D857EA"/>
     <w:multiLevelType w:val="multilevel"/>
     <w:tmpl w:val="DFE4C1D4"/>
@@ -12528,7 +13693,7 @@
       </w:rPr>
     </w:lvl>
   </w:abstractNum>
-  <w:abstractNum w:abstractNumId="14" w15:restartNumberingAfterBreak="0">
+  <w:abstractNum w:abstractNumId="16" w15:restartNumberingAfterBreak="0">
     <w:nsid w:val="6AB449C4"/>
     <w:multiLevelType w:val="multilevel"/>
     <w:tmpl w:val="4C32945E"/>
@@ -12677,50 +13842,413 @@
       </w:rPr>
     </w:lvl>
   </w:abstractNum>
+  <w:abstractNum w:abstractNumId="17" w15:restartNumberingAfterBreak="0">
+    <w:nsid w:val="74083201"/>
+    <w:multiLevelType w:val="hybridMultilevel"/>
+    <w:tmpl w:val="2DEC0874"/>
+    <w:lvl w:ilvl="0" w:tplc="4009000F">
+      <w:start w:val="1"/>
+      <w:numFmt w:val="decimal"/>
+      <w:lvlText w:val="%1."/>
+      <w:lvlJc w:val="left"/>
+      <w:pPr>
+        <w:ind w:left="1080" w:hanging="360"/>
+      </w:pPr>
+    </w:lvl>
+    <w:lvl w:ilvl="1" w:tplc="40090019" w:tentative="1">
+      <w:start w:val="1"/>
+      <w:numFmt w:val="lowerLetter"/>
+      <w:lvlText w:val="%2."/>
+      <w:lvlJc w:val="left"/>
+      <w:pPr>
+        <w:ind w:left="1800" w:hanging="360"/>
+      </w:pPr>
+    </w:lvl>
+    <w:lvl w:ilvl="2" w:tplc="4009001B" w:tentative="1">
+      <w:start w:val="1"/>
+      <w:numFmt w:val="lowerRoman"/>
+      <w:lvlText w:val="%3."/>
+      <w:lvlJc w:val="right"/>
+      <w:pPr>
+        <w:ind w:left="2520" w:hanging="180"/>
+      </w:pPr>
+    </w:lvl>
+    <w:lvl w:ilvl="3" w:tplc="4009000F" w:tentative="1">
+      <w:start w:val="1"/>
+      <w:numFmt w:val="decimal"/>
+      <w:lvlText w:val="%4."/>
+      <w:lvlJc w:val="left"/>
+      <w:pPr>
+        <w:ind w:left="3240" w:hanging="360"/>
+      </w:pPr>
+    </w:lvl>
+    <w:lvl w:ilvl="4" w:tplc="40090019" w:tentative="1">
+      <w:start w:val="1"/>
+      <w:numFmt w:val="lowerLetter"/>
+      <w:lvlText w:val="%5."/>
+      <w:lvlJc w:val="left"/>
+      <w:pPr>
+        <w:ind w:left="3960" w:hanging="360"/>
+      </w:pPr>
+    </w:lvl>
+    <w:lvl w:ilvl="5" w:tplc="4009001B" w:tentative="1">
+      <w:start w:val="1"/>
+      <w:numFmt w:val="lowerRoman"/>
+      <w:lvlText w:val="%6."/>
+      <w:lvlJc w:val="right"/>
+      <w:pPr>
+        <w:ind w:left="4680" w:hanging="180"/>
+      </w:pPr>
+    </w:lvl>
+    <w:lvl w:ilvl="6" w:tplc="4009000F" w:tentative="1">
+      <w:start w:val="1"/>
+      <w:numFmt w:val="decimal"/>
+      <w:lvlText w:val="%7."/>
+      <w:lvlJc w:val="left"/>
+      <w:pPr>
+        <w:ind w:left="5400" w:hanging="360"/>
+      </w:pPr>
+    </w:lvl>
+    <w:lvl w:ilvl="7" w:tplc="40090019" w:tentative="1">
+      <w:start w:val="1"/>
+      <w:numFmt w:val="lowerLetter"/>
+      <w:lvlText w:val="%8."/>
+      <w:lvlJc w:val="left"/>
+      <w:pPr>
+        <w:ind w:left="6120" w:hanging="360"/>
+      </w:pPr>
+    </w:lvl>
+    <w:lvl w:ilvl="8" w:tplc="4009001B" w:tentative="1">
+      <w:start w:val="1"/>
+      <w:numFmt w:val="lowerRoman"/>
+      <w:lvlText w:val="%9."/>
+      <w:lvlJc w:val="right"/>
+      <w:pPr>
+        <w:ind w:left="6840" w:hanging="180"/>
+      </w:pPr>
+    </w:lvl>
+  </w:abstractNum>
+  <w:abstractNum w:abstractNumId="18" w15:restartNumberingAfterBreak="0">
+    <w:nsid w:val="745F1EEB"/>
+    <w:multiLevelType w:val="multilevel"/>
+    <w:tmpl w:val="61B00390"/>
+    <w:lvl w:ilvl="0">
+      <w:start w:val="1"/>
+      <w:numFmt w:val="decimal"/>
+      <w:lvlText w:val="%1."/>
+      <w:lvlJc w:val="left"/>
+      <w:pPr>
+        <w:tabs>
+          <w:tab w:val="num" w:pos="720"/>
+        </w:tabs>
+        <w:ind w:left="720" w:hanging="360"/>
+      </w:pPr>
+    </w:lvl>
+    <w:lvl w:ilvl="1" w:tentative="1">
+      <w:start w:val="1"/>
+      <w:numFmt w:val="decimal"/>
+      <w:lvlText w:val="%2."/>
+      <w:lvlJc w:val="left"/>
+      <w:pPr>
+        <w:tabs>
+          <w:tab w:val="num" w:pos="1440"/>
+        </w:tabs>
+        <w:ind w:left="1440" w:hanging="360"/>
+      </w:pPr>
+    </w:lvl>
+    <w:lvl w:ilvl="2" w:tentative="1">
+      <w:start w:val="1"/>
+      <w:numFmt w:val="decimal"/>
+      <w:lvlText w:val="%3."/>
+      <w:lvlJc w:val="left"/>
+      <w:pPr>
+        <w:tabs>
+          <w:tab w:val="num" w:pos="2160"/>
+        </w:tabs>
+        <w:ind w:left="2160" w:hanging="360"/>
+      </w:pPr>
+    </w:lvl>
+    <w:lvl w:ilvl="3" w:tentative="1">
+      <w:start w:val="1"/>
+      <w:numFmt w:val="decimal"/>
+      <w:lvlText w:val="%4."/>
+      <w:lvlJc w:val="left"/>
+      <w:pPr>
+        <w:tabs>
+          <w:tab w:val="num" w:pos="2880"/>
+        </w:tabs>
+        <w:ind w:left="2880" w:hanging="360"/>
+      </w:pPr>
+    </w:lvl>
+    <w:lvl w:ilvl="4" w:tentative="1">
+      <w:start w:val="1"/>
+      <w:numFmt w:val="decimal"/>
+      <w:lvlText w:val="%5."/>
+      <w:lvlJc w:val="left"/>
+      <w:pPr>
+        <w:tabs>
+          <w:tab w:val="num" w:pos="3600"/>
+        </w:tabs>
+        <w:ind w:left="3600" w:hanging="360"/>
+      </w:pPr>
+    </w:lvl>
+    <w:lvl w:ilvl="5" w:tentative="1">
+      <w:start w:val="1"/>
+      <w:numFmt w:val="decimal"/>
+      <w:lvlText w:val="%6."/>
+      <w:lvlJc w:val="left"/>
+      <w:pPr>
+        <w:tabs>
+          <w:tab w:val="num" w:pos="4320"/>
+        </w:tabs>
+        <w:ind w:left="4320" w:hanging="360"/>
+      </w:pPr>
+    </w:lvl>
+    <w:lvl w:ilvl="6" w:tentative="1">
+      <w:start w:val="1"/>
+      <w:numFmt w:val="decimal"/>
+      <w:lvlText w:val="%7."/>
+      <w:lvlJc w:val="left"/>
+      <w:pPr>
+        <w:tabs>
+          <w:tab w:val="num" w:pos="5040"/>
+        </w:tabs>
+        <w:ind w:left="5040" w:hanging="360"/>
+      </w:pPr>
+    </w:lvl>
+    <w:lvl w:ilvl="7" w:tentative="1">
+      <w:start w:val="1"/>
+      <w:numFmt w:val="decimal"/>
+      <w:lvlText w:val="%8."/>
+      <w:lvlJc w:val="left"/>
+      <w:pPr>
+        <w:tabs>
+          <w:tab w:val="num" w:pos="5760"/>
+        </w:tabs>
+        <w:ind w:left="5760" w:hanging="360"/>
+      </w:pPr>
+    </w:lvl>
+    <w:lvl w:ilvl="8" w:tentative="1">
+      <w:start w:val="1"/>
+      <w:numFmt w:val="decimal"/>
+      <w:lvlText w:val="%9."/>
+      <w:lvlJc w:val="left"/>
+      <w:pPr>
+        <w:tabs>
+          <w:tab w:val="num" w:pos="6480"/>
+        </w:tabs>
+        <w:ind w:left="6480" w:hanging="360"/>
+      </w:pPr>
+    </w:lvl>
+  </w:abstractNum>
+  <w:abstractNum w:abstractNumId="19" w15:restartNumberingAfterBreak="0">
+    <w:nsid w:val="7FB52236"/>
+    <w:multiLevelType w:val="multilevel"/>
+    <w:tmpl w:val="54EA22CA"/>
+    <w:lvl w:ilvl="0">
+      <w:start w:val="1"/>
+      <w:numFmt w:val="bullet"/>
+      <w:lvlText w:val=""/>
+      <w:lvlJc w:val="left"/>
+      <w:pPr>
+        <w:tabs>
+          <w:tab w:val="num" w:pos="720"/>
+        </w:tabs>
+        <w:ind w:left="720" w:hanging="360"/>
+      </w:pPr>
+      <w:rPr>
+        <w:rFonts w:ascii="Symbol" w:hAnsi="Symbol" w:hint="default"/>
+        <w:sz w:val="20"/>
+      </w:rPr>
+    </w:lvl>
+    <w:lvl w:ilvl="1" w:tentative="1">
+      <w:start w:val="1"/>
+      <w:numFmt w:val="bullet"/>
+      <w:lvlText w:val="o"/>
+      <w:lvlJc w:val="left"/>
+      <w:pPr>
+        <w:tabs>
+          <w:tab w:val="num" w:pos="1440"/>
+        </w:tabs>
+        <w:ind w:left="1440" w:hanging="360"/>
+      </w:pPr>
+      <w:rPr>
+        <w:rFonts w:ascii="Courier New" w:hAnsi="Courier New" w:hint="default"/>
+        <w:sz w:val="20"/>
+      </w:rPr>
+    </w:lvl>
+    <w:lvl w:ilvl="2" w:tentative="1">
+      <w:start w:val="1"/>
+      <w:numFmt w:val="bullet"/>
+      <w:lvlText w:val=""/>
+      <w:lvlJc w:val="left"/>
+      <w:pPr>
+        <w:tabs>
+          <w:tab w:val="num" w:pos="2160"/>
+        </w:tabs>
+        <w:ind w:left="2160" w:hanging="360"/>
+      </w:pPr>
+      <w:rPr>
+        <w:rFonts w:ascii="Wingdings" w:hAnsi="Wingdings" w:hint="default"/>
+        <w:sz w:val="20"/>
+      </w:rPr>
+    </w:lvl>
+    <w:lvl w:ilvl="3" w:tentative="1">
+      <w:start w:val="1"/>
+      <w:numFmt w:val="bullet"/>
+      <w:lvlText w:val=""/>
+      <w:lvlJc w:val="left"/>
+      <w:pPr>
+        <w:tabs>
+          <w:tab w:val="num" w:pos="2880"/>
+        </w:tabs>
+        <w:ind w:left="2880" w:hanging="360"/>
+      </w:pPr>
+      <w:rPr>
+        <w:rFonts w:ascii="Wingdings" w:hAnsi="Wingdings" w:hint="default"/>
+        <w:sz w:val="20"/>
+      </w:rPr>
+    </w:lvl>
+    <w:lvl w:ilvl="4" w:tentative="1">
+      <w:start w:val="1"/>
+      <w:numFmt w:val="bullet"/>
+      <w:lvlText w:val=""/>
+      <w:lvlJc w:val="left"/>
+      <w:pPr>
+        <w:tabs>
+          <w:tab w:val="num" w:pos="3600"/>
+        </w:tabs>
+        <w:ind w:left="3600" w:hanging="360"/>
+      </w:pPr>
+      <w:rPr>
+        <w:rFonts w:ascii="Wingdings" w:hAnsi="Wingdings" w:hint="default"/>
+        <w:sz w:val="20"/>
+      </w:rPr>
+    </w:lvl>
+    <w:lvl w:ilvl="5" w:tentative="1">
+      <w:start w:val="1"/>
+      <w:numFmt w:val="bullet"/>
+      <w:lvlText w:val=""/>
+      <w:lvlJc w:val="left"/>
+      <w:pPr>
+        <w:tabs>
+          <w:tab w:val="num" w:pos="4320"/>
+        </w:tabs>
+        <w:ind w:left="4320" w:hanging="360"/>
+      </w:pPr>
+      <w:rPr>
+        <w:rFonts w:ascii="Wingdings" w:hAnsi="Wingdings" w:hint="default"/>
+        <w:sz w:val="20"/>
+      </w:rPr>
+    </w:lvl>
+    <w:lvl w:ilvl="6" w:tentative="1">
+      <w:start w:val="1"/>
+      <w:numFmt w:val="bullet"/>
+      <w:lvlText w:val=""/>
+      <w:lvlJc w:val="left"/>
+      <w:pPr>
+        <w:tabs>
+          <w:tab w:val="num" w:pos="5040"/>
+        </w:tabs>
+        <w:ind w:left="5040" w:hanging="360"/>
+      </w:pPr>
+      <w:rPr>
+        <w:rFonts w:ascii="Wingdings" w:hAnsi="Wingdings" w:hint="default"/>
+        <w:sz w:val="20"/>
+      </w:rPr>
+    </w:lvl>
+    <w:lvl w:ilvl="7" w:tentative="1">
+      <w:start w:val="1"/>
+      <w:numFmt w:val="bullet"/>
+      <w:lvlText w:val=""/>
+      <w:lvlJc w:val="left"/>
+      <w:pPr>
+        <w:tabs>
+          <w:tab w:val="num" w:pos="5760"/>
+        </w:tabs>
+        <w:ind w:left="5760" w:hanging="360"/>
+      </w:pPr>
+      <w:rPr>
+        <w:rFonts w:ascii="Wingdings" w:hAnsi="Wingdings" w:hint="default"/>
+        <w:sz w:val="20"/>
+      </w:rPr>
+    </w:lvl>
+    <w:lvl w:ilvl="8" w:tentative="1">
+      <w:start w:val="1"/>
+      <w:numFmt w:val="bullet"/>
+      <w:lvlText w:val=""/>
+      <w:lvlJc w:val="left"/>
+      <w:pPr>
+        <w:tabs>
+          <w:tab w:val="num" w:pos="6480"/>
+        </w:tabs>
+        <w:ind w:left="6480" w:hanging="360"/>
+      </w:pPr>
+      <w:rPr>
+        <w:rFonts w:ascii="Wingdings" w:hAnsi="Wingdings" w:hint="default"/>
+        <w:sz w:val="20"/>
+      </w:rPr>
+    </w:lvl>
+  </w:abstractNum>
   <w:num w:numId="1" w16cid:durableId="140968734">
-    <w:abstractNumId w:val="8"/>
+    <w:abstractNumId w:val="10"/>
   </w:num>
   <w:num w:numId="2" w16cid:durableId="1051927638">
-    <w:abstractNumId w:val="6"/>
+    <w:abstractNumId w:val="7"/>
   </w:num>
   <w:num w:numId="3" w16cid:durableId="1769423921">
     <w:abstractNumId w:val="0"/>
   </w:num>
   <w:num w:numId="4" w16cid:durableId="1552882369">
-    <w:abstractNumId w:val="9"/>
+    <w:abstractNumId w:val="11"/>
   </w:num>
   <w:num w:numId="5" w16cid:durableId="2112577859">
     <w:abstractNumId w:val="2"/>
   </w:num>
   <w:num w:numId="6" w16cid:durableId="1711342190">
-    <w:abstractNumId w:val="10"/>
+    <w:abstractNumId w:val="12"/>
   </w:num>
   <w:num w:numId="7" w16cid:durableId="967903458">
-    <w:abstractNumId w:val="11"/>
+    <w:abstractNumId w:val="13"/>
   </w:num>
   <w:num w:numId="8" w16cid:durableId="1252858900">
-    <w:abstractNumId w:val="13"/>
+    <w:abstractNumId w:val="15"/>
   </w:num>
   <w:num w:numId="9" w16cid:durableId="1763262784">
-    <w:abstractNumId w:val="7"/>
+    <w:abstractNumId w:val="8"/>
   </w:num>
   <w:num w:numId="10" w16cid:durableId="189027300">
-    <w:abstractNumId w:val="12"/>
+    <w:abstractNumId w:val="14"/>
   </w:num>
   <w:num w:numId="11" w16cid:durableId="1664506777">
     <w:abstractNumId w:val="1"/>
   </w:num>
   <w:num w:numId="12" w16cid:durableId="1859272815">
-    <w:abstractNumId w:val="5"/>
+    <w:abstractNumId w:val="6"/>
   </w:num>
   <w:num w:numId="13" w16cid:durableId="1660963910">
     <w:abstractNumId w:val="3"/>
   </w:num>
   <w:num w:numId="14" w16cid:durableId="640497191">
-    <w:abstractNumId w:val="14"/>
+    <w:abstractNumId w:val="16"/>
   </w:num>
   <w:num w:numId="15" w16cid:durableId="37055031">
+    <w:abstractNumId w:val="5"/>
+  </w:num>
+  <w:num w:numId="16" w16cid:durableId="1911839518">
+    <w:abstractNumId w:val="9"/>
+  </w:num>
+  <w:num w:numId="17" w16cid:durableId="2103336892">
+    <w:abstractNumId w:val="17"/>
+  </w:num>
+  <w:num w:numId="18" w16cid:durableId="382220903">
     <w:abstractNumId w:val="4"/>
+  </w:num>
+  <w:num w:numId="19" w16cid:durableId="1919628821">
+    <w:abstractNumId w:val="19"/>
+  </w:num>
+  <w:num w:numId="20" w16cid:durableId="1503007070">
+    <w:abstractNumId w:val="18"/>
   </w:num>
 </w:numbering>
 </file>
@@ -13225,6 +14753,69 @@
       <w:contextualSpacing/>
     </w:pPr>
   </w:style>
+  <w:style w:type="character" w:styleId="Hyperlink">
+    <w:name w:val="Hyperlink"/>
+    <w:basedOn w:val="DefaultParagraphFont"/>
+    <w:uiPriority w:val="99"/>
+    <w:unhideWhenUsed/>
+    <w:rsid w:val="00D85E51"/>
+    <w:rPr>
+      <w:color w:val="0563C1" w:themeColor="hyperlink"/>
+      <w:u w:val="single"/>
+    </w:rPr>
+  </w:style>
+  <w:style w:type="character" w:styleId="UnresolvedMention">
+    <w:name w:val="Unresolved Mention"/>
+    <w:basedOn w:val="DefaultParagraphFont"/>
+    <w:uiPriority w:val="99"/>
+    <w:semiHidden/>
+    <w:unhideWhenUsed/>
+    <w:rsid w:val="00D85E51"/>
+    <w:rPr>
+      <w:color w:val="605E5C"/>
+      <w:shd w:val="clear" w:color="auto" w:fill="E1DFDD"/>
+    </w:rPr>
+  </w:style>
+  <w:style w:type="paragraph" w:styleId="NormalWeb">
+    <w:name w:val="Normal (Web)"/>
+    <w:basedOn w:val="Normal"/>
+    <w:uiPriority w:val="99"/>
+    <w:unhideWhenUsed/>
+    <w:rsid w:val="00352252"/>
+    <w:pPr>
+      <w:spacing w:before="100" w:beforeAutospacing="1" w:after="100" w:afterAutospacing="1" w:line="240" w:lineRule="auto"/>
+    </w:pPr>
+    <w:rPr>
+      <w:rFonts w:ascii="Times New Roman" w:eastAsia="Times New Roman" w:hAnsi="Times New Roman" w:cs="Times New Roman"/>
+      <w:sz w:val="24"/>
+      <w:szCs w:val="24"/>
+      <w:lang w:val="en-IN" w:eastAsia="en-IN"/>
+    </w:rPr>
+  </w:style>
+  <w:style w:type="character" w:styleId="Strong">
+    <w:name w:val="Strong"/>
+    <w:basedOn w:val="DefaultParagraphFont"/>
+    <w:uiPriority w:val="22"/>
+    <w:qFormat/>
+    <w:rsid w:val="00352252"/>
+    <w:rPr>
+      <w:b/>
+      <w:bCs/>
+    </w:rPr>
+  </w:style>
+  <w:style w:type="character" w:styleId="HTMLCode">
+    <w:name w:val="HTML Code"/>
+    <w:basedOn w:val="DefaultParagraphFont"/>
+    <w:uiPriority w:val="99"/>
+    <w:semiHidden/>
+    <w:unhideWhenUsed/>
+    <w:rsid w:val="00E1608D"/>
+    <w:rPr>
+      <w:rFonts w:ascii="Courier New" w:eastAsia="Times New Roman" w:hAnsi="Courier New" w:cs="Courier New"/>
+      <w:sz w:val="20"/>
+      <w:szCs w:val="20"/>
+    </w:rPr>
+  </w:style>
 </w:styles>
 </file>
 
